--- a/literature review for dynamic price.docx
+++ b/literature review for dynamic price.docx
@@ -4,7 +4,7 @@
   <w:body>
     <w:tbl>
       <w:tblPr>
-        <w:tblStyle w:val="5"/>
+        <w:tblStyle w:val="6"/>
         <w:tblW w:w="12416" w:type="dxa"/>
         <w:tblInd w:w="-548" w:type="dxa"/>
         <w:tblBorders>
@@ -17,7 +17,9 @@
         </w:tblBorders>
         <w:tblLayout w:type="fixed"/>
         <w:tblCellMar>
+          <w:top w:w="0" w:type="dxa"/>
           <w:left w:w="108" w:type="dxa"/>
+          <w:bottom w:w="0" w:type="dxa"/>
           <w:right w:w="108" w:type="dxa"/>
         </w:tblCellMar>
       </w:tblPr>
@@ -43,7 +45,9 @@
             <w:insideV w:val="single" w:color="auto" w:sz="4" w:space="0"/>
           </w:tblBorders>
           <w:tblCellMar>
+            <w:top w:w="0" w:type="dxa"/>
             <w:left w:w="108" w:type="dxa"/>
+            <w:bottom w:w="0" w:type="dxa"/>
             <w:right w:w="108" w:type="dxa"/>
           </w:tblCellMar>
         </w:tblPrEx>
@@ -53,10 +57,13 @@
           </w:tcPr>
           <w:p>
             <w:pPr>
-              <w:rPr>
-                <w:vertAlign w:val="baseline"/>
-              </w:rPr>
-            </w:pPr>
+              <w:widowControl w:val="0"/>
+              <w:jc w:val="both"/>
+              <w:rPr>
+                <w:vertAlign w:val="baseline"/>
+              </w:rPr>
+            </w:pPr>
+            <w:bookmarkStart w:id="0" w:name="_GoBack"/>
             <w:r>
               <w:rPr>
                 <w:rFonts w:ascii="SimSun" w:hAnsi="SimSun" w:eastAsia="SimSun" w:cs="SimSun"/>
@@ -73,6 +80,8 @@
           </w:tcPr>
           <w:p>
             <w:pPr>
+              <w:widowControl w:val="0"/>
+              <w:jc w:val="both"/>
               <w:rPr>
                 <w:vertAlign w:val="baseline"/>
               </w:rPr>
@@ -93,6 +102,8 @@
           </w:tcPr>
           <w:p>
             <w:pPr>
+              <w:widowControl w:val="0"/>
+              <w:jc w:val="both"/>
               <w:rPr>
                 <w:vertAlign w:val="baseline"/>
               </w:rPr>
@@ -113,6 +124,8 @@
           </w:tcPr>
           <w:p>
             <w:pPr>
+              <w:widowControl w:val="0"/>
+              <w:jc w:val="both"/>
               <w:rPr>
                 <w:vertAlign w:val="baseline"/>
               </w:rPr>
@@ -133,6 +146,8 @@
           </w:tcPr>
           <w:p>
             <w:pPr>
+              <w:widowControl w:val="0"/>
+              <w:jc w:val="both"/>
               <w:rPr>
                 <w:vertAlign w:val="baseline"/>
               </w:rPr>
@@ -153,6 +168,8 @@
           </w:tcPr>
           <w:p>
             <w:pPr>
+              <w:widowControl w:val="0"/>
+              <w:jc w:val="both"/>
               <w:rPr>
                 <w:vertAlign w:val="baseline"/>
               </w:rPr>
@@ -173,6 +190,8 @@
           </w:tcPr>
           <w:p>
             <w:pPr>
+              <w:widowControl w:val="0"/>
+              <w:jc w:val="both"/>
               <w:rPr>
                 <w:vertAlign w:val="baseline"/>
               </w:rPr>
@@ -193,6 +212,8 @@
           </w:tcPr>
           <w:p>
             <w:pPr>
+              <w:widowControl w:val="0"/>
+              <w:jc w:val="both"/>
               <w:rPr>
                 <w:rFonts w:ascii="SimSun" w:hAnsi="SimSun" w:eastAsia="SimSun" w:cs="SimSun"/>
                 <w:sz w:val="24"/>
@@ -215,6 +236,8 @@
           </w:tcPr>
           <w:p>
             <w:pPr>
+              <w:widowControl w:val="0"/>
+              <w:jc w:val="both"/>
               <w:rPr>
                 <w:rFonts w:ascii="SimSun" w:hAnsi="SimSun" w:eastAsia="SimSun" w:cs="SimSun"/>
                 <w:sz w:val="24"/>
@@ -235,7 +258,9 @@
             <w:insideV w:val="single" w:color="auto" w:sz="4" w:space="0"/>
           </w:tblBorders>
           <w:tblCellMar>
+            <w:top w:w="0" w:type="dxa"/>
             <w:left w:w="108" w:type="dxa"/>
+            <w:bottom w:w="0" w:type="dxa"/>
             <w:right w:w="108" w:type="dxa"/>
           </w:tblCellMar>
         </w:tblPrEx>
@@ -245,6 +270,8 @@
           </w:tcPr>
           <w:p>
             <w:pPr>
+              <w:widowControl w:val="0"/>
+              <w:jc w:val="both"/>
               <w:rPr>
                 <w:rFonts w:hint="default" w:ascii="Times New Roman" w:hAnsi="Times New Roman" w:cs="Times New Roman"/>
                 <w:sz w:val="16"/>
@@ -270,6 +297,7 @@
           </w:tcPr>
           <w:p>
             <w:pPr>
+              <w:widowControl w:val="0"/>
               <w:jc w:val="both"/>
               <w:rPr>
                 <w:rFonts w:hint="default" w:ascii="Times New Roman" w:hAnsi="Times New Roman" w:cs="Times New Roman"/>
@@ -294,6 +322,7 @@
           </w:tcPr>
           <w:p>
             <w:pPr>
+              <w:widowControl w:val="0"/>
               <w:jc w:val="both"/>
               <w:rPr>
                 <w:rFonts w:hint="default" w:ascii="Times New Roman" w:hAnsi="Times New Roman" w:cs="Times New Roman"/>
@@ -318,6 +347,7 @@
           </w:tcPr>
           <w:p>
             <w:pPr>
+              <w:widowControl w:val="0"/>
               <w:jc w:val="both"/>
               <w:rPr>
                 <w:rFonts w:hint="default" w:ascii="Times New Roman" w:hAnsi="Times New Roman" w:cs="Times New Roman"/>
@@ -348,6 +378,7 @@
           </w:tcPr>
           <w:p>
             <w:pPr>
+              <w:widowControl w:val="0"/>
               <w:jc w:val="both"/>
               <w:rPr>
                 <w:rFonts w:hint="default" w:ascii="Times New Roman" w:hAnsi="Times New Roman" w:cs="Times New Roman"/>
@@ -370,6 +401,7 @@
           </w:tcPr>
           <w:p>
             <w:pPr>
+              <w:widowControl w:val="0"/>
               <w:jc w:val="both"/>
               <w:rPr>
                 <w:rFonts w:hint="default" w:ascii="Times New Roman" w:hAnsi="Times New Roman" w:cs="Times New Roman"/>
@@ -400,6 +432,7 @@
           </w:tcPr>
           <w:p>
             <w:pPr>
+              <w:widowControl w:val="0"/>
               <w:jc w:val="both"/>
               <w:rPr>
                 <w:rFonts w:hint="default" w:ascii="Times New Roman" w:hAnsi="Times New Roman" w:cs="Times New Roman"/>
@@ -422,7 +455,7 @@
           </w:tcPr>
           <w:p>
             <w:pPr>
-              <w:pStyle w:val="4"/>
+              <w:pStyle w:val="5"/>
               <w:keepNext w:val="0"/>
               <w:keepLines w:val="0"/>
               <w:widowControl/>
@@ -443,6 +476,7 @@
           </w:p>
           <w:p>
             <w:pPr>
+              <w:widowControl w:val="0"/>
               <w:jc w:val="both"/>
               <w:rPr>
                 <w:vertAlign w:val="baseline"/>
@@ -456,6 +490,7 @@
           </w:tcPr>
           <w:p>
             <w:pPr>
+              <w:widowControl w:val="0"/>
               <w:jc w:val="both"/>
               <w:rPr>
                 <w:vertAlign w:val="baseline"/>
@@ -475,7 +510,9 @@
             <w:insideV w:val="single" w:color="auto" w:sz="4" w:space="0"/>
           </w:tblBorders>
           <w:tblCellMar>
+            <w:top w:w="0" w:type="dxa"/>
             <w:left w:w="108" w:type="dxa"/>
+            <w:bottom w:w="0" w:type="dxa"/>
             <w:right w:w="108" w:type="dxa"/>
           </w:tblCellMar>
         </w:tblPrEx>
@@ -488,6 +525,8 @@
           </w:tcPr>
           <w:p>
             <w:pPr>
+              <w:widowControl w:val="0"/>
+              <w:jc w:val="both"/>
               <w:rPr>
                 <w:rFonts w:hint="default" w:ascii="Times New Roman" w:hAnsi="Times New Roman" w:cs="Times New Roman"/>
                 <w:vertAlign w:val="baseline"/>
@@ -519,6 +558,7 @@
           </w:tcPr>
           <w:p>
             <w:pPr>
+              <w:widowControl w:val="0"/>
               <w:jc w:val="both"/>
               <w:rPr>
                 <w:rFonts w:hint="default" w:ascii="Times New Roman" w:hAnsi="Times New Roman" w:cs="Times New Roman"/>
@@ -543,6 +583,7 @@
           </w:tcPr>
           <w:p>
             <w:pPr>
+              <w:widowControl w:val="0"/>
               <w:jc w:val="both"/>
               <w:rPr>
                 <w:rFonts w:hint="default" w:ascii="Times New Roman" w:hAnsi="Times New Roman" w:cs="Times New Roman"/>
@@ -573,7 +614,7 @@
           </w:tcPr>
           <w:p>
             <w:pPr>
-              <w:pStyle w:val="4"/>
+              <w:pStyle w:val="5"/>
               <w:keepNext w:val="0"/>
               <w:keepLines w:val="0"/>
               <w:widowControl/>
@@ -594,7 +635,7 @@
           </w:p>
           <w:p>
             <w:pPr>
-              <w:pStyle w:val="4"/>
+              <w:pStyle w:val="5"/>
               <w:keepNext w:val="0"/>
               <w:keepLines w:val="0"/>
               <w:widowControl/>
@@ -615,7 +656,7 @@
           </w:p>
           <w:p>
             <w:pPr>
-              <w:pStyle w:val="4"/>
+              <w:pStyle w:val="5"/>
               <w:keepNext w:val="0"/>
               <w:keepLines w:val="0"/>
               <w:widowControl/>
@@ -632,6 +673,7 @@
           </w:p>
           <w:p>
             <w:pPr>
+              <w:widowControl w:val="0"/>
               <w:jc w:val="both"/>
               <w:rPr>
                 <w:vertAlign w:val="baseline"/>
@@ -645,7 +687,7 @@
           </w:tcPr>
           <w:p>
             <w:pPr>
-              <w:pStyle w:val="4"/>
+              <w:pStyle w:val="5"/>
               <w:keepNext w:val="0"/>
               <w:keepLines w:val="0"/>
               <w:widowControl/>
@@ -666,7 +708,7 @@
           </w:p>
           <w:p>
             <w:pPr>
-              <w:pStyle w:val="4"/>
+              <w:pStyle w:val="5"/>
               <w:keepNext w:val="0"/>
               <w:keepLines w:val="0"/>
               <w:widowControl/>
@@ -687,7 +729,7 @@
           </w:p>
           <w:p>
             <w:pPr>
-              <w:pStyle w:val="4"/>
+              <w:pStyle w:val="5"/>
               <w:keepNext w:val="0"/>
               <w:keepLines w:val="0"/>
               <w:widowControl/>
@@ -708,6 +750,7 @@
           </w:p>
           <w:p>
             <w:pPr>
+              <w:widowControl w:val="0"/>
               <w:jc w:val="both"/>
               <w:rPr>
                 <w:vertAlign w:val="baseline"/>
@@ -721,6 +764,7 @@
           </w:tcPr>
           <w:p>
             <w:pPr>
+              <w:widowControl w:val="0"/>
               <w:jc w:val="both"/>
               <w:rPr>
                 <w:vertAlign w:val="baseline"/>
@@ -750,7 +794,7 @@
           </w:tcPr>
           <w:p>
             <w:pPr>
-              <w:pStyle w:val="4"/>
+              <w:pStyle w:val="5"/>
               <w:keepNext w:val="0"/>
               <w:keepLines w:val="0"/>
               <w:widowControl/>
@@ -771,7 +815,7 @@
           </w:p>
           <w:p>
             <w:pPr>
-              <w:pStyle w:val="4"/>
+              <w:pStyle w:val="5"/>
               <w:keepNext w:val="0"/>
               <w:keepLines w:val="0"/>
               <w:widowControl/>
@@ -792,7 +836,7 @@
           </w:p>
           <w:p>
             <w:pPr>
-              <w:pStyle w:val="4"/>
+              <w:pStyle w:val="5"/>
               <w:keepNext w:val="0"/>
               <w:keepLines w:val="0"/>
               <w:widowControl/>
@@ -813,6 +857,7 @@
           </w:p>
           <w:p>
             <w:pPr>
+              <w:widowControl w:val="0"/>
               <w:jc w:val="both"/>
               <w:rPr>
                 <w:vertAlign w:val="baseline"/>
@@ -826,7 +871,7 @@
           </w:tcPr>
           <w:p>
             <w:pPr>
-              <w:pStyle w:val="4"/>
+              <w:pStyle w:val="5"/>
               <w:keepNext w:val="0"/>
               <w:keepLines w:val="0"/>
               <w:widowControl/>
@@ -847,7 +892,7 @@
           </w:p>
           <w:p>
             <w:pPr>
-              <w:pStyle w:val="4"/>
+              <w:pStyle w:val="5"/>
               <w:keepNext w:val="0"/>
               <w:keepLines w:val="0"/>
               <w:widowControl/>
@@ -868,7 +913,7 @@
           </w:p>
           <w:p>
             <w:pPr>
-              <w:pStyle w:val="4"/>
+              <w:pStyle w:val="5"/>
               <w:keepNext w:val="0"/>
               <w:keepLines w:val="0"/>
               <w:widowControl/>
@@ -889,6 +934,7 @@
           </w:p>
           <w:p>
             <w:pPr>
+              <w:widowControl w:val="0"/>
               <w:jc w:val="both"/>
               <w:rPr>
                 <w:sz w:val="16"/>
@@ -904,6 +950,7 @@
           </w:tcPr>
           <w:p>
             <w:pPr>
+              <w:widowControl w:val="0"/>
               <w:jc w:val="both"/>
               <w:rPr>
                 <w:sz w:val="16"/>
@@ -925,7 +972,9 @@
             <w:insideV w:val="single" w:color="auto" w:sz="4" w:space="0"/>
           </w:tblBorders>
           <w:tblCellMar>
+            <w:top w:w="0" w:type="dxa"/>
             <w:left w:w="108" w:type="dxa"/>
+            <w:bottom w:w="0" w:type="dxa"/>
             <w:right w:w="108" w:type="dxa"/>
           </w:tblCellMar>
         </w:tblPrEx>
@@ -935,6 +984,8 @@
           </w:tcPr>
           <w:p>
             <w:pPr>
+              <w:widowControl w:val="0"/>
+              <w:jc w:val="both"/>
               <w:rPr>
                 <w:vertAlign w:val="baseline"/>
               </w:rPr>
@@ -957,6 +1008,7 @@
           </w:tcPr>
           <w:p>
             <w:pPr>
+              <w:widowControl w:val="0"/>
               <w:jc w:val="both"/>
               <w:rPr>
                 <w:rFonts w:hint="default" w:ascii="Times New Roman" w:hAnsi="Times New Roman" w:cs="Times New Roman"/>
@@ -981,6 +1033,7 @@
           </w:tcPr>
           <w:p>
             <w:pPr>
+              <w:widowControl w:val="0"/>
               <w:jc w:val="both"/>
               <w:rPr>
                 <w:vertAlign w:val="baseline"/>
@@ -1002,6 +1055,7 @@
           </w:tcPr>
           <w:p>
             <w:pPr>
+              <w:widowControl w:val="0"/>
               <w:jc w:val="both"/>
               <w:rPr>
                 <w:vertAlign w:val="baseline"/>
@@ -1040,7 +1094,7 @@
           </w:tcPr>
           <w:p>
             <w:pPr>
-              <w:pStyle w:val="4"/>
+              <w:pStyle w:val="5"/>
               <w:keepNext w:val="0"/>
               <w:keepLines w:val="0"/>
               <w:widowControl/>
@@ -1061,7 +1115,7 @@
           </w:p>
           <w:p>
             <w:pPr>
-              <w:pStyle w:val="4"/>
+              <w:pStyle w:val="5"/>
               <w:keepNext w:val="0"/>
               <w:keepLines w:val="0"/>
               <w:widowControl/>
@@ -1082,7 +1136,7 @@
           </w:p>
           <w:p>
             <w:pPr>
-              <w:pStyle w:val="4"/>
+              <w:pStyle w:val="5"/>
               <w:keepNext w:val="0"/>
               <w:keepLines w:val="0"/>
               <w:widowControl/>
@@ -1103,7 +1157,7 @@
           </w:p>
           <w:p>
             <w:pPr>
-              <w:pStyle w:val="4"/>
+              <w:pStyle w:val="5"/>
               <w:keepNext w:val="0"/>
               <w:keepLines w:val="0"/>
               <w:widowControl/>
@@ -1120,6 +1174,7 @@
           </w:p>
           <w:p>
             <w:pPr>
+              <w:widowControl w:val="0"/>
               <w:jc w:val="both"/>
               <w:rPr>
                 <w:vertAlign w:val="baseline"/>
@@ -1133,6 +1188,7 @@
           </w:tcPr>
           <w:p>
             <w:pPr>
+              <w:widowControl w:val="0"/>
               <w:jc w:val="both"/>
               <w:rPr>
                 <w:vertAlign w:val="baseline"/>
@@ -1154,7 +1210,7 @@
           </w:tcPr>
           <w:p>
             <w:pPr>
-              <w:pStyle w:val="4"/>
+              <w:pStyle w:val="5"/>
               <w:keepNext w:val="0"/>
               <w:keepLines w:val="0"/>
               <w:widowControl/>
@@ -1175,7 +1231,7 @@
           </w:p>
           <w:p>
             <w:pPr>
-              <w:pStyle w:val="4"/>
+              <w:pStyle w:val="5"/>
               <w:keepNext w:val="0"/>
               <w:keepLines w:val="0"/>
               <w:widowControl/>
@@ -1196,7 +1252,7 @@
           </w:p>
           <w:p>
             <w:pPr>
-              <w:pStyle w:val="4"/>
+              <w:pStyle w:val="5"/>
               <w:keepNext w:val="0"/>
               <w:keepLines w:val="0"/>
               <w:widowControl/>
@@ -1217,6 +1273,7 @@
           </w:p>
           <w:p>
             <w:pPr>
+              <w:widowControl w:val="0"/>
               <w:jc w:val="both"/>
               <w:rPr>
                 <w:sz w:val="16"/>
@@ -1232,7 +1289,7 @@
           </w:tcPr>
           <w:p>
             <w:pPr>
-              <w:pStyle w:val="4"/>
+              <w:pStyle w:val="5"/>
               <w:keepNext w:val="0"/>
               <w:keepLines w:val="0"/>
               <w:widowControl/>
@@ -1253,7 +1310,7 @@
           </w:p>
           <w:p>
             <w:pPr>
-              <w:pStyle w:val="4"/>
+              <w:pStyle w:val="5"/>
               <w:keepNext w:val="0"/>
               <w:keepLines w:val="0"/>
               <w:widowControl/>
@@ -1274,7 +1331,7 @@
           </w:p>
           <w:p>
             <w:pPr>
-              <w:pStyle w:val="4"/>
+              <w:pStyle w:val="5"/>
               <w:keepNext w:val="0"/>
               <w:keepLines w:val="0"/>
               <w:widowControl/>
@@ -1295,7 +1352,7 @@
           </w:p>
           <w:p>
             <w:pPr>
-              <w:pStyle w:val="4"/>
+              <w:pStyle w:val="5"/>
               <w:keepNext w:val="0"/>
               <w:keepLines w:val="0"/>
               <w:widowControl/>
@@ -1316,6 +1373,7 @@
           </w:p>
           <w:p>
             <w:pPr>
+              <w:widowControl w:val="0"/>
               <w:jc w:val="both"/>
               <w:rPr>
                 <w:sz w:val="16"/>
@@ -1331,6 +1389,7 @@
           </w:tcPr>
           <w:p>
             <w:pPr>
+              <w:widowControl w:val="0"/>
               <w:jc w:val="both"/>
               <w:rPr>
                 <w:sz w:val="16"/>
@@ -1352,7 +1411,9 @@
             <w:insideV w:val="single" w:color="auto" w:sz="4" w:space="0"/>
           </w:tblBorders>
           <w:tblCellMar>
+            <w:top w:w="0" w:type="dxa"/>
             <w:left w:w="108" w:type="dxa"/>
+            <w:bottom w:w="0" w:type="dxa"/>
             <w:right w:w="108" w:type="dxa"/>
           </w:tblCellMar>
         </w:tblPrEx>
@@ -1362,11 +1423,12 @@
           </w:tcPr>
           <w:p>
             <w:pPr>
-              <w:rPr>
-                <w:vertAlign w:val="baseline"/>
-              </w:rPr>
-            </w:pPr>
-            <w:bookmarkStart w:id="0" w:name="_GoBack"/>
+              <w:widowControl w:val="0"/>
+              <w:jc w:val="both"/>
+              <w:rPr>
+                <w:vertAlign w:val="baseline"/>
+              </w:rPr>
+            </w:pPr>
             <w:r>
               <w:rPr>
                 <w:rFonts w:hint="default" w:ascii="Times New Roman" w:hAnsi="Times New Roman" w:eastAsia="SimSun" w:cs="Times New Roman"/>
@@ -1377,7 +1439,6 @@
               </w:rPr>
               <w:t>AIGP: An LLM-Based Framework for Long-Term Value Alignment in E-Commerce Pricing</w:t>
             </w:r>
-            <w:bookmarkEnd w:id="0"/>
           </w:p>
         </w:tc>
         <w:tc>
@@ -1386,6 +1447,8 @@
           </w:tcPr>
           <w:p>
             <w:pPr>
+              <w:widowControl w:val="0"/>
+              <w:jc w:val="both"/>
               <w:rPr>
                 <w:rFonts w:hint="default" w:ascii="Times New Roman" w:hAnsi="Times New Roman" w:cs="Times New Roman"/>
                 <w:sz w:val="16"/>
@@ -1409,6 +1472,8 @@
           </w:tcPr>
           <w:p>
             <w:pPr>
+              <w:widowControl w:val="0"/>
+              <w:jc w:val="both"/>
               <w:rPr>
                 <w:rFonts w:hint="default" w:ascii="Times New Roman" w:hAnsi="Times New Roman" w:cs="Times New Roman"/>
                 <w:sz w:val="16"/>
@@ -1432,7 +1497,7 @@
           </w:tcPr>
           <w:p>
             <w:pPr>
-              <w:pStyle w:val="4"/>
+              <w:pStyle w:val="5"/>
               <w:keepNext w:val="0"/>
               <w:keepLines w:val="0"/>
               <w:widowControl/>
@@ -1454,7 +1519,7 @@
           </w:p>
           <w:p>
             <w:pPr>
-              <w:pStyle w:val="4"/>
+              <w:pStyle w:val="5"/>
               <w:keepNext w:val="0"/>
               <w:keepLines w:val="0"/>
               <w:widowControl/>
@@ -1476,7 +1541,7 @@
           </w:p>
           <w:p>
             <w:pPr>
-              <w:pStyle w:val="4"/>
+              <w:pStyle w:val="5"/>
               <w:keepNext w:val="0"/>
               <w:keepLines w:val="0"/>
               <w:widowControl/>
@@ -1498,7 +1563,7 @@
           </w:p>
           <w:p>
             <w:pPr>
-              <w:pStyle w:val="4"/>
+              <w:pStyle w:val="5"/>
               <w:keepNext w:val="0"/>
               <w:keepLines w:val="0"/>
               <w:widowControl/>
@@ -1520,6 +1585,8 @@
           </w:p>
           <w:p>
             <w:pPr>
+              <w:widowControl w:val="0"/>
+              <w:jc w:val="both"/>
               <w:rPr>
                 <w:rFonts w:hint="default" w:ascii="Times New Roman" w:hAnsi="Times New Roman" w:cs="Times New Roman"/>
                 <w:sz w:val="16"/>
@@ -1535,7 +1602,7 @@
           </w:tcPr>
           <w:p>
             <w:pPr>
-              <w:pStyle w:val="4"/>
+              <w:pStyle w:val="5"/>
               <w:keepNext w:val="0"/>
               <w:keepLines w:val="0"/>
               <w:widowControl/>
@@ -1557,7 +1624,7 @@
           </w:p>
           <w:p>
             <w:pPr>
-              <w:pStyle w:val="4"/>
+              <w:pStyle w:val="5"/>
               <w:keepNext w:val="0"/>
               <w:keepLines w:val="0"/>
               <w:widowControl/>
@@ -1579,7 +1646,7 @@
           </w:p>
           <w:p>
             <w:pPr>
-              <w:pStyle w:val="4"/>
+              <w:pStyle w:val="5"/>
               <w:keepNext w:val="0"/>
               <w:keepLines w:val="0"/>
               <w:widowControl/>
@@ -1601,6 +1668,8 @@
           </w:p>
           <w:p>
             <w:pPr>
+              <w:widowControl w:val="0"/>
+              <w:jc w:val="both"/>
               <w:rPr>
                 <w:rFonts w:hint="default" w:ascii="Times New Roman" w:hAnsi="Times New Roman" w:cs="Times New Roman"/>
                 <w:sz w:val="16"/>
@@ -1616,6 +1685,8 @@
           </w:tcPr>
           <w:p>
             <w:pPr>
+              <w:widowControl w:val="0"/>
+              <w:jc w:val="both"/>
               <w:rPr>
                 <w:rFonts w:hint="default" w:ascii="Times New Roman" w:hAnsi="Times New Roman" w:cs="Times New Roman"/>
                 <w:sz w:val="16"/>
@@ -1639,7 +1710,7 @@
           </w:tcPr>
           <w:p>
             <w:pPr>
-              <w:pStyle w:val="4"/>
+              <w:pStyle w:val="5"/>
               <w:keepNext w:val="0"/>
               <w:keepLines w:val="0"/>
               <w:widowControl/>
@@ -1661,7 +1732,7 @@
           </w:p>
           <w:p>
             <w:pPr>
-              <w:pStyle w:val="4"/>
+              <w:pStyle w:val="5"/>
               <w:keepNext w:val="0"/>
               <w:keepLines w:val="0"/>
               <w:widowControl/>
@@ -1683,6 +1754,8 @@
           </w:p>
           <w:p>
             <w:pPr>
+              <w:widowControl w:val="0"/>
+              <w:jc w:val="both"/>
               <w:rPr>
                 <w:rFonts w:hint="default" w:ascii="Times New Roman" w:hAnsi="Times New Roman" w:cs="Times New Roman"/>
                 <w:sz w:val="16"/>
@@ -1698,6 +1771,8 @@
           </w:tcPr>
           <w:p>
             <w:pPr>
+              <w:widowControl w:val="0"/>
+              <w:jc w:val="both"/>
               <w:rPr>
                 <w:rFonts w:hint="default" w:ascii="Times New Roman" w:hAnsi="Times New Roman" w:cs="Times New Roman"/>
                 <w:sz w:val="16"/>
@@ -1721,6 +1796,8 @@
           </w:tcPr>
           <w:p>
             <w:pPr>
+              <w:widowControl w:val="0"/>
+              <w:jc w:val="both"/>
               <w:rPr>
                 <w:rFonts w:hint="default" w:ascii="Times New Roman" w:hAnsi="Times New Roman" w:eastAsia="SimSun" w:cs="Times New Roman"/>
                 <w:sz w:val="16"/>
@@ -1741,7 +1818,9 @@
             <w:insideV w:val="single" w:color="auto" w:sz="4" w:space="0"/>
           </w:tblBorders>
           <w:tblCellMar>
+            <w:top w:w="0" w:type="dxa"/>
             <w:left w:w="108" w:type="dxa"/>
+            <w:bottom w:w="0" w:type="dxa"/>
             <w:right w:w="108" w:type="dxa"/>
           </w:tblCellMar>
         </w:tblPrEx>
@@ -1751,10 +1830,27 @@
           </w:tcPr>
           <w:p>
             <w:pPr>
-              <w:rPr>
-                <w:vertAlign w:val="baseline"/>
-              </w:rPr>
-            </w:pPr>
+              <w:widowControl w:val="0"/>
+              <w:jc w:val="both"/>
+              <w:rPr>
+                <w:rFonts w:hint="default" w:ascii="Times New Roman" w:hAnsi="Times New Roman" w:cs="Times New Roman"/>
+                <w:b/>
+                <w:bCs/>
+                <w:sz w:val="16"/>
+                <w:szCs w:val="16"/>
+                <w:vertAlign w:val="baseline"/>
+              </w:rPr>
+            </w:pPr>
+            <w:r>
+              <w:rPr>
+                <w:rFonts w:hint="default" w:ascii="Times New Roman" w:hAnsi="Times New Roman" w:eastAsia="SimSun" w:cs="Times New Roman"/>
+                <w:b/>
+                <w:bCs/>
+                <w:sz w:val="16"/>
+                <w:szCs w:val="16"/>
+              </w:rPr>
+              <w:t>Adaptively Grouped Contextual Bandits for Heterogeneous Human-AI Decision Making with Conformal Prediction Sets</w:t>
+            </w:r>
           </w:p>
         </w:tc>
         <w:tc>
@@ -1763,13 +1859,23 @@
           </w:tcPr>
           <w:p>
             <w:pPr>
-              <w:rPr>
-                <w:rFonts w:hint="default" w:ascii="Times New Roman" w:hAnsi="Times New Roman" w:cs="Times New Roman"/>
-                <w:sz w:val="16"/>
-                <w:szCs w:val="16"/>
-                <w:vertAlign w:val="baseline"/>
-              </w:rPr>
-            </w:pPr>
+              <w:widowControl w:val="0"/>
+              <w:jc w:val="both"/>
+              <w:rPr>
+                <w:rFonts w:hint="default" w:ascii="Times New Roman" w:hAnsi="Times New Roman" w:cs="Times New Roman"/>
+                <w:sz w:val="16"/>
+                <w:szCs w:val="16"/>
+                <w:vertAlign w:val="baseline"/>
+              </w:rPr>
+            </w:pPr>
+            <w:r>
+              <w:rPr>
+                <w:rFonts w:hint="default" w:ascii="Times New Roman" w:hAnsi="Times New Roman" w:eastAsia="SimSun" w:cs="Times New Roman"/>
+                <w:sz w:val="16"/>
+                <w:szCs w:val="16"/>
+              </w:rPr>
+              <w:t>2026 — ICML 2026.</w:t>
+            </w:r>
           </w:p>
         </w:tc>
         <w:tc>
@@ -1778,6 +1884,108 @@
           </w:tcPr>
           <w:p>
             <w:pPr>
+              <w:pStyle w:val="5"/>
+              <w:keepNext w:val="0"/>
+              <w:keepLines w:val="0"/>
+              <w:widowControl/>
+              <w:suppressLineNumbers w:val="0"/>
+              <w:rPr>
+                <w:sz w:val="16"/>
+                <w:szCs w:val="16"/>
+              </w:rPr>
+            </w:pPr>
+            <w:r>
+              <w:rPr>
+                <w:sz w:val="16"/>
+                <w:szCs w:val="16"/>
+              </w:rPr>
+              <w:t xml:space="preserve">Adaptively Grouped Contextual Bandits (AGCB). The method uses: </w:t>
+            </w:r>
+          </w:p>
+          <w:p>
+            <w:pPr>
+              <w:pStyle w:val="5"/>
+              <w:keepNext w:val="0"/>
+              <w:keepLines w:val="0"/>
+              <w:widowControl/>
+              <w:suppressLineNumbers w:val="0"/>
+              <w:rPr>
+                <w:sz w:val="16"/>
+                <w:szCs w:val="16"/>
+              </w:rPr>
+            </w:pPr>
+            <w:r>
+              <w:rPr>
+                <w:sz w:val="16"/>
+                <w:szCs w:val="16"/>
+              </w:rPr>
+              <w:t>• Conformal Prediction (CP): Creates prediction sets with a chosen confidence level.</w:t>
+            </w:r>
+          </w:p>
+          <w:p>
+            <w:pPr>
+              <w:pStyle w:val="5"/>
+              <w:keepNext w:val="0"/>
+              <w:keepLines w:val="0"/>
+              <w:widowControl/>
+              <w:suppressLineNumbers w:val="0"/>
+              <w:rPr>
+                <w:sz w:val="16"/>
+                <w:szCs w:val="16"/>
+              </w:rPr>
+            </w:pPr>
+            <w:r>
+              <w:rPr>
+                <w:sz w:val="16"/>
+                <w:szCs w:val="16"/>
+              </w:rPr>
+              <w:t>• Zooming Mechanism: Divides the context space into smaller groups to improve decision-making.</w:t>
+            </w:r>
+          </w:p>
+          <w:p>
+            <w:pPr>
+              <w:pStyle w:val="5"/>
+              <w:keepNext w:val="0"/>
+              <w:keepLines w:val="0"/>
+              <w:widowControl/>
+              <w:suppressLineNumbers w:val="0"/>
+              <w:rPr>
+                <w:sz w:val="16"/>
+                <w:szCs w:val="16"/>
+              </w:rPr>
+            </w:pPr>
+            <w:r>
+              <w:rPr>
+                <w:sz w:val="16"/>
+                <w:szCs w:val="16"/>
+              </w:rPr>
+              <w:t>• Information Sharing: Shares useful information between similar groups.</w:t>
+            </w:r>
+          </w:p>
+          <w:p>
+            <w:pPr>
+              <w:pStyle w:val="5"/>
+              <w:keepNext w:val="0"/>
+              <w:keepLines w:val="0"/>
+              <w:widowControl/>
+              <w:suppressLineNumbers w:val="0"/>
+              <w:rPr>
+                <w:sz w:val="16"/>
+                <w:szCs w:val="16"/>
+              </w:rPr>
+            </w:pPr>
+            <w:r>
+              <w:rPr>
+                <w:sz w:val="16"/>
+                <w:szCs w:val="16"/>
+              </w:rPr>
+              <w:t>• Counterfactual Updates: Uses information from other possible decisions to reduce unnecessary experiments.</w:t>
+            </w:r>
+          </w:p>
+          <w:p>
+            <w:pPr>
+              <w:widowControl w:val="0"/>
+              <w:jc w:val="both"/>
               <w:rPr>
                 <w:rFonts w:hint="default" w:ascii="Times New Roman" w:hAnsi="Times New Roman" w:cs="Times New Roman"/>
                 <w:sz w:val="16"/>
@@ -1793,6 +2001,88 @@
           </w:tcPr>
           <w:p>
             <w:pPr>
+              <w:pStyle w:val="5"/>
+              <w:keepNext w:val="0"/>
+              <w:keepLines w:val="0"/>
+              <w:widowControl/>
+              <w:suppressLineNumbers w:val="0"/>
+              <w:rPr>
+                <w:sz w:val="16"/>
+                <w:szCs w:val="16"/>
+              </w:rPr>
+            </w:pPr>
+            <w:r>
+              <w:rPr>
+                <w:sz w:val="16"/>
+                <w:szCs w:val="16"/>
+              </w:rPr>
+              <w:t>• Combines conformal prediction with contextual bandits to improve decisions involving humans and AI.</w:t>
+            </w:r>
+          </w:p>
+          <w:p>
+            <w:pPr>
+              <w:pStyle w:val="5"/>
+              <w:keepNext w:val="0"/>
+              <w:keepLines w:val="0"/>
+              <w:widowControl/>
+              <w:suppressLineNumbers w:val="0"/>
+              <w:rPr>
+                <w:sz w:val="16"/>
+                <w:szCs w:val="16"/>
+              </w:rPr>
+            </w:pPr>
+            <w:r>
+              <w:rPr>
+                <w:sz w:val="16"/>
+                <w:szCs w:val="16"/>
+              </w:rPr>
+              <w:t>• Learns which decisions work best for different situations without needing a complex global prediction model.</w:t>
+            </w:r>
+          </w:p>
+          <w:p>
+            <w:pPr>
+              <w:pStyle w:val="5"/>
+              <w:keepNext w:val="0"/>
+              <w:keepLines w:val="0"/>
+              <w:widowControl/>
+              <w:suppressLineNumbers w:val="0"/>
+              <w:rPr>
+                <w:sz w:val="16"/>
+                <w:szCs w:val="16"/>
+              </w:rPr>
+            </w:pPr>
+            <w:r>
+              <w:rPr>
+                <w:sz w:val="16"/>
+                <w:szCs w:val="16"/>
+              </w:rPr>
+              <w:t>• Reduces the cost of searching many possible actions by using information from related actions.</w:t>
+            </w:r>
+          </w:p>
+          <w:p>
+            <w:pPr>
+              <w:pStyle w:val="5"/>
+              <w:keepNext w:val="0"/>
+              <w:keepLines w:val="0"/>
+              <w:widowControl/>
+              <w:suppressLineNumbers w:val="0"/>
+              <w:rPr>
+                <w:sz w:val="16"/>
+                <w:szCs w:val="16"/>
+              </w:rPr>
+            </w:pPr>
+            <w:r>
+              <w:rPr>
+                <w:sz w:val="16"/>
+                <w:szCs w:val="16"/>
+              </w:rPr>
+              <w:t>• Provides theoretical guarantees about how quickly its decision-making improves with experience.</w:t>
+            </w:r>
+          </w:p>
+          <w:p>
+            <w:pPr>
+              <w:widowControl w:val="0"/>
+              <w:jc w:val="both"/>
               <w:rPr>
                 <w:rFonts w:hint="default" w:ascii="Times New Roman" w:hAnsi="Times New Roman" w:cs="Times New Roman"/>
                 <w:sz w:val="16"/>
@@ -1808,6 +2098,88 @@
           </w:tcPr>
           <w:p>
             <w:pPr>
+              <w:pStyle w:val="5"/>
+              <w:keepNext w:val="0"/>
+              <w:keepLines w:val="0"/>
+              <w:widowControl/>
+              <w:suppressLineNumbers w:val="0"/>
+              <w:rPr>
+                <w:sz w:val="16"/>
+                <w:szCs w:val="16"/>
+              </w:rPr>
+            </w:pPr>
+            <w:r>
+              <w:rPr>
+                <w:sz w:val="16"/>
+                <w:szCs w:val="16"/>
+              </w:rPr>
+              <w:t>• High-dimensional data: Performance can become difficult when there are many input features.</w:t>
+            </w:r>
+          </w:p>
+          <w:p>
+            <w:pPr>
+              <w:pStyle w:val="5"/>
+              <w:keepNext w:val="0"/>
+              <w:keepLines w:val="0"/>
+              <w:widowControl/>
+              <w:suppressLineNumbers w:val="0"/>
+              <w:rPr>
+                <w:sz w:val="16"/>
+                <w:szCs w:val="16"/>
+              </w:rPr>
+            </w:pPr>
+            <w:r>
+              <w:rPr>
+                <w:sz w:val="16"/>
+                <w:szCs w:val="16"/>
+              </w:rPr>
+              <w:t>• Parameter sensitivity: The method depends on assumptions about how similar contexts are. Incorrect assumptions may reduce performance.</w:t>
+            </w:r>
+          </w:p>
+          <w:p>
+            <w:pPr>
+              <w:pStyle w:val="5"/>
+              <w:keepNext w:val="0"/>
+              <w:keepLines w:val="0"/>
+              <w:widowControl/>
+              <w:suppressLineNumbers w:val="0"/>
+              <w:rPr>
+                <w:sz w:val="16"/>
+                <w:szCs w:val="16"/>
+              </w:rPr>
+            </w:pPr>
+            <w:r>
+              <w:rPr>
+                <w:sz w:val="16"/>
+                <w:szCs w:val="16"/>
+              </w:rPr>
+              <w:t>• Monotonicity assumption: Some updates depend on a relationship between prediction-set coverage and human decision quality. This relationship may not hold in every situation.</w:t>
+            </w:r>
+          </w:p>
+          <w:p>
+            <w:pPr>
+              <w:pStyle w:val="5"/>
+              <w:keepNext w:val="0"/>
+              <w:keepLines w:val="0"/>
+              <w:widowControl/>
+              <w:suppressLineNumbers w:val="0"/>
+              <w:rPr>
+                <w:sz w:val="16"/>
+                <w:szCs w:val="16"/>
+              </w:rPr>
+            </w:pPr>
+            <w:r>
+              <w:rPr>
+                <w:sz w:val="16"/>
+                <w:szCs w:val="16"/>
+              </w:rPr>
+              <w:t>• The method focuses on human-AI decision-making, not directly on retail pricing.</w:t>
+            </w:r>
+          </w:p>
+          <w:p>
+            <w:pPr>
+              <w:widowControl w:val="0"/>
+              <w:jc w:val="both"/>
               <w:rPr>
                 <w:rFonts w:hint="default" w:ascii="Times New Roman" w:hAnsi="Times New Roman" w:cs="Times New Roman"/>
                 <w:sz w:val="16"/>
@@ -1823,6 +2195,63 @@
           </w:tcPr>
           <w:p>
             <w:pPr>
+              <w:pStyle w:val="5"/>
+              <w:keepNext w:val="0"/>
+              <w:keepLines w:val="0"/>
+              <w:widowControl/>
+              <w:suppressLineNumbers w:val="0"/>
+              <w:rPr>
+                <w:sz w:val="16"/>
+                <w:szCs w:val="16"/>
+              </w:rPr>
+            </w:pPr>
+            <w:r>
+              <w:rPr>
+                <w:sz w:val="16"/>
+                <w:szCs w:val="16"/>
+              </w:rPr>
+              <w:t>• Synthetic data: Artificially generated data with 5 and 10 context features and up to 100 possible actions.</w:t>
+            </w:r>
+          </w:p>
+          <w:p>
+            <w:pPr>
+              <w:pStyle w:val="5"/>
+              <w:keepNext w:val="0"/>
+              <w:keepLines w:val="0"/>
+              <w:widowControl/>
+              <w:suppressLineNumbers w:val="0"/>
+              <w:rPr>
+                <w:sz w:val="16"/>
+                <w:szCs w:val="16"/>
+              </w:rPr>
+            </w:pPr>
+            <w:r>
+              <w:rPr>
+                <w:sz w:val="16"/>
+                <w:szCs w:val="16"/>
+              </w:rPr>
+              <w:t xml:space="preserve">• Real-world data: </w:t>
+            </w:r>
+            <w:r>
+              <w:rPr>
+                <w:rStyle w:val="4"/>
+                <w:sz w:val="16"/>
+                <w:szCs w:val="16"/>
+              </w:rPr>
+              <w:t>ImageNet16H-PS</w:t>
+            </w:r>
+            <w:r>
+              <w:rPr>
+                <w:sz w:val="16"/>
+                <w:szCs w:val="16"/>
+              </w:rPr>
+              <w:t>, containing human predictions from 2,751 participants. The dataset includes image information, participant information, and task difficulty.</w:t>
+            </w:r>
+          </w:p>
+          <w:p>
+            <w:pPr>
+              <w:widowControl w:val="0"/>
+              <w:jc w:val="both"/>
               <w:rPr>
                 <w:rFonts w:hint="default" w:ascii="Times New Roman" w:hAnsi="Times New Roman" w:cs="Times New Roman"/>
                 <w:sz w:val="16"/>
@@ -1838,6 +2267,68 @@
           </w:tcPr>
           <w:p>
             <w:pPr>
+              <w:pStyle w:val="5"/>
+              <w:keepNext w:val="0"/>
+              <w:keepLines w:val="0"/>
+              <w:widowControl/>
+              <w:suppressLineNumbers w:val="0"/>
+              <w:rPr>
+                <w:sz w:val="16"/>
+                <w:szCs w:val="16"/>
+              </w:rPr>
+            </w:pPr>
+            <w:r>
+              <w:rPr>
+                <w:sz w:val="16"/>
+                <w:szCs w:val="16"/>
+              </w:rPr>
+              <w:t>• Reduce the number of features needed for decision-making.</w:t>
+            </w:r>
+          </w:p>
+          <w:p>
+            <w:pPr>
+              <w:pStyle w:val="5"/>
+              <w:keepNext w:val="0"/>
+              <w:keepLines w:val="0"/>
+              <w:widowControl/>
+              <w:suppressLineNumbers w:val="0"/>
+              <w:rPr>
+                <w:sz w:val="16"/>
+                <w:szCs w:val="16"/>
+              </w:rPr>
+            </w:pPr>
+            <w:r>
+              <w:rPr>
+                <w:sz w:val="16"/>
+                <w:szCs w:val="16"/>
+              </w:rPr>
+              <w:t>• Explore better ways to represent complex data.</w:t>
+            </w:r>
+          </w:p>
+          <w:p>
+            <w:pPr>
+              <w:pStyle w:val="5"/>
+              <w:keepNext w:val="0"/>
+              <w:keepLines w:val="0"/>
+              <w:widowControl/>
+              <w:suppressLineNumbers w:val="0"/>
+              <w:rPr>
+                <w:sz w:val="16"/>
+                <w:szCs w:val="16"/>
+              </w:rPr>
+            </w:pPr>
+            <w:r>
+              <w:rPr>
+                <w:sz w:val="16"/>
+                <w:szCs w:val="16"/>
+              </w:rPr>
+              <w:t>• Apply conformal prediction and adaptive grouping to other decision-making problems.</w:t>
+            </w:r>
+          </w:p>
+          <w:p>
+            <w:pPr>
+              <w:widowControl w:val="0"/>
+              <w:jc w:val="both"/>
               <w:rPr>
                 <w:rFonts w:hint="default" w:ascii="Times New Roman" w:hAnsi="Times New Roman" w:cs="Times New Roman"/>
                 <w:sz w:val="16"/>
@@ -1853,6 +2344,104 @@
           </w:tcPr>
           <w:p>
             <w:pPr>
+              <w:pStyle w:val="5"/>
+              <w:keepNext w:val="0"/>
+              <w:keepLines w:val="0"/>
+              <w:widowControl/>
+              <w:suppressLineNumbers w:val="0"/>
+              <w:rPr>
+                <w:sz w:val="16"/>
+                <w:szCs w:val="16"/>
+              </w:rPr>
+            </w:pPr>
+            <w:r>
+              <w:rPr>
+                <w:sz w:val="16"/>
+                <w:szCs w:val="16"/>
+              </w:rPr>
+              <w:t>Conformal-Calibrated, Risk-Aware Neural Contextual Bandits for Safe Dynamic Pricing on Retail Transaction Data.</w:t>
+            </w:r>
+          </w:p>
+          <w:p>
+            <w:pPr>
+              <w:pStyle w:val="5"/>
+              <w:keepNext w:val="0"/>
+              <w:keepLines w:val="0"/>
+              <w:widowControl/>
+              <w:suppressLineNumbers w:val="0"/>
+              <w:rPr>
+                <w:sz w:val="16"/>
+                <w:szCs w:val="16"/>
+              </w:rPr>
+            </w:pPr>
+            <w:r>
+              <w:rPr>
+                <w:sz w:val="16"/>
+                <w:szCs w:val="16"/>
+              </w:rPr>
+              <w:t>• Similar approach: Both studies combine conformal prediction with contextual bandits.</w:t>
+            </w:r>
+          </w:p>
+          <w:p>
+            <w:pPr>
+              <w:pStyle w:val="5"/>
+              <w:keepNext w:val="0"/>
+              <w:keepLines w:val="0"/>
+              <w:widowControl/>
+              <w:suppressLineNumbers w:val="0"/>
+              <w:rPr>
+                <w:sz w:val="16"/>
+                <w:szCs w:val="16"/>
+              </w:rPr>
+            </w:pPr>
+            <w:r>
+              <w:rPr>
+                <w:sz w:val="16"/>
+                <w:szCs w:val="16"/>
+              </w:rPr>
+              <w:t>• Different goals: This paper improves human-AI decisions, while my research aims to select suitable retail prices.</w:t>
+            </w:r>
+          </w:p>
+          <w:p>
+            <w:pPr>
+              <w:pStyle w:val="5"/>
+              <w:keepNext w:val="0"/>
+              <w:keepLines w:val="0"/>
+              <w:widowControl/>
+              <w:suppressLineNumbers w:val="0"/>
+              <w:rPr>
+                <w:sz w:val="16"/>
+                <w:szCs w:val="16"/>
+              </w:rPr>
+            </w:pPr>
+            <w:r>
+              <w:rPr>
+                <w:sz w:val="16"/>
+                <w:szCs w:val="16"/>
+              </w:rPr>
+              <w:t>• Uncertainty management: I can use conformal prediction to estimate demand uncertainty and help control pricing risks.</w:t>
+            </w:r>
+          </w:p>
+          <w:p>
+            <w:pPr>
+              <w:pStyle w:val="5"/>
+              <w:keepNext w:val="0"/>
+              <w:keepLines w:val="0"/>
+              <w:widowControl/>
+              <w:suppressLineNumbers w:val="0"/>
+            </w:pPr>
+            <w:r>
+              <w:rPr>
+                <w:sz w:val="16"/>
+                <w:szCs w:val="16"/>
+              </w:rPr>
+              <w:t>• Neural networks: My proposed model can use neural networks to learn complex patterns in retail transaction data</w:t>
+            </w:r>
+          </w:p>
+          <w:p>
+            <w:pPr>
+              <w:widowControl w:val="0"/>
+              <w:jc w:val="both"/>
               <w:rPr>
                 <w:rFonts w:hint="default" w:ascii="Times New Roman" w:hAnsi="Times New Roman" w:cs="Times New Roman"/>
                 <w:sz w:val="16"/>
@@ -1868,6 +2457,8 @@
           </w:tcPr>
           <w:p>
             <w:pPr>
+              <w:widowControl w:val="0"/>
+              <w:jc w:val="both"/>
               <w:rPr>
                 <w:rFonts w:hint="default" w:ascii="Times New Roman" w:hAnsi="Times New Roman" w:cs="Times New Roman"/>
                 <w:sz w:val="16"/>
@@ -1889,7 +2480,9 @@
             <w:insideV w:val="single" w:color="auto" w:sz="4" w:space="0"/>
           </w:tblBorders>
           <w:tblCellMar>
+            <w:top w:w="0" w:type="dxa"/>
             <w:left w:w="108" w:type="dxa"/>
+            <w:bottom w:w="0" w:type="dxa"/>
             <w:right w:w="108" w:type="dxa"/>
           </w:tblCellMar>
         </w:tblPrEx>
@@ -1899,10 +2492,27 @@
           </w:tcPr>
           <w:p>
             <w:pPr>
-              <w:rPr>
-                <w:vertAlign w:val="baseline"/>
-              </w:rPr>
-            </w:pPr>
+              <w:widowControl w:val="0"/>
+              <w:jc w:val="both"/>
+              <w:rPr>
+                <w:rFonts w:hint="default" w:ascii="Times New Roman" w:hAnsi="Times New Roman" w:cs="Times New Roman"/>
+                <w:b/>
+                <w:bCs/>
+                <w:sz w:val="16"/>
+                <w:szCs w:val="16"/>
+                <w:vertAlign w:val="baseline"/>
+              </w:rPr>
+            </w:pPr>
+            <w:r>
+              <w:rPr>
+                <w:rFonts w:hint="default" w:ascii="Times New Roman" w:hAnsi="Times New Roman" w:eastAsia="SimSun" w:cs="Times New Roman"/>
+                <w:b/>
+                <w:bCs/>
+                <w:sz w:val="16"/>
+                <w:szCs w:val="16"/>
+              </w:rPr>
+              <w:t>Online Conformal Prediction with Adversarial Semi-Bandit Feedback via Regret Minimization</w:t>
+            </w:r>
           </w:p>
         </w:tc>
         <w:tc>
@@ -1911,13 +2521,23 @@
           </w:tcPr>
           <w:p>
             <w:pPr>
-              <w:rPr>
-                <w:rFonts w:hint="default" w:ascii="Times New Roman" w:hAnsi="Times New Roman" w:cs="Times New Roman"/>
-                <w:sz w:val="16"/>
-                <w:szCs w:val="16"/>
-                <w:vertAlign w:val="baseline"/>
-              </w:rPr>
-            </w:pPr>
+              <w:widowControl w:val="0"/>
+              <w:jc w:val="both"/>
+              <w:rPr>
+                <w:rFonts w:hint="default" w:ascii="Times New Roman" w:hAnsi="Times New Roman" w:cs="Times New Roman"/>
+                <w:sz w:val="16"/>
+                <w:szCs w:val="16"/>
+                <w:vertAlign w:val="baseline"/>
+              </w:rPr>
+            </w:pPr>
+            <w:r>
+              <w:rPr>
+                <w:rFonts w:hint="default" w:ascii="Times New Roman" w:hAnsi="Times New Roman" w:eastAsia="SimSun" w:cs="Times New Roman"/>
+                <w:sz w:val="16"/>
+                <w:szCs w:val="16"/>
+              </w:rPr>
+              <w:t>2026 — ICLR 2026</w:t>
+            </w:r>
           </w:p>
         </w:tc>
         <w:tc>
@@ -1926,6 +2546,108 @@
           </w:tcPr>
           <w:p>
             <w:pPr>
+              <w:pStyle w:val="5"/>
+              <w:keepNext w:val="0"/>
+              <w:keepLines w:val="0"/>
+              <w:widowControl/>
+              <w:suppressLineNumbers w:val="0"/>
+              <w:rPr>
+                <w:sz w:val="16"/>
+                <w:szCs w:val="16"/>
+              </w:rPr>
+            </w:pPr>
+            <w:r>
+              <w:rPr>
+                <w:sz w:val="16"/>
+                <w:szCs w:val="16"/>
+              </w:rPr>
+              <w:t>OCP-Unlock+: The method uses several techniques:</w:t>
+            </w:r>
+          </w:p>
+          <w:p>
+            <w:pPr>
+              <w:pStyle w:val="5"/>
+              <w:keepNext w:val="0"/>
+              <w:keepLines w:val="0"/>
+              <w:widowControl/>
+              <w:suppressLineNumbers w:val="0"/>
+              <w:rPr>
+                <w:sz w:val="16"/>
+                <w:szCs w:val="16"/>
+              </w:rPr>
+            </w:pPr>
+            <w:r>
+              <w:rPr>
+                <w:sz w:val="16"/>
+                <w:szCs w:val="16"/>
+              </w:rPr>
+              <w:t>• Conformal thresholds: Tests different threshold values to create prediction sets.</w:t>
+            </w:r>
+          </w:p>
+          <w:p>
+            <w:pPr>
+              <w:pStyle w:val="5"/>
+              <w:keepNext w:val="0"/>
+              <w:keepLines w:val="0"/>
+              <w:widowControl/>
+              <w:suppressLineNumbers w:val="0"/>
+              <w:rPr>
+                <w:sz w:val="16"/>
+                <w:szCs w:val="16"/>
+              </w:rPr>
+            </w:pPr>
+            <w:r>
+              <w:rPr>
+                <w:sz w:val="16"/>
+                <w:szCs w:val="16"/>
+              </w:rPr>
+              <w:t>• Multi-armed bandit: Treats each threshold as a possible choice and learns which one works best.</w:t>
+            </w:r>
+          </w:p>
+          <w:p>
+            <w:pPr>
+              <w:pStyle w:val="5"/>
+              <w:keepNext w:val="0"/>
+              <w:keepLines w:val="0"/>
+              <w:widowControl/>
+              <w:suppressLineNumbers w:val="0"/>
+              <w:rPr>
+                <w:sz w:val="16"/>
+                <w:szCs w:val="16"/>
+              </w:rPr>
+            </w:pPr>
+            <w:r>
+              <w:rPr>
+                <w:sz w:val="16"/>
+                <w:szCs w:val="16"/>
+              </w:rPr>
+              <w:t>• Custom loss function: Balances prediction errors against the size of prediction sets.</w:t>
+            </w:r>
+          </w:p>
+          <w:p>
+            <w:pPr>
+              <w:pStyle w:val="5"/>
+              <w:keepNext w:val="0"/>
+              <w:keepLines w:val="0"/>
+              <w:widowControl/>
+              <w:suppressLineNumbers w:val="0"/>
+              <w:rPr>
+                <w:sz w:val="16"/>
+                <w:szCs w:val="16"/>
+              </w:rPr>
+            </w:pPr>
+            <w:r>
+              <w:rPr>
+                <w:sz w:val="16"/>
+                <w:szCs w:val="16"/>
+              </w:rPr>
+              <w:t>• Partial feedback: Uses information from some outcomes to improve future decisions without testing every option.</w:t>
+            </w:r>
+          </w:p>
+          <w:p>
+            <w:pPr>
+              <w:widowControl w:val="0"/>
+              <w:jc w:val="both"/>
               <w:rPr>
                 <w:rFonts w:hint="default" w:ascii="Times New Roman" w:hAnsi="Times New Roman" w:cs="Times New Roman"/>
                 <w:sz w:val="16"/>
@@ -1941,6 +2663,88 @@
           </w:tcPr>
           <w:p>
             <w:pPr>
+              <w:pStyle w:val="5"/>
+              <w:keepNext w:val="0"/>
+              <w:keepLines w:val="0"/>
+              <w:widowControl/>
+              <w:suppressLineNumbers w:val="0"/>
+              <w:rPr>
+                <w:sz w:val="16"/>
+                <w:szCs w:val="16"/>
+              </w:rPr>
+            </w:pPr>
+            <w:r>
+              <w:rPr>
+                <w:sz w:val="16"/>
+                <w:szCs w:val="16"/>
+              </w:rPr>
+              <w:t>• Introduces a bandit-based method for online conformal prediction when the data may change or behave unpredictably.</w:t>
+            </w:r>
+          </w:p>
+          <w:p>
+            <w:pPr>
+              <w:pStyle w:val="5"/>
+              <w:keepNext w:val="0"/>
+              <w:keepLines w:val="0"/>
+              <w:widowControl/>
+              <w:suppressLineNumbers w:val="0"/>
+              <w:rPr>
+                <w:sz w:val="16"/>
+                <w:szCs w:val="16"/>
+              </w:rPr>
+            </w:pPr>
+            <w:r>
+              <w:rPr>
+                <w:sz w:val="16"/>
+                <w:szCs w:val="16"/>
+              </w:rPr>
+              <w:t>• Provides theoretical guarantees that the long-term prediction error rate can approach the target level.</w:t>
+            </w:r>
+          </w:p>
+          <w:p>
+            <w:pPr>
+              <w:pStyle w:val="5"/>
+              <w:keepNext w:val="0"/>
+              <w:keepLines w:val="0"/>
+              <w:widowControl/>
+              <w:suppressLineNumbers w:val="0"/>
+              <w:rPr>
+                <w:sz w:val="16"/>
+                <w:szCs w:val="16"/>
+              </w:rPr>
+            </w:pPr>
+            <w:r>
+              <w:rPr>
+                <w:sz w:val="16"/>
+                <w:szCs w:val="16"/>
+              </w:rPr>
+              <w:t>• Uses partial feedback to learn more efficiently.</w:t>
+            </w:r>
+          </w:p>
+          <w:p>
+            <w:pPr>
+              <w:pStyle w:val="5"/>
+              <w:keepNext w:val="0"/>
+              <w:keepLines w:val="0"/>
+              <w:widowControl/>
+              <w:suppressLineNumbers w:val="0"/>
+              <w:rPr>
+                <w:sz w:val="16"/>
+                <w:szCs w:val="16"/>
+              </w:rPr>
+            </w:pPr>
+            <w:r>
+              <w:rPr>
+                <w:sz w:val="16"/>
+                <w:szCs w:val="16"/>
+              </w:rPr>
+              <w:t xml:space="preserve">• Does not require the data to be independent and identically distributed </w:t>
+            </w:r>
+          </w:p>
+          <w:p>
+            <w:pPr>
+              <w:widowControl w:val="0"/>
+              <w:jc w:val="both"/>
               <w:rPr>
                 <w:rFonts w:hint="default" w:ascii="Times New Roman" w:hAnsi="Times New Roman" w:cs="Times New Roman"/>
                 <w:sz w:val="16"/>
@@ -1956,6 +2760,88 @@
           </w:tcPr>
           <w:p>
             <w:pPr>
+              <w:pStyle w:val="5"/>
+              <w:keepNext w:val="0"/>
+              <w:keepLines w:val="0"/>
+              <w:widowControl/>
+              <w:suppressLineNumbers w:val="0"/>
+              <w:rPr>
+                <w:sz w:val="16"/>
+                <w:szCs w:val="16"/>
+              </w:rPr>
+            </w:pPr>
+            <w:r>
+              <w:rPr>
+                <w:sz w:val="16"/>
+                <w:szCs w:val="16"/>
+              </w:rPr>
+              <w:t>• No contextual features: The method does not directly use input features to make different decisions for different situations.</w:t>
+            </w:r>
+          </w:p>
+          <w:p>
+            <w:pPr>
+              <w:pStyle w:val="5"/>
+              <w:keepNext w:val="0"/>
+              <w:keepLines w:val="0"/>
+              <w:widowControl/>
+              <w:suppressLineNumbers w:val="0"/>
+              <w:rPr>
+                <w:sz w:val="16"/>
+                <w:szCs w:val="16"/>
+              </w:rPr>
+            </w:pPr>
+            <w:r>
+              <w:rPr>
+                <w:sz w:val="16"/>
+                <w:szCs w:val="16"/>
+              </w:rPr>
+              <w:t>• Discrete thresholds: It divides possible threshold values into a limited number of choices instead of searching a continuous range directly.</w:t>
+            </w:r>
+          </w:p>
+          <w:p>
+            <w:pPr>
+              <w:pStyle w:val="5"/>
+              <w:keepNext w:val="0"/>
+              <w:keepLines w:val="0"/>
+              <w:widowControl/>
+              <w:suppressLineNumbers w:val="0"/>
+              <w:rPr>
+                <w:sz w:val="16"/>
+                <w:szCs w:val="16"/>
+              </w:rPr>
+            </w:pPr>
+            <w:r>
+              <w:rPr>
+                <w:sz w:val="16"/>
+                <w:szCs w:val="16"/>
+              </w:rPr>
+              <w:t>• Regret bounds: The theoretical performance bounds may be improved further.</w:t>
+            </w:r>
+          </w:p>
+          <w:p>
+            <w:pPr>
+              <w:pStyle w:val="5"/>
+              <w:keepNext w:val="0"/>
+              <w:keepLines w:val="0"/>
+              <w:widowControl/>
+              <w:suppressLineNumbers w:val="0"/>
+              <w:rPr>
+                <w:sz w:val="16"/>
+                <w:szCs w:val="16"/>
+              </w:rPr>
+            </w:pPr>
+            <w:r>
+              <w:rPr>
+                <w:sz w:val="16"/>
+                <w:szCs w:val="16"/>
+              </w:rPr>
+              <w:t>• It focuses on prediction sets, not on choosing prices or maximizing retail profit.</w:t>
+            </w:r>
+          </w:p>
+          <w:p>
+            <w:pPr>
+              <w:widowControl w:val="0"/>
+              <w:jc w:val="both"/>
               <w:rPr>
                 <w:rFonts w:hint="default" w:ascii="Times New Roman" w:hAnsi="Times New Roman" w:cs="Times New Roman"/>
                 <w:sz w:val="16"/>
@@ -1971,6 +2857,68 @@
           </w:tcPr>
           <w:p>
             <w:pPr>
+              <w:pStyle w:val="5"/>
+              <w:keepNext w:val="0"/>
+              <w:keepLines w:val="0"/>
+              <w:widowControl/>
+              <w:suppressLineNumbers w:val="0"/>
+              <w:rPr>
+                <w:sz w:val="16"/>
+                <w:szCs w:val="16"/>
+              </w:rPr>
+            </w:pPr>
+            <w:r>
+              <w:rPr>
+                <w:sz w:val="16"/>
+                <w:szCs w:val="16"/>
+              </w:rPr>
+              <w:t>• ImageNet: Used for classification experiments.</w:t>
+            </w:r>
+          </w:p>
+          <w:p>
+            <w:pPr>
+              <w:pStyle w:val="5"/>
+              <w:keepNext w:val="0"/>
+              <w:keepLines w:val="0"/>
+              <w:widowControl/>
+              <w:suppressLineNumbers w:val="0"/>
+              <w:rPr>
+                <w:sz w:val="16"/>
+                <w:szCs w:val="16"/>
+              </w:rPr>
+            </w:pPr>
+            <w:r>
+              <w:rPr>
+                <w:sz w:val="16"/>
+                <w:szCs w:val="16"/>
+              </w:rPr>
+              <w:t>• Airfoil Self-Noise: A dataset from the UCI Machine Learning Repository, used for regression experiments.</w:t>
+            </w:r>
+          </w:p>
+          <w:p>
+            <w:pPr>
+              <w:pStyle w:val="5"/>
+              <w:keepNext w:val="0"/>
+              <w:keepLines w:val="0"/>
+              <w:widowControl/>
+              <w:suppressLineNumbers w:val="0"/>
+              <w:rPr>
+                <w:sz w:val="16"/>
+                <w:szCs w:val="16"/>
+              </w:rPr>
+            </w:pPr>
+            <w:r>
+              <w:rPr>
+                <w:sz w:val="16"/>
+                <w:szCs w:val="16"/>
+              </w:rPr>
+              <w:t>• The experiments also consider changing data distributions, known as covariate shift.</w:t>
+            </w:r>
+          </w:p>
+          <w:p>
+            <w:pPr>
+              <w:widowControl w:val="0"/>
+              <w:jc w:val="both"/>
               <w:rPr>
                 <w:rFonts w:hint="default" w:ascii="Times New Roman" w:hAnsi="Times New Roman" w:cs="Times New Roman"/>
                 <w:sz w:val="16"/>
@@ -1986,6 +2934,48 @@
           </w:tcPr>
           <w:p>
             <w:pPr>
+              <w:pStyle w:val="5"/>
+              <w:keepNext w:val="0"/>
+              <w:keepLines w:val="0"/>
+              <w:widowControl/>
+              <w:suppressLineNumbers w:val="0"/>
+              <w:rPr>
+                <w:sz w:val="16"/>
+                <w:szCs w:val="16"/>
+              </w:rPr>
+            </w:pPr>
+            <w:r>
+              <w:rPr>
+                <w:sz w:val="16"/>
+                <w:szCs w:val="16"/>
+              </w:rPr>
+              <w:t>• Extend the method to contextual semi-bandits, where decisions use information about the current situation.</w:t>
+            </w:r>
+          </w:p>
+          <w:p>
+            <w:pPr>
+              <w:pStyle w:val="5"/>
+              <w:keepNext w:val="0"/>
+              <w:keepLines w:val="0"/>
+              <w:widowControl/>
+              <w:suppressLineNumbers w:val="0"/>
+              <w:rPr>
+                <w:sz w:val="16"/>
+                <w:szCs w:val="16"/>
+              </w:rPr>
+            </w:pPr>
+            <w:r>
+              <w:rPr>
+                <w:sz w:val="16"/>
+                <w:szCs w:val="16"/>
+              </w:rPr>
+              <w:t>• Improve the theoretical performance guarantees by deriving tighter regret bounds.</w:t>
+            </w:r>
+          </w:p>
+          <w:p>
+            <w:pPr>
+              <w:widowControl w:val="0"/>
+              <w:jc w:val="both"/>
               <w:rPr>
                 <w:rFonts w:hint="default" w:ascii="Times New Roman" w:hAnsi="Times New Roman" w:cs="Times New Roman"/>
                 <w:sz w:val="16"/>
@@ -2001,6 +2991,128 @@
           </w:tcPr>
           <w:p>
             <w:pPr>
+              <w:pStyle w:val="5"/>
+              <w:keepNext w:val="0"/>
+              <w:keepLines w:val="0"/>
+              <w:widowControl/>
+              <w:suppressLineNumbers w:val="0"/>
+              <w:rPr>
+                <w:sz w:val="16"/>
+                <w:szCs w:val="16"/>
+              </w:rPr>
+            </w:pPr>
+            <w:r>
+              <w:rPr>
+                <w:sz w:val="16"/>
+                <w:szCs w:val="16"/>
+              </w:rPr>
+              <w:t>Conformal-Calibrated, Risk-Aware Neural Contextual Bandits for Safe Dynamic Pricing on Retail Transaction Data.</w:t>
+            </w:r>
+          </w:p>
+          <w:p>
+            <w:pPr>
+              <w:pStyle w:val="5"/>
+              <w:keepNext w:val="0"/>
+              <w:keepLines w:val="0"/>
+              <w:widowControl/>
+              <w:suppressLineNumbers w:val="0"/>
+              <w:rPr>
+                <w:sz w:val="16"/>
+                <w:szCs w:val="16"/>
+              </w:rPr>
+            </w:pPr>
+            <w:r>
+              <w:rPr>
+                <w:sz w:val="16"/>
+                <w:szCs w:val="16"/>
+              </w:rPr>
+              <w:t>• Similar approach: Both studies combine conformal prediction with bandit learning.</w:t>
+            </w:r>
+          </w:p>
+          <w:p>
+            <w:pPr>
+              <w:pStyle w:val="5"/>
+              <w:keepNext w:val="0"/>
+              <w:keepLines w:val="0"/>
+              <w:widowControl/>
+              <w:suppressLineNumbers w:val="0"/>
+              <w:rPr>
+                <w:sz w:val="16"/>
+                <w:szCs w:val="16"/>
+              </w:rPr>
+            </w:pPr>
+            <w:r>
+              <w:rPr>
+                <w:sz w:val="16"/>
+                <w:szCs w:val="16"/>
+              </w:rPr>
+              <w:t>• Handling uncertainty: This paper studies prediction errors and coverage, while my research aims to use calibrated demand uncertainty when selecting prices.</w:t>
+            </w:r>
+          </w:p>
+          <w:p>
+            <w:pPr>
+              <w:pStyle w:val="5"/>
+              <w:keepNext w:val="0"/>
+              <w:keepLines w:val="0"/>
+              <w:widowControl/>
+              <w:suppressLineNumbers w:val="0"/>
+              <w:rPr>
+                <w:sz w:val="16"/>
+                <w:szCs w:val="16"/>
+              </w:rPr>
+            </w:pPr>
+            <w:r>
+              <w:rPr>
+                <w:sz w:val="16"/>
+                <w:szCs w:val="16"/>
+              </w:rPr>
+              <w:t>• Contextual learning: My proposed model will use retail features, such as product and sales information, to choose suitable prices for different situations.</w:t>
+            </w:r>
+          </w:p>
+          <w:p>
+            <w:pPr>
+              <w:pStyle w:val="5"/>
+              <w:keepNext w:val="0"/>
+              <w:keepLines w:val="0"/>
+              <w:widowControl/>
+              <w:suppressLineNumbers w:val="0"/>
+              <w:rPr>
+                <w:sz w:val="16"/>
+                <w:szCs w:val="16"/>
+              </w:rPr>
+            </w:pPr>
+            <w:r>
+              <w:rPr>
+                <w:sz w:val="16"/>
+                <w:szCs w:val="16"/>
+              </w:rPr>
+              <w:t>• Risk management: My model aims to control pricing risks while improving profit.</w:t>
+            </w:r>
+          </w:p>
+          <w:p>
+            <w:pPr>
+              <w:pStyle w:val="5"/>
+              <w:keepNext w:val="0"/>
+              <w:keepLines w:val="0"/>
+              <w:widowControl/>
+              <w:suppressLineNumbers w:val="0"/>
+              <w:rPr>
+                <w:sz w:val="16"/>
+                <w:szCs w:val="16"/>
+              </w:rPr>
+            </w:pPr>
+            <w:r>
+              <w:rPr>
+                <w:sz w:val="16"/>
+                <w:szCs w:val="16"/>
+              </w:rPr>
+              <w:t>• Research gap: This paper does not directly solve the problem of using neural contextual bandits and conformal calibration for risk-aware retail pricing. I must compare it with other pricing papers before claiming that this combination is novel.</w:t>
+            </w:r>
+          </w:p>
+          <w:p>
+            <w:pPr>
+              <w:widowControl w:val="0"/>
+              <w:jc w:val="both"/>
               <w:rPr>
                 <w:rFonts w:hint="default" w:ascii="Times New Roman" w:hAnsi="Times New Roman" w:cs="Times New Roman"/>
                 <w:sz w:val="16"/>
@@ -2016,6 +3128,8 @@
           </w:tcPr>
           <w:p>
             <w:pPr>
+              <w:widowControl w:val="0"/>
+              <w:jc w:val="both"/>
               <w:rPr>
                 <w:rFonts w:hint="default" w:ascii="Times New Roman" w:hAnsi="Times New Roman" w:cs="Times New Roman"/>
                 <w:sz w:val="16"/>
@@ -2037,7 +3151,9 @@
             <w:insideV w:val="single" w:color="auto" w:sz="4" w:space="0"/>
           </w:tblBorders>
           <w:tblCellMar>
+            <w:top w:w="0" w:type="dxa"/>
             <w:left w:w="108" w:type="dxa"/>
+            <w:bottom w:w="0" w:type="dxa"/>
             <w:right w:w="108" w:type="dxa"/>
           </w:tblCellMar>
         </w:tblPrEx>
@@ -2047,10 +3163,27 @@
           </w:tcPr>
           <w:p>
             <w:pPr>
-              <w:rPr>
-                <w:vertAlign w:val="baseline"/>
-              </w:rPr>
-            </w:pPr>
+              <w:widowControl w:val="0"/>
+              <w:jc w:val="both"/>
+              <w:rPr>
+                <w:rFonts w:hint="default" w:ascii="Times New Roman" w:hAnsi="Times New Roman" w:cs="Times New Roman"/>
+                <w:b/>
+                <w:bCs/>
+                <w:sz w:val="16"/>
+                <w:szCs w:val="16"/>
+                <w:vertAlign w:val="baseline"/>
+              </w:rPr>
+            </w:pPr>
+            <w:r>
+              <w:rPr>
+                <w:rFonts w:hint="default" w:ascii="Times New Roman" w:hAnsi="Times New Roman" w:eastAsia="SimSun" w:cs="Times New Roman"/>
+                <w:b/>
+                <w:bCs/>
+                <w:sz w:val="16"/>
+                <w:szCs w:val="16"/>
+              </w:rPr>
+              <w:t>Conformal Constrained Policy Optimization for Cost-Effective LLM Agents</w:t>
+            </w:r>
           </w:p>
         </w:tc>
         <w:tc>
@@ -2059,13 +3192,23 @@
           </w:tcPr>
           <w:p>
             <w:pPr>
-              <w:rPr>
-                <w:rFonts w:hint="default" w:ascii="Times New Roman" w:hAnsi="Times New Roman" w:cs="Times New Roman"/>
-                <w:sz w:val="16"/>
-                <w:szCs w:val="16"/>
-                <w:vertAlign w:val="baseline"/>
-              </w:rPr>
-            </w:pPr>
+              <w:widowControl w:val="0"/>
+              <w:jc w:val="both"/>
+              <w:rPr>
+                <w:rFonts w:hint="default" w:ascii="Times New Roman" w:hAnsi="Times New Roman" w:cs="Times New Roman"/>
+                <w:sz w:val="16"/>
+                <w:szCs w:val="16"/>
+                <w:vertAlign w:val="baseline"/>
+              </w:rPr>
+            </w:pPr>
+            <w:r>
+              <w:rPr>
+                <w:rFonts w:hint="default" w:ascii="Times New Roman" w:hAnsi="Times New Roman" w:eastAsia="SimSun" w:cs="Times New Roman"/>
+                <w:sz w:val="16"/>
+                <w:szCs w:val="16"/>
+              </w:rPr>
+              <w:t>2026 — AAAI-26</w:t>
+            </w:r>
           </w:p>
         </w:tc>
         <w:tc>
@@ -2074,6 +3217,108 @@
           </w:tcPr>
           <w:p>
             <w:pPr>
+              <w:pStyle w:val="5"/>
+              <w:keepNext w:val="0"/>
+              <w:keepLines w:val="0"/>
+              <w:widowControl/>
+              <w:suppressLineNumbers w:val="0"/>
+              <w:rPr>
+                <w:sz w:val="16"/>
+                <w:szCs w:val="16"/>
+              </w:rPr>
+            </w:pPr>
+            <w:r>
+              <w:rPr>
+                <w:sz w:val="16"/>
+                <w:szCs w:val="16"/>
+              </w:rPr>
+              <w:t>Conformal Constrained Policy Optimization (CCPO): The method combines three techniques:</w:t>
+            </w:r>
+          </w:p>
+          <w:p>
+            <w:pPr>
+              <w:pStyle w:val="5"/>
+              <w:keepNext w:val="0"/>
+              <w:keepLines w:val="0"/>
+              <w:widowControl/>
+              <w:suppressLineNumbers w:val="0"/>
+              <w:rPr>
+                <w:sz w:val="16"/>
+                <w:szCs w:val="16"/>
+              </w:rPr>
+            </w:pPr>
+            <w:r>
+              <w:rPr>
+                <w:sz w:val="16"/>
+                <w:szCs w:val="16"/>
+              </w:rPr>
+              <w:t>• Conformal Prediction: Helps provide statistical reliability guarantees.</w:t>
+            </w:r>
+          </w:p>
+          <w:p>
+            <w:pPr>
+              <w:pStyle w:val="5"/>
+              <w:keepNext w:val="0"/>
+              <w:keepLines w:val="0"/>
+              <w:widowControl/>
+              <w:suppressLineNumbers w:val="0"/>
+              <w:rPr>
+                <w:sz w:val="16"/>
+                <w:szCs w:val="16"/>
+              </w:rPr>
+            </w:pPr>
+            <w:r>
+              <w:rPr>
+                <w:sz w:val="16"/>
+                <w:szCs w:val="16"/>
+              </w:rPr>
+              <w:t>• Constrained Policy Optimization (CPO): Trains an AI agent to make decisions while following safety or cost limits.</w:t>
+            </w:r>
+          </w:p>
+          <w:p>
+            <w:pPr>
+              <w:pStyle w:val="5"/>
+              <w:keepNext w:val="0"/>
+              <w:keepLines w:val="0"/>
+              <w:widowControl/>
+              <w:suppressLineNumbers w:val="0"/>
+              <w:rPr>
+                <w:sz w:val="16"/>
+                <w:szCs w:val="16"/>
+              </w:rPr>
+            </w:pPr>
+            <w:r>
+              <w:rPr>
+                <w:sz w:val="16"/>
+                <w:szCs w:val="16"/>
+              </w:rPr>
+              <w:t>• V-trace Reinforcement Learning: Helps the agent learn from past interactions, even when the data comes from a different policy.</w:t>
+            </w:r>
+          </w:p>
+          <w:p>
+            <w:pPr>
+              <w:pStyle w:val="5"/>
+              <w:keepNext w:val="0"/>
+              <w:keepLines w:val="0"/>
+              <w:widowControl/>
+              <w:suppressLineNumbers w:val="0"/>
+              <w:rPr>
+                <w:sz w:val="16"/>
+                <w:szCs w:val="16"/>
+              </w:rPr>
+            </w:pPr>
+            <w:r>
+              <w:rPr>
+                <w:sz w:val="16"/>
+                <w:szCs w:val="16"/>
+              </w:rPr>
+              <w:t>Together, these techniques help the system choose when to use a cheaper AI model and when to use a more expensive, powerful model.</w:t>
+            </w:r>
+          </w:p>
+          <w:p>
+            <w:pPr>
+              <w:widowControl w:val="0"/>
+              <w:jc w:val="both"/>
               <w:rPr>
                 <w:rFonts w:hint="default" w:ascii="Times New Roman" w:hAnsi="Times New Roman" w:cs="Times New Roman"/>
                 <w:sz w:val="16"/>
@@ -2089,6 +3334,88 @@
           </w:tcPr>
           <w:p>
             <w:pPr>
+              <w:pStyle w:val="5"/>
+              <w:keepNext w:val="0"/>
+              <w:keepLines w:val="0"/>
+              <w:widowControl/>
+              <w:suppressLineNumbers w:val="0"/>
+              <w:rPr>
+                <w:sz w:val="16"/>
+                <w:szCs w:val="16"/>
+              </w:rPr>
+            </w:pPr>
+            <w:r>
+              <w:rPr>
+                <w:sz w:val="16"/>
+                <w:szCs w:val="16"/>
+              </w:rPr>
+              <w:t>• Combines conformal prediction with reinforcement learning to improve the reliability of AI decisions.</w:t>
+            </w:r>
+          </w:p>
+          <w:p>
+            <w:pPr>
+              <w:pStyle w:val="5"/>
+              <w:keepNext w:val="0"/>
+              <w:keepLines w:val="0"/>
+              <w:widowControl/>
+              <w:suppressLineNumbers w:val="0"/>
+              <w:rPr>
+                <w:sz w:val="16"/>
+                <w:szCs w:val="16"/>
+              </w:rPr>
+            </w:pPr>
+            <w:r>
+              <w:rPr>
+                <w:sz w:val="16"/>
+                <w:szCs w:val="16"/>
+              </w:rPr>
+              <w:t>• Aims to reduce API and computational costs by using cheaper AI models when possible.</w:t>
+            </w:r>
+          </w:p>
+          <w:p>
+            <w:pPr>
+              <w:pStyle w:val="5"/>
+              <w:keepNext w:val="0"/>
+              <w:keepLines w:val="0"/>
+              <w:widowControl/>
+              <w:suppressLineNumbers w:val="0"/>
+              <w:rPr>
+                <w:sz w:val="16"/>
+                <w:szCs w:val="16"/>
+              </w:rPr>
+            </w:pPr>
+            <w:r>
+              <w:rPr>
+                <w:sz w:val="16"/>
+                <w:szCs w:val="16"/>
+              </w:rPr>
+              <w:t>• Reports cost reductions of up to 30% while providing statistical reliability guarantees.</w:t>
+            </w:r>
+          </w:p>
+          <w:p>
+            <w:pPr>
+              <w:pStyle w:val="5"/>
+              <w:keepNext w:val="0"/>
+              <w:keepLines w:val="0"/>
+              <w:widowControl/>
+              <w:suppressLineNumbers w:val="0"/>
+              <w:rPr>
+                <w:sz w:val="16"/>
+                <w:szCs w:val="16"/>
+              </w:rPr>
+            </w:pPr>
+            <w:r>
+              <w:rPr>
+                <w:sz w:val="16"/>
+                <w:szCs w:val="16"/>
+              </w:rPr>
+              <w:t>• Allows users to specify a target level of reliability.</w:t>
+            </w:r>
+          </w:p>
+          <w:p>
+            <w:pPr>
+              <w:widowControl w:val="0"/>
+              <w:jc w:val="both"/>
               <w:rPr>
                 <w:rFonts w:hint="default" w:ascii="Times New Roman" w:hAnsi="Times New Roman" w:cs="Times New Roman"/>
                 <w:sz w:val="16"/>
@@ -2104,6 +3431,88 @@
           </w:tcPr>
           <w:p>
             <w:pPr>
+              <w:pStyle w:val="5"/>
+              <w:keepNext w:val="0"/>
+              <w:keepLines w:val="0"/>
+              <w:widowControl/>
+              <w:suppressLineNumbers w:val="0"/>
+              <w:rPr>
+                <w:sz w:val="16"/>
+                <w:szCs w:val="16"/>
+              </w:rPr>
+            </w:pPr>
+            <w:r>
+              <w:rPr>
+                <w:sz w:val="16"/>
+                <w:szCs w:val="16"/>
+              </w:rPr>
+              <w:t>• Limited application: Mainly evaluated on question-answering tasks involving large language models (LLMs).</w:t>
+            </w:r>
+          </w:p>
+          <w:p>
+            <w:pPr>
+              <w:pStyle w:val="5"/>
+              <w:keepNext w:val="0"/>
+              <w:keepLines w:val="0"/>
+              <w:widowControl/>
+              <w:suppressLineNumbers w:val="0"/>
+              <w:rPr>
+                <w:sz w:val="16"/>
+                <w:szCs w:val="16"/>
+              </w:rPr>
+            </w:pPr>
+            <w:r>
+              <w:rPr>
+                <w:sz w:val="16"/>
+                <w:szCs w:val="16"/>
+              </w:rPr>
+              <w:t>• Simple action choices: Does not fully explore continuous or highly complex decision spaces.</w:t>
+            </w:r>
+          </w:p>
+          <w:p>
+            <w:pPr>
+              <w:pStyle w:val="5"/>
+              <w:keepNext w:val="0"/>
+              <w:keepLines w:val="0"/>
+              <w:widowControl/>
+              <w:suppressLineNumbers w:val="0"/>
+              <w:rPr>
+                <w:sz w:val="16"/>
+                <w:szCs w:val="16"/>
+              </w:rPr>
+            </w:pPr>
+            <w:r>
+              <w:rPr>
+                <w:sz w:val="16"/>
+                <w:szCs w:val="16"/>
+              </w:rPr>
+              <w:t>• Limited risk types: Focuses mainly on computational and API costs rather than economic risks such as lost revenue, stockouts, or unsold products.</w:t>
+            </w:r>
+          </w:p>
+          <w:p>
+            <w:pPr>
+              <w:pStyle w:val="5"/>
+              <w:keepNext w:val="0"/>
+              <w:keepLines w:val="0"/>
+              <w:widowControl/>
+              <w:suppressLineNumbers w:val="0"/>
+              <w:rPr>
+                <w:sz w:val="16"/>
+                <w:szCs w:val="16"/>
+              </w:rPr>
+            </w:pPr>
+            <w:r>
+              <w:rPr>
+                <w:sz w:val="16"/>
+                <w:szCs w:val="16"/>
+              </w:rPr>
+              <w:t>• Its results may not directly apply to retail pricing without further testing.</w:t>
+            </w:r>
+          </w:p>
+          <w:p>
+            <w:pPr>
+              <w:widowControl w:val="0"/>
+              <w:jc w:val="both"/>
               <w:rPr>
                 <w:rFonts w:hint="default" w:ascii="Times New Roman" w:hAnsi="Times New Roman" w:cs="Times New Roman"/>
                 <w:sz w:val="16"/>
@@ -2119,6 +3528,68 @@
           </w:tcPr>
           <w:p>
             <w:pPr>
+              <w:pStyle w:val="5"/>
+              <w:keepNext w:val="0"/>
+              <w:keepLines w:val="0"/>
+              <w:widowControl/>
+              <w:suppressLineNumbers w:val="0"/>
+              <w:rPr>
+                <w:sz w:val="16"/>
+                <w:szCs w:val="16"/>
+              </w:rPr>
+            </w:pPr>
+            <w:r>
+              <w:rPr>
+                <w:sz w:val="16"/>
+                <w:szCs w:val="16"/>
+              </w:rPr>
+              <w:t>• HotpotQA: A dataset that tests whether AI can answer questions using information from multiple sources.</w:t>
+            </w:r>
+          </w:p>
+          <w:p>
+            <w:pPr>
+              <w:pStyle w:val="5"/>
+              <w:keepNext w:val="0"/>
+              <w:keepLines w:val="0"/>
+              <w:widowControl/>
+              <w:suppressLineNumbers w:val="0"/>
+              <w:rPr>
+                <w:sz w:val="16"/>
+                <w:szCs w:val="16"/>
+              </w:rPr>
+            </w:pPr>
+            <w:r>
+              <w:rPr>
+                <w:sz w:val="16"/>
+                <w:szCs w:val="16"/>
+              </w:rPr>
+              <w:t>• MMLU: A dataset containing multiple-choice questions across different academic subjects.</w:t>
+            </w:r>
+          </w:p>
+          <w:p>
+            <w:pPr>
+              <w:pStyle w:val="5"/>
+              <w:keepNext w:val="0"/>
+              <w:keepLines w:val="0"/>
+              <w:widowControl/>
+              <w:suppressLineNumbers w:val="0"/>
+              <w:rPr>
+                <w:sz w:val="16"/>
+                <w:szCs w:val="16"/>
+              </w:rPr>
+            </w:pPr>
+            <w:r>
+              <w:rPr>
+                <w:sz w:val="16"/>
+                <w:szCs w:val="16"/>
+              </w:rPr>
+              <w:t>These datasets evaluate the AI system's performance on question-answering tasks.</w:t>
+            </w:r>
+          </w:p>
+          <w:p>
+            <w:pPr>
+              <w:widowControl w:val="0"/>
+              <w:jc w:val="both"/>
               <w:rPr>
                 <w:rFonts w:hint="default" w:ascii="Times New Roman" w:hAnsi="Times New Roman" w:cs="Times New Roman"/>
                 <w:sz w:val="16"/>
@@ -2134,6 +3605,68 @@
           </w:tcPr>
           <w:p>
             <w:pPr>
+              <w:pStyle w:val="5"/>
+              <w:keepNext w:val="0"/>
+              <w:keepLines w:val="0"/>
+              <w:widowControl/>
+              <w:suppressLineNumbers w:val="0"/>
+              <w:rPr>
+                <w:sz w:val="16"/>
+                <w:szCs w:val="16"/>
+              </w:rPr>
+            </w:pPr>
+            <w:r>
+              <w:rPr>
+                <w:sz w:val="16"/>
+                <w:szCs w:val="16"/>
+              </w:rPr>
+              <w:t>• Apply the method to more complex AI agents that use different tools.</w:t>
+            </w:r>
+          </w:p>
+          <w:p>
+            <w:pPr>
+              <w:pStyle w:val="5"/>
+              <w:keepNext w:val="0"/>
+              <w:keepLines w:val="0"/>
+              <w:widowControl/>
+              <w:suppressLineNumbers w:val="0"/>
+              <w:rPr>
+                <w:sz w:val="16"/>
+                <w:szCs w:val="16"/>
+              </w:rPr>
+            </w:pPr>
+            <w:r>
+              <w:rPr>
+                <w:sz w:val="16"/>
+                <w:szCs w:val="16"/>
+              </w:rPr>
+              <w:t>• Explore other decision-making applications.</w:t>
+            </w:r>
+          </w:p>
+          <w:p>
+            <w:pPr>
+              <w:pStyle w:val="5"/>
+              <w:keepNext w:val="0"/>
+              <w:keepLines w:val="0"/>
+              <w:widowControl/>
+              <w:suppressLineNumbers w:val="0"/>
+              <w:rPr>
+                <w:sz w:val="16"/>
+                <w:szCs w:val="16"/>
+              </w:rPr>
+            </w:pPr>
+            <w:r>
+              <w:rPr>
+                <w:sz w:val="16"/>
+                <w:szCs w:val="16"/>
+              </w:rPr>
+              <w:t>• Extend the method to settings with more complex or continuous actions</w:t>
+            </w:r>
+          </w:p>
+          <w:p>
+            <w:pPr>
+              <w:widowControl w:val="0"/>
+              <w:jc w:val="both"/>
               <w:rPr>
                 <w:rFonts w:hint="default" w:ascii="Times New Roman" w:hAnsi="Times New Roman" w:cs="Times New Roman"/>
                 <w:sz w:val="16"/>
@@ -2149,6 +3682,128 @@
           </w:tcPr>
           <w:p>
             <w:pPr>
+              <w:pStyle w:val="5"/>
+              <w:keepNext w:val="0"/>
+              <w:keepLines w:val="0"/>
+              <w:widowControl/>
+              <w:suppressLineNumbers w:val="0"/>
+              <w:rPr>
+                <w:sz w:val="16"/>
+                <w:szCs w:val="16"/>
+              </w:rPr>
+            </w:pPr>
+            <w:r>
+              <w:rPr>
+                <w:sz w:val="16"/>
+                <w:szCs w:val="16"/>
+              </w:rPr>
+              <w:t>Conformal-Calibrated, Risk-Aware Neural Contextual Bandits for Safe Dynamic Pricing on Retail Transaction Data.</w:t>
+            </w:r>
+          </w:p>
+          <w:p>
+            <w:pPr>
+              <w:pStyle w:val="5"/>
+              <w:keepNext w:val="0"/>
+              <w:keepLines w:val="0"/>
+              <w:widowControl/>
+              <w:suppressLineNumbers w:val="0"/>
+              <w:rPr>
+                <w:sz w:val="16"/>
+                <w:szCs w:val="16"/>
+              </w:rPr>
+            </w:pPr>
+            <w:r>
+              <w:rPr>
+                <w:sz w:val="16"/>
+                <w:szCs w:val="16"/>
+              </w:rPr>
+              <w:t>• Similar idea: Both studies combine conformal prediction with decision-making methods to balance performance and reliability.</w:t>
+            </w:r>
+          </w:p>
+          <w:p>
+            <w:pPr>
+              <w:pStyle w:val="5"/>
+              <w:keepNext w:val="0"/>
+              <w:keepLines w:val="0"/>
+              <w:widowControl/>
+              <w:suppressLineNumbers w:val="0"/>
+              <w:rPr>
+                <w:sz w:val="16"/>
+                <w:szCs w:val="16"/>
+              </w:rPr>
+            </w:pPr>
+            <w:r>
+              <w:rPr>
+                <w:sz w:val="16"/>
+                <w:szCs w:val="16"/>
+              </w:rPr>
+              <w:t>• Different applications: This paper focuses on reducing LLM costs, while my research focuses on selecting retail prices.</w:t>
+            </w:r>
+          </w:p>
+          <w:p>
+            <w:pPr>
+              <w:pStyle w:val="5"/>
+              <w:keepNext w:val="0"/>
+              <w:keepLines w:val="0"/>
+              <w:widowControl/>
+              <w:suppressLineNumbers w:val="0"/>
+              <w:rPr>
+                <w:sz w:val="16"/>
+                <w:szCs w:val="16"/>
+              </w:rPr>
+            </w:pPr>
+            <w:r>
+              <w:rPr>
+                <w:sz w:val="16"/>
+                <w:szCs w:val="16"/>
+              </w:rPr>
+              <w:t>• Risk control: I aim to use conformal calibration to estimate demand uncertainty and help control pricing-related risks.</w:t>
+            </w:r>
+          </w:p>
+          <w:p>
+            <w:pPr>
+              <w:pStyle w:val="5"/>
+              <w:keepNext w:val="0"/>
+              <w:keepLines w:val="0"/>
+              <w:widowControl/>
+              <w:suppressLineNumbers w:val="0"/>
+              <w:rPr>
+                <w:sz w:val="16"/>
+                <w:szCs w:val="16"/>
+              </w:rPr>
+            </w:pPr>
+            <w:r>
+              <w:rPr>
+                <w:sz w:val="16"/>
+                <w:szCs w:val="16"/>
+              </w:rPr>
+              <w:t>• Contextual learning: My proposed model will use retail features to choose suitable prices for different products and situations.</w:t>
+            </w:r>
+          </w:p>
+          <w:p>
+            <w:pPr>
+              <w:pStyle w:val="5"/>
+              <w:keepNext w:val="0"/>
+              <w:keepLines w:val="0"/>
+              <w:widowControl/>
+              <w:suppressLineNumbers w:val="0"/>
+              <w:rPr>
+                <w:sz w:val="16"/>
+                <w:szCs w:val="16"/>
+              </w:rPr>
+            </w:pPr>
+            <w:r>
+              <w:rPr>
+                <w:sz w:val="16"/>
+                <w:szCs w:val="16"/>
+              </w:rPr>
+              <w:t>• Research gap: The paper does not directly address neural contextual bandits for safe dynamic pricing under uncertain demand. I must compare it with related pricing research before claiming that my proposed combination is novel.</w:t>
+            </w:r>
+          </w:p>
+          <w:p>
+            <w:pPr>
+              <w:widowControl w:val="0"/>
+              <w:jc w:val="both"/>
               <w:rPr>
                 <w:rFonts w:hint="default" w:ascii="Times New Roman" w:hAnsi="Times New Roman" w:cs="Times New Roman"/>
                 <w:sz w:val="16"/>
@@ -2164,6 +3819,8 @@
           </w:tcPr>
           <w:p>
             <w:pPr>
+              <w:widowControl w:val="0"/>
+              <w:jc w:val="both"/>
               <w:rPr>
                 <w:rFonts w:hint="default" w:ascii="Times New Roman" w:hAnsi="Times New Roman" w:cs="Times New Roman"/>
                 <w:sz w:val="16"/>
@@ -2185,7 +3842,9 @@
             <w:insideV w:val="single" w:color="auto" w:sz="4" w:space="0"/>
           </w:tblBorders>
           <w:tblCellMar>
+            <w:top w:w="0" w:type="dxa"/>
             <w:left w:w="108" w:type="dxa"/>
+            <w:bottom w:w="0" w:type="dxa"/>
             <w:right w:w="108" w:type="dxa"/>
           </w:tblCellMar>
         </w:tblPrEx>
@@ -2195,10 +3854,27 @@
           </w:tcPr>
           <w:p>
             <w:pPr>
-              <w:rPr>
-                <w:vertAlign w:val="baseline"/>
-              </w:rPr>
-            </w:pPr>
+              <w:widowControl w:val="0"/>
+              <w:jc w:val="both"/>
+              <w:rPr>
+                <w:rFonts w:hint="default" w:ascii="Times New Roman" w:hAnsi="Times New Roman" w:cs="Times New Roman"/>
+                <w:b/>
+                <w:bCs/>
+                <w:sz w:val="16"/>
+                <w:szCs w:val="16"/>
+                <w:vertAlign w:val="baseline"/>
+              </w:rPr>
+            </w:pPr>
+            <w:r>
+              <w:rPr>
+                <w:rFonts w:hint="default" w:ascii="Times New Roman" w:hAnsi="Times New Roman" w:eastAsia="SimSun" w:cs="Times New Roman"/>
+                <w:b/>
+                <w:bCs/>
+                <w:sz w:val="16"/>
+                <w:szCs w:val="16"/>
+              </w:rPr>
+              <w:t>Conformal Policy Control</w:t>
+            </w:r>
           </w:p>
         </w:tc>
         <w:tc>
@@ -2207,10 +3883,23 @@
           </w:tcPr>
           <w:p>
             <w:pPr>
-              <w:rPr>
-                <w:vertAlign w:val="baseline"/>
-              </w:rPr>
-            </w:pPr>
+              <w:widowControl w:val="0"/>
+              <w:jc w:val="both"/>
+              <w:rPr>
+                <w:rFonts w:hint="default" w:ascii="Times New Roman" w:hAnsi="Times New Roman" w:cs="Times New Roman"/>
+                <w:sz w:val="16"/>
+                <w:szCs w:val="16"/>
+                <w:vertAlign w:val="baseline"/>
+              </w:rPr>
+            </w:pPr>
+            <w:r>
+              <w:rPr>
+                <w:rFonts w:hint="default" w:ascii="Times New Roman" w:hAnsi="Times New Roman" w:eastAsia="SimSun" w:cs="Times New Roman"/>
+                <w:sz w:val="16"/>
+                <w:szCs w:val="16"/>
+              </w:rPr>
+              <w:t>2026 — ICML 2026</w:t>
+            </w:r>
           </w:p>
         </w:tc>
         <w:tc>
@@ -2219,7 +3908,151 @@
           </w:tcPr>
           <w:p>
             <w:pPr>
-              <w:rPr>
+              <w:pStyle w:val="5"/>
+              <w:keepNext w:val="0"/>
+              <w:keepLines w:val="0"/>
+              <w:widowControl/>
+              <w:suppressLineNumbers w:val="0"/>
+              <w:rPr>
+                <w:sz w:val="16"/>
+                <w:szCs w:val="16"/>
+              </w:rPr>
+            </w:pPr>
+            <w:r>
+              <w:rPr>
+                <w:sz w:val="16"/>
+                <w:szCs w:val="16"/>
+              </w:rPr>
+              <w:t>Conformal Policy Control (CPC) and Generalized Conformal Risk Control (gCRC).</w:t>
+            </w:r>
+          </w:p>
+          <w:p>
+            <w:pPr>
+              <w:pStyle w:val="5"/>
+              <w:keepNext w:val="0"/>
+              <w:keepLines w:val="0"/>
+              <w:widowControl/>
+              <w:suppressLineNumbers w:val="0"/>
+              <w:rPr>
+                <w:sz w:val="16"/>
+                <w:szCs w:val="16"/>
+              </w:rPr>
+            </w:pPr>
+            <w:r>
+              <w:rPr>
+                <w:sz w:val="16"/>
+                <w:szCs w:val="16"/>
+              </w:rPr>
+              <w:t>• Safe reference policy (\(\pi_0\)): Uses a trusted policy as a safe starting point.</w:t>
+            </w:r>
+          </w:p>
+          <w:p>
+            <w:pPr>
+              <w:pStyle w:val="5"/>
+              <w:keepNext w:val="0"/>
+              <w:keepLines w:val="0"/>
+              <w:widowControl/>
+              <w:suppressLineNumbers w:val="0"/>
+              <w:rPr>
+                <w:sz w:val="16"/>
+                <w:szCs w:val="16"/>
+              </w:rPr>
+            </w:pPr>
+            <w:r>
+              <w:rPr>
+                <w:sz w:val="16"/>
+                <w:szCs w:val="16"/>
+              </w:rPr>
+              <w:t>• Candidate policy (\(\pi_t\)): A new policy that may perform better but could involve more risk.</w:t>
+            </w:r>
+          </w:p>
+          <w:p>
+            <w:pPr>
+              <w:pStyle w:val="5"/>
+              <w:keepNext w:val="0"/>
+              <w:keepLines w:val="0"/>
+              <w:widowControl/>
+              <w:suppressLineNumbers w:val="0"/>
+              <w:rPr>
+                <w:sz w:val="16"/>
+                <w:szCs w:val="16"/>
+              </w:rPr>
+            </w:pPr>
+            <w:r>
+              <w:rPr>
+                <w:sz w:val="16"/>
+                <w:szCs w:val="16"/>
+              </w:rPr>
+              <w:t>• Likelihood-ratio constraint: Limits how much the new policy can differ from the safe policy.</w:t>
+            </w:r>
+          </w:p>
+          <w:p>
+            <w:pPr>
+              <w:pStyle w:val="5"/>
+              <w:keepNext w:val="0"/>
+              <w:keepLines w:val="0"/>
+              <w:widowControl/>
+              <w:suppressLineNumbers w:val="0"/>
+              <w:rPr>
+                <w:sz w:val="16"/>
+                <w:szCs w:val="16"/>
+              </w:rPr>
+            </w:pPr>
+            <w:r>
+              <w:rPr>
+                <w:sz w:val="16"/>
+                <w:szCs w:val="16"/>
+              </w:rPr>
+              <w:t>• Accept-reject sampling: Helps control the use of the new policy at deployment.</w:t>
+            </w:r>
+          </w:p>
+          <w:p>
+            <w:pPr>
+              <w:pStyle w:val="5"/>
+              <w:keepNext w:val="0"/>
+              <w:keepLines w:val="0"/>
+              <w:widowControl/>
+              <w:suppressLineNumbers w:val="0"/>
+              <w:rPr>
+                <w:sz w:val="16"/>
+                <w:szCs w:val="16"/>
+              </w:rPr>
+            </w:pPr>
+            <w:r>
+              <w:rPr>
+                <w:sz w:val="16"/>
+                <w:szCs w:val="16"/>
+              </w:rPr>
+              <w:t xml:space="preserve">• Generalized conformal risk control: </w:t>
+            </w:r>
+          </w:p>
+          <w:p>
+            <w:pPr>
+              <w:pStyle w:val="5"/>
+              <w:keepNext w:val="0"/>
+              <w:keepLines w:val="0"/>
+              <w:widowControl/>
+              <w:suppressLineNumbers w:val="0"/>
+              <w:rPr>
+                <w:sz w:val="16"/>
+                <w:szCs w:val="16"/>
+              </w:rPr>
+            </w:pPr>
+            <w:r>
+              <w:rPr>
+                <w:sz w:val="16"/>
+                <w:szCs w:val="16"/>
+              </w:rPr>
+              <w:t>Provides risk guarantees for a wider range of loss functions, including some that are not monotonic</w:t>
+            </w:r>
+          </w:p>
+          <w:p>
+            <w:pPr>
+              <w:widowControl w:val="0"/>
+              <w:jc w:val="both"/>
+              <w:rPr>
+                <w:sz w:val="16"/>
+                <w:szCs w:val="16"/>
                 <w:vertAlign w:val="baseline"/>
               </w:rPr>
             </w:pPr>
@@ -2231,7 +4064,91 @@
           </w:tcPr>
           <w:p>
             <w:pPr>
-              <w:rPr>
+              <w:pStyle w:val="5"/>
+              <w:keepNext w:val="0"/>
+              <w:keepLines w:val="0"/>
+              <w:widowControl/>
+              <w:suppressLineNumbers w:val="0"/>
+              <w:rPr>
+                <w:sz w:val="16"/>
+                <w:szCs w:val="16"/>
+              </w:rPr>
+            </w:pPr>
+            <w:r>
+              <w:rPr>
+                <w:sz w:val="16"/>
+                <w:szCs w:val="16"/>
+              </w:rPr>
+              <w:t>Provides statistical risk guarantees using calibration data.</w:t>
+            </w:r>
+          </w:p>
+          <w:p>
+            <w:pPr>
+              <w:pStyle w:val="5"/>
+              <w:keepNext w:val="0"/>
+              <w:keepLines w:val="0"/>
+              <w:widowControl/>
+              <w:suppressLineNumbers w:val="0"/>
+              <w:rPr>
+                <w:sz w:val="16"/>
+                <w:szCs w:val="16"/>
+              </w:rPr>
+            </w:pPr>
+            <w:r>
+              <w:rPr>
+                <w:sz w:val="16"/>
+                <w:szCs w:val="16"/>
+              </w:rPr>
+              <w:t>• Controls how much an optimized policy can differ from a safe reference policy.</w:t>
+            </w:r>
+          </w:p>
+          <w:p>
+            <w:pPr>
+              <w:pStyle w:val="5"/>
+              <w:keepNext w:val="0"/>
+              <w:keepLines w:val="0"/>
+              <w:widowControl/>
+              <w:suppressLineNumbers w:val="0"/>
+              <w:rPr>
+                <w:sz w:val="16"/>
+                <w:szCs w:val="16"/>
+              </w:rPr>
+            </w:pPr>
+            <w:r>
+              <w:rPr>
+                <w:sz w:val="16"/>
+                <w:szCs w:val="16"/>
+              </w:rPr>
+              <w:t>• Allows users to select a desired risk level without retraining the model for every new risk tolerance.</w:t>
+            </w:r>
+          </w:p>
+          <w:p>
+            <w:pPr>
+              <w:pStyle w:val="5"/>
+              <w:keepNext w:val="0"/>
+              <w:keepLines w:val="0"/>
+              <w:widowControl/>
+              <w:suppressLineNumbers w:val="0"/>
+              <w:rPr>
+                <w:sz w:val="16"/>
+                <w:szCs w:val="16"/>
+              </w:rPr>
+            </w:pPr>
+            <w:r>
+              <w:rPr>
+                <w:sz w:val="16"/>
+                <w:szCs w:val="16"/>
+              </w:rPr>
+              <w:t>• Extends conformal risk control to certain loss functions that do not always increase or decrease in one direction.</w:t>
+            </w:r>
+          </w:p>
+          <w:p>
+            <w:pPr>
+              <w:widowControl w:val="0"/>
+              <w:jc w:val="both"/>
+              <w:rPr>
+                <w:sz w:val="16"/>
+                <w:szCs w:val="16"/>
                 <w:vertAlign w:val="baseline"/>
               </w:rPr>
             </w:pPr>
@@ -2243,7 +4160,91 @@
           </w:tcPr>
           <w:p>
             <w:pPr>
-              <w:rPr>
+              <w:pStyle w:val="5"/>
+              <w:keepNext w:val="0"/>
+              <w:keepLines w:val="0"/>
+              <w:widowControl/>
+              <w:suppressLineNumbers w:val="0"/>
+              <w:rPr>
+                <w:sz w:val="16"/>
+                <w:szCs w:val="16"/>
+              </w:rPr>
+            </w:pPr>
+            <w:r>
+              <w:rPr>
+                <w:sz w:val="16"/>
+                <w:szCs w:val="16"/>
+              </w:rPr>
+              <w:t>• Average risk guarantees: The guarantee applies across the relevant population or calibration process, not necessarily to every individual situation.</w:t>
+            </w:r>
+          </w:p>
+          <w:p>
+            <w:pPr>
+              <w:pStyle w:val="5"/>
+              <w:keepNext w:val="0"/>
+              <w:keepLines w:val="0"/>
+              <w:widowControl/>
+              <w:suppressLineNumbers w:val="0"/>
+              <w:rPr>
+                <w:sz w:val="16"/>
+                <w:szCs w:val="16"/>
+              </w:rPr>
+            </w:pPr>
+            <w:r>
+              <w:rPr>
+                <w:sz w:val="16"/>
+                <w:szCs w:val="16"/>
+              </w:rPr>
+              <w:t>• Changing data: If the data distribution changes, the guarantees may no longer hold without suitable monitoring or recalibration.</w:t>
+            </w:r>
+          </w:p>
+          <w:p>
+            <w:pPr>
+              <w:pStyle w:val="5"/>
+              <w:keepNext w:val="0"/>
+              <w:keepLines w:val="0"/>
+              <w:widowControl/>
+              <w:suppressLineNumbers w:val="0"/>
+              <w:rPr>
+                <w:sz w:val="16"/>
+                <w:szCs w:val="16"/>
+              </w:rPr>
+            </w:pPr>
+            <w:r>
+              <w:rPr>
+                <w:sz w:val="16"/>
+                <w:szCs w:val="16"/>
+              </w:rPr>
+              <w:t>• Policy probabilities: The method needs policy probabilities or likelihood ratios that can be calculated or estimated reliably.</w:t>
+            </w:r>
+          </w:p>
+          <w:p>
+            <w:pPr>
+              <w:pStyle w:val="5"/>
+              <w:keepNext w:val="0"/>
+              <w:keepLines w:val="0"/>
+              <w:widowControl/>
+              <w:suppressLineNumbers w:val="0"/>
+              <w:rPr>
+                <w:sz w:val="16"/>
+                <w:szCs w:val="16"/>
+              </w:rPr>
+            </w:pPr>
+            <w:r>
+              <w:rPr>
+                <w:sz w:val="16"/>
+                <w:szCs w:val="16"/>
+              </w:rPr>
+              <w:t>• Different application: The paper does not directly develop a dynamic pricing system for retail transactions.</w:t>
+            </w:r>
+          </w:p>
+          <w:p>
+            <w:pPr>
+              <w:widowControl w:val="0"/>
+              <w:jc w:val="both"/>
+              <w:rPr>
+                <w:sz w:val="16"/>
+                <w:szCs w:val="16"/>
                 <w:vertAlign w:val="baseline"/>
               </w:rPr>
             </w:pPr>
@@ -2255,7 +4256,111 @@
           </w:tcPr>
           <w:p>
             <w:pPr>
-              <w:rPr>
+              <w:pStyle w:val="5"/>
+              <w:keepNext w:val="0"/>
+              <w:keepLines w:val="0"/>
+              <w:widowControl/>
+              <w:suppressLineNumbers w:val="0"/>
+              <w:rPr>
+                <w:sz w:val="16"/>
+                <w:szCs w:val="16"/>
+              </w:rPr>
+            </w:pPr>
+            <w:r>
+              <w:rPr>
+                <w:sz w:val="16"/>
+                <w:szCs w:val="16"/>
+              </w:rPr>
+              <w:t>• MedLFQA: Medical question-answering data used to study factuality-related risk.</w:t>
+            </w:r>
+          </w:p>
+          <w:p>
+            <w:pPr>
+              <w:pStyle w:val="5"/>
+              <w:keepNext w:val="0"/>
+              <w:keepLines w:val="0"/>
+              <w:widowControl/>
+              <w:suppressLineNumbers w:val="0"/>
+              <w:rPr>
+                <w:sz w:val="16"/>
+                <w:szCs w:val="16"/>
+              </w:rPr>
+            </w:pPr>
+            <w:r>
+              <w:rPr>
+                <w:sz w:val="16"/>
+                <w:szCs w:val="16"/>
+              </w:rPr>
+              <w:t>• Robot Arm Kinematics: Data about robot movement and position.</w:t>
+            </w:r>
+          </w:p>
+          <w:p>
+            <w:pPr>
+              <w:pStyle w:val="5"/>
+              <w:keepNext w:val="0"/>
+              <w:keepLines w:val="0"/>
+              <w:widowControl/>
+              <w:suppressLineNumbers w:val="0"/>
+              <w:rPr>
+                <w:sz w:val="16"/>
+                <w:szCs w:val="16"/>
+              </w:rPr>
+            </w:pPr>
+            <w:r>
+              <w:rPr>
+                <w:sz w:val="16"/>
+                <w:szCs w:val="16"/>
+              </w:rPr>
+              <w:t>• Airfoil: Data used to study aerodynamic noise.</w:t>
+            </w:r>
+          </w:p>
+          <w:p>
+            <w:pPr>
+              <w:pStyle w:val="5"/>
+              <w:keepNext w:val="0"/>
+              <w:keepLines w:val="0"/>
+              <w:widowControl/>
+              <w:suppressLineNumbers w:val="0"/>
+              <w:rPr>
+                <w:sz w:val="16"/>
+                <w:szCs w:val="16"/>
+              </w:rPr>
+            </w:pPr>
+            <w:r>
+              <w:rPr>
+                <w:sz w:val="16"/>
+                <w:szCs w:val="16"/>
+              </w:rPr>
+              <w:t>• MEPS: Healthcare expenditure and utilization data.</w:t>
+            </w:r>
+          </w:p>
+          <w:p>
+            <w:pPr>
+              <w:pStyle w:val="5"/>
+              <w:keepNext w:val="0"/>
+              <w:keepLines w:val="0"/>
+              <w:widowControl/>
+              <w:suppressLineNumbers w:val="0"/>
+              <w:rPr>
+                <w:sz w:val="16"/>
+                <w:szCs w:val="16"/>
+              </w:rPr>
+            </w:pPr>
+            <w:r>
+              <w:rPr>
+                <w:sz w:val="16"/>
+                <w:szCs w:val="16"/>
+              </w:rPr>
+              <w:t>• Ehrlich functions: Synthetic biomolecular sequence optimization tasks.</w:t>
+            </w:r>
+          </w:p>
+          <w:p>
+            <w:pPr>
+              <w:widowControl w:val="0"/>
+              <w:jc w:val="both"/>
+              <w:rPr>
+                <w:sz w:val="16"/>
+                <w:szCs w:val="16"/>
                 <w:vertAlign w:val="baseline"/>
               </w:rPr>
             </w:pPr>
@@ -2267,7 +4372,71 @@
           </w:tcPr>
           <w:p>
             <w:pPr>
-              <w:rPr>
+              <w:pStyle w:val="5"/>
+              <w:keepNext w:val="0"/>
+              <w:keepLines w:val="0"/>
+              <w:widowControl/>
+              <w:suppressLineNumbers w:val="0"/>
+              <w:rPr>
+                <w:sz w:val="16"/>
+                <w:szCs w:val="16"/>
+              </w:rPr>
+            </w:pPr>
+            <w:r>
+              <w:rPr>
+                <w:sz w:val="16"/>
+                <w:szCs w:val="16"/>
+              </w:rPr>
+              <w:t>• Develop guarantees for individual contexts rather than only average performance.</w:t>
+            </w:r>
+          </w:p>
+          <w:p>
+            <w:pPr>
+              <w:pStyle w:val="5"/>
+              <w:keepNext w:val="0"/>
+              <w:keepLines w:val="0"/>
+              <w:widowControl/>
+              <w:suppressLineNumbers w:val="0"/>
+              <w:rPr>
+                <w:sz w:val="16"/>
+                <w:szCs w:val="16"/>
+              </w:rPr>
+            </w:pPr>
+            <w:r>
+              <w:rPr>
+                <w:sz w:val="16"/>
+                <w:szCs w:val="16"/>
+              </w:rPr>
+              <w:t>• Improve monitoring when the data distribution changes.</w:t>
+            </w:r>
+          </w:p>
+          <w:p>
+            <w:pPr>
+              <w:pStyle w:val="5"/>
+              <w:keepNext w:val="0"/>
+              <w:keepLines w:val="0"/>
+              <w:widowControl/>
+              <w:suppressLineNumbers w:val="0"/>
+              <w:rPr>
+                <w:sz w:val="16"/>
+                <w:szCs w:val="16"/>
+              </w:rPr>
+            </w:pPr>
+            <w:r>
+              <w:rPr>
+                <w:sz w:val="16"/>
+                <w:szCs w:val="16"/>
+              </w:rPr>
+              <w:t>• Extend the method to policies whose probabilities are difficult to calculate.</w:t>
+            </w:r>
+          </w:p>
+          <w:p>
+            <w:pPr>
+              <w:widowControl w:val="0"/>
+              <w:jc w:val="both"/>
+              <w:rPr>
+                <w:sz w:val="16"/>
+                <w:szCs w:val="16"/>
                 <w:vertAlign w:val="baseline"/>
               </w:rPr>
             </w:pPr>
@@ -2279,7 +4448,111 @@
           </w:tcPr>
           <w:p>
             <w:pPr>
-              <w:rPr>
+              <w:pStyle w:val="5"/>
+              <w:keepNext w:val="0"/>
+              <w:keepLines w:val="0"/>
+              <w:widowControl/>
+              <w:suppressLineNumbers w:val="0"/>
+              <w:rPr>
+                <w:sz w:val="16"/>
+                <w:szCs w:val="16"/>
+              </w:rPr>
+            </w:pPr>
+            <w:r>
+              <w:rPr>
+                <w:sz w:val="16"/>
+                <w:szCs w:val="16"/>
+              </w:rPr>
+              <w:t>• Safe baseline: I could use a fixed or rule-based pricing policy as a reference policy.</w:t>
+            </w:r>
+          </w:p>
+          <w:p>
+            <w:pPr>
+              <w:pStyle w:val="5"/>
+              <w:keepNext w:val="0"/>
+              <w:keepLines w:val="0"/>
+              <w:widowControl/>
+              <w:suppressLineNumbers w:val="0"/>
+              <w:rPr>
+                <w:sz w:val="16"/>
+                <w:szCs w:val="16"/>
+              </w:rPr>
+            </w:pPr>
+            <w:r>
+              <w:rPr>
+                <w:sz w:val="16"/>
+                <w:szCs w:val="16"/>
+              </w:rPr>
+              <w:t>• Risk control: CPC provides ideas for limiting how far an optimized pricing policy can move from the baseline.</w:t>
+            </w:r>
+          </w:p>
+          <w:p>
+            <w:pPr>
+              <w:pStyle w:val="5"/>
+              <w:keepNext w:val="0"/>
+              <w:keepLines w:val="0"/>
+              <w:widowControl/>
+              <w:suppressLineNumbers w:val="0"/>
+              <w:rPr>
+                <w:sz w:val="16"/>
+                <w:szCs w:val="16"/>
+              </w:rPr>
+            </w:pPr>
+            <w:r>
+              <w:rPr>
+                <w:sz w:val="16"/>
+                <w:szCs w:val="16"/>
+              </w:rPr>
+              <w:t>• Neural contextual bandits: My model could learn pricing decisions from product, sales, and demand features.</w:t>
+            </w:r>
+          </w:p>
+          <w:p>
+            <w:pPr>
+              <w:pStyle w:val="5"/>
+              <w:keepNext w:val="0"/>
+              <w:keepLines w:val="0"/>
+              <w:widowControl/>
+              <w:suppressLineNumbers w:val="0"/>
+              <w:rPr>
+                <w:sz w:val="16"/>
+                <w:szCs w:val="16"/>
+              </w:rPr>
+            </w:pPr>
+            <w:r>
+              <w:rPr>
+                <w:sz w:val="16"/>
+                <w:szCs w:val="16"/>
+              </w:rPr>
+              <w:t>• Conformal calibration: I could use calibrated demand uncertainty to help evaluate pricing risks.</w:t>
+            </w:r>
+          </w:p>
+          <w:p>
+            <w:pPr>
+              <w:pStyle w:val="5"/>
+              <w:keepNext w:val="0"/>
+              <w:keepLines w:val="0"/>
+              <w:widowControl/>
+              <w:suppressLineNumbers w:val="0"/>
+              <w:rPr>
+                <w:sz w:val="16"/>
+                <w:szCs w:val="16"/>
+              </w:rPr>
+            </w:pPr>
+            <w:r>
+              <w:rPr>
+                <w:sz w:val="16"/>
+                <w:szCs w:val="16"/>
+              </w:rPr>
+              <w:t>• Research gap: This paper provides a useful foundation for policy-level risk control, but applying it to retail pricing would require adapting and validating the method for pricing objectives and constraints.</w:t>
+            </w:r>
+          </w:p>
+          <w:p>
+            <w:pPr>
+              <w:widowControl w:val="0"/>
+              <w:jc w:val="both"/>
+              <w:rPr>
+                <w:sz w:val="16"/>
+                <w:szCs w:val="16"/>
                 <w:vertAlign w:val="baseline"/>
               </w:rPr>
             </w:pPr>
@@ -2291,6 +4564,8 @@
           </w:tcPr>
           <w:p>
             <w:pPr>
+              <w:widowControl w:val="0"/>
+              <w:jc w:val="both"/>
               <w:rPr>
                 <w:vertAlign w:val="baseline"/>
               </w:rPr>
@@ -2309,20 +4584,42 @@
             <w:insideV w:val="single" w:color="auto" w:sz="4" w:space="0"/>
           </w:tblBorders>
           <w:tblCellMar>
+            <w:top w:w="0" w:type="dxa"/>
             <w:left w:w="108" w:type="dxa"/>
+            <w:bottom w:w="0" w:type="dxa"/>
             <w:right w:w="108" w:type="dxa"/>
           </w:tblCellMar>
         </w:tblPrEx>
+        <w:trPr>
+          <w:trHeight w:val="9970" w:hRule="atLeast"/>
+        </w:trPr>
         <w:tc>
           <w:tcPr>
             <w:tcW w:w="1428" w:type="dxa"/>
           </w:tcPr>
           <w:p>
             <w:pPr>
-              <w:rPr>
-                <w:vertAlign w:val="baseline"/>
-              </w:rPr>
-            </w:pPr>
+              <w:widowControl w:val="0"/>
+              <w:jc w:val="both"/>
+              <w:rPr>
+                <w:rFonts w:hint="default" w:ascii="Times New Roman" w:hAnsi="Times New Roman" w:cs="Times New Roman"/>
+                <w:b/>
+                <w:bCs/>
+                <w:sz w:val="16"/>
+                <w:szCs w:val="16"/>
+                <w:vertAlign w:val="baseline"/>
+              </w:rPr>
+            </w:pPr>
+            <w:r>
+              <w:rPr>
+                <w:rFonts w:hint="default" w:ascii="Times New Roman" w:hAnsi="Times New Roman" w:eastAsia="SimSun" w:cs="Times New Roman"/>
+                <w:b/>
+                <w:bCs/>
+                <w:sz w:val="16"/>
+                <w:szCs w:val="16"/>
+              </w:rPr>
+              <w:t>Semi-Parametric Contextual Pricing with General Smoothness</w:t>
+            </w:r>
           </w:p>
         </w:tc>
         <w:tc>
@@ -2331,10 +4628,23 @@
           </w:tcPr>
           <w:p>
             <w:pPr>
-              <w:rPr>
-                <w:vertAlign w:val="baseline"/>
-              </w:rPr>
-            </w:pPr>
+              <w:widowControl w:val="0"/>
+              <w:jc w:val="both"/>
+              <w:rPr>
+                <w:rFonts w:hint="default" w:ascii="Times New Roman" w:hAnsi="Times New Roman" w:cs="Times New Roman"/>
+                <w:sz w:val="16"/>
+                <w:szCs w:val="16"/>
+                <w:vertAlign w:val="baseline"/>
+              </w:rPr>
+            </w:pPr>
+            <w:r>
+              <w:rPr>
+                <w:rFonts w:hint="default" w:ascii="Times New Roman" w:hAnsi="Times New Roman" w:eastAsia="SimSun" w:cs="Times New Roman"/>
+                <w:sz w:val="16"/>
+                <w:szCs w:val="16"/>
+              </w:rPr>
+              <w:t>2026 — ICLR 2026</w:t>
+            </w:r>
           </w:p>
         </w:tc>
         <w:tc>
@@ -2343,7 +4653,144 @@
           </w:tcPr>
           <w:p>
             <w:pPr>
-              <w:rPr>
+              <w:pStyle w:val="5"/>
+              <w:keepNext w:val="0"/>
+              <w:keepLines w:val="0"/>
+              <w:widowControl/>
+              <w:suppressLineNumbers w:val="0"/>
+              <w:rPr>
+                <w:rFonts w:hint="default" w:ascii="Times New Roman" w:hAnsi="Times New Roman" w:cs="Times New Roman"/>
+                <w:sz w:val="16"/>
+                <w:szCs w:val="16"/>
+              </w:rPr>
+            </w:pPr>
+            <w:r>
+              <w:rPr>
+                <w:rFonts w:hint="default" w:ascii="Times New Roman" w:hAnsi="Times New Roman" w:cs="Times New Roman"/>
+                <w:sz w:val="16"/>
+                <w:szCs w:val="16"/>
+              </w:rPr>
+              <w:t>Local Polynomial regression-based Semi-parametric Pricing (LPSP). The method uses several steps:</w:t>
+            </w:r>
+          </w:p>
+          <w:p>
+            <w:pPr>
+              <w:pStyle w:val="5"/>
+              <w:keepNext w:val="0"/>
+              <w:keepLines w:val="0"/>
+              <w:widowControl/>
+              <w:suppressLineNumbers w:val="0"/>
+              <w:rPr>
+                <w:rFonts w:hint="default" w:ascii="Times New Roman" w:hAnsi="Times New Roman" w:cs="Times New Roman"/>
+                <w:sz w:val="16"/>
+                <w:szCs w:val="16"/>
+              </w:rPr>
+            </w:pPr>
+            <w:r>
+              <w:rPr>
+                <w:rFonts w:hint="default" w:ascii="Times New Roman" w:hAnsi="Times New Roman" w:cs="Times New Roman"/>
+                <w:sz w:val="16"/>
+                <w:szCs w:val="16"/>
+              </w:rPr>
+              <w:t>• Initial exploration: Tests different prices to collect information.</w:t>
+            </w:r>
+          </w:p>
+          <w:p>
+            <w:pPr>
+              <w:pStyle w:val="5"/>
+              <w:keepNext w:val="0"/>
+              <w:keepLines w:val="0"/>
+              <w:widowControl/>
+              <w:suppressLineNumbers w:val="0"/>
+              <w:rPr>
+                <w:rFonts w:hint="default" w:ascii="Times New Roman" w:hAnsi="Times New Roman" w:cs="Times New Roman"/>
+                <w:sz w:val="16"/>
+                <w:szCs w:val="16"/>
+              </w:rPr>
+            </w:pPr>
+            <w:r>
+              <w:rPr>
+                <w:rFonts w:hint="default" w:ascii="Times New Roman" w:hAnsi="Times New Roman" w:cs="Times New Roman"/>
+                <w:sz w:val="16"/>
+                <w:szCs w:val="16"/>
+              </w:rPr>
+              <w:t>• Local polynomial regression: Uses nearby data points to estimate demand and pricing patterns.</w:t>
+            </w:r>
+          </w:p>
+          <w:p>
+            <w:pPr>
+              <w:pStyle w:val="5"/>
+              <w:keepNext w:val="0"/>
+              <w:keepLines w:val="0"/>
+              <w:widowControl/>
+              <w:suppressLineNumbers w:val="0"/>
+              <w:rPr>
+                <w:rFonts w:hint="default" w:ascii="Times New Roman" w:hAnsi="Times New Roman" w:cs="Times New Roman"/>
+                <w:sz w:val="16"/>
+                <w:szCs w:val="16"/>
+              </w:rPr>
+            </w:pPr>
+            <w:r>
+              <w:rPr>
+                <w:rFonts w:hint="default" w:ascii="Times New Roman" w:hAnsi="Times New Roman" w:cs="Times New Roman"/>
+                <w:sz w:val="16"/>
+                <w:szCs w:val="16"/>
+              </w:rPr>
+              <w:t>• Least-squares refinement: Improves the estimates using mathematical optimization.</w:t>
+            </w:r>
+          </w:p>
+          <w:p>
+            <w:pPr>
+              <w:pStyle w:val="5"/>
+              <w:keepNext w:val="0"/>
+              <w:keepLines w:val="0"/>
+              <w:widowControl/>
+              <w:suppressLineNumbers w:val="0"/>
+              <w:rPr>
+                <w:rFonts w:hint="default" w:ascii="Times New Roman" w:hAnsi="Times New Roman" w:cs="Times New Roman"/>
+                <w:sz w:val="16"/>
+                <w:szCs w:val="16"/>
+              </w:rPr>
+            </w:pPr>
+            <w:r>
+              <w:rPr>
+                <w:rFonts w:hint="default" w:ascii="Times New Roman" w:hAnsi="Times New Roman" w:cs="Times New Roman"/>
+                <w:sz w:val="16"/>
+                <w:szCs w:val="16"/>
+              </w:rPr>
+              <w:t>• Price rounding: Selects prices from a set of possible prices to encourage exploration.</w:t>
+            </w:r>
+          </w:p>
+          <w:p>
+            <w:pPr>
+              <w:pStyle w:val="5"/>
+              <w:keepNext w:val="0"/>
+              <w:keepLines w:val="0"/>
+              <w:widowControl/>
+              <w:suppressLineNumbers w:val="0"/>
+              <w:rPr>
+                <w:rFonts w:hint="default" w:ascii="Times New Roman" w:hAnsi="Times New Roman" w:cs="Times New Roman"/>
+                <w:sz w:val="16"/>
+                <w:szCs w:val="16"/>
+              </w:rPr>
+            </w:pPr>
+            <w:r>
+              <w:rPr>
+                <w:rFonts w:hint="default" w:ascii="Times New Roman" w:hAnsi="Times New Roman" w:cs="Times New Roman"/>
+                <w:sz w:val="16"/>
+                <w:szCs w:val="16"/>
+              </w:rPr>
+              <w:t>• Repeated policy improvement: Updates the pricing strategy over time to improve revenue.</w:t>
+            </w:r>
+          </w:p>
+          <w:p>
+            <w:pPr>
+              <w:widowControl w:val="0"/>
+              <w:jc w:val="both"/>
+              <w:rPr>
+                <w:rFonts w:hint="default" w:ascii="Times New Roman" w:hAnsi="Times New Roman" w:cs="Times New Roman"/>
+                <w:sz w:val="16"/>
+                <w:szCs w:val="16"/>
                 <w:vertAlign w:val="baseline"/>
               </w:rPr>
             </w:pPr>
@@ -2355,7 +4802,122 @@
           </w:tcPr>
           <w:p>
             <w:pPr>
-              <w:rPr>
+              <w:pStyle w:val="5"/>
+              <w:keepNext w:val="0"/>
+              <w:keepLines w:val="0"/>
+              <w:widowControl/>
+              <w:suppressLineNumbers w:val="0"/>
+              <w:rPr>
+                <w:rFonts w:hint="default" w:ascii="Times New Roman" w:hAnsi="Times New Roman" w:cs="Times New Roman"/>
+                <w:sz w:val="16"/>
+                <w:szCs w:val="16"/>
+              </w:rPr>
+            </w:pPr>
+            <w:r>
+              <w:rPr>
+                <w:rFonts w:hint="default" w:ascii="Times New Roman" w:hAnsi="Times New Roman" w:cs="Times New Roman"/>
+                <w:sz w:val="16"/>
+                <w:szCs w:val="16"/>
+              </w:rPr>
+              <w:t>• Develops a pricing algorithm for situations where demand depends on customer or product features.</w:t>
+            </w:r>
+          </w:p>
+          <w:p>
+            <w:pPr>
+              <w:pStyle w:val="5"/>
+              <w:keepNext w:val="0"/>
+              <w:keepLines w:val="0"/>
+              <w:widowControl/>
+              <w:suppressLineNumbers w:val="0"/>
+              <w:rPr>
+                <w:rFonts w:hint="default" w:ascii="Times New Roman" w:hAnsi="Times New Roman" w:cs="Times New Roman"/>
+                <w:sz w:val="16"/>
+                <w:szCs w:val="16"/>
+              </w:rPr>
+            </w:pPr>
+            <w:r>
+              <w:rPr>
+                <w:rFonts w:hint="default" w:ascii="Times New Roman" w:hAnsi="Times New Roman" w:cs="Times New Roman"/>
+                <w:sz w:val="16"/>
+                <w:szCs w:val="16"/>
+              </w:rPr>
+              <w:t>• Provides theoretical guarantees on how quickly the algorithm learns to choose profitable prices.</w:t>
+            </w:r>
+          </w:p>
+          <w:p>
+            <w:pPr>
+              <w:pStyle w:val="5"/>
+              <w:keepNext w:val="0"/>
+              <w:keepLines w:val="0"/>
+              <w:widowControl/>
+              <w:suppressLineNumbers w:val="0"/>
+              <w:rPr>
+                <w:rFonts w:hint="default" w:ascii="Times New Roman" w:hAnsi="Times New Roman" w:cs="Times New Roman"/>
+                <w:sz w:val="16"/>
+                <w:szCs w:val="16"/>
+              </w:rPr>
+            </w:pPr>
+            <w:r>
+              <w:rPr>
+                <w:rFonts w:hint="default" w:ascii="Times New Roman" w:hAnsi="Times New Roman" w:cs="Times New Roman"/>
+                <w:sz w:val="16"/>
+                <w:szCs w:val="16"/>
+              </w:rPr>
+              <w:t>• Handles different levels of smoothness in the relationship between customer features, prices, and demand.</w:t>
+            </w:r>
+          </w:p>
+          <w:p>
+            <w:pPr>
+              <w:pStyle w:val="5"/>
+              <w:keepNext w:val="0"/>
+              <w:keepLines w:val="0"/>
+              <w:widowControl/>
+              <w:suppressLineNumbers w:val="0"/>
+              <w:rPr>
+                <w:rFonts w:hint="default" w:ascii="Times New Roman" w:hAnsi="Times New Roman" w:cs="Times New Roman"/>
+                <w:sz w:val="16"/>
+                <w:szCs w:val="16"/>
+              </w:rPr>
+            </w:pPr>
+            <w:r>
+              <w:rPr>
+                <w:rFonts w:hint="default" w:ascii="Times New Roman" w:hAnsi="Times New Roman" w:cs="Times New Roman"/>
+                <w:sz w:val="16"/>
+                <w:szCs w:val="16"/>
+              </w:rPr>
+              <w:t>• Shows that contextual pricing can achieve strong theoretical performance under its assumptions.</w:t>
+            </w:r>
+          </w:p>
+          <w:p>
+            <w:pPr>
+              <w:pStyle w:val="5"/>
+              <w:keepNext w:val="0"/>
+              <w:keepLines w:val="0"/>
+              <w:widowControl/>
+              <w:suppressLineNumbers w:val="0"/>
+              <w:rPr>
+                <w:rFonts w:hint="default" w:ascii="Times New Roman" w:hAnsi="Times New Roman" w:cs="Times New Roman"/>
+                <w:sz w:val="16"/>
+                <w:szCs w:val="16"/>
+              </w:rPr>
+            </w:pPr>
+            <w:r>
+              <w:rPr>
+                <w:rFonts w:hint="default" w:ascii="Times New Roman" w:hAnsi="Times New Roman" w:cs="Times New Roman"/>
+                <w:sz w:val="16"/>
+                <w:szCs w:val="16"/>
+              </w:rPr>
+              <w:t>• Reduces the number of extra experiments needed to learn about different prices.</w:t>
+            </w:r>
+          </w:p>
+          <w:p>
+            <w:pPr>
+              <w:widowControl w:val="0"/>
+              <w:jc w:val="both"/>
+              <w:rPr>
+                <w:rFonts w:hint="default" w:ascii="Times New Roman" w:hAnsi="Times New Roman" w:cs="Times New Roman"/>
+                <w:sz w:val="16"/>
+                <w:szCs w:val="16"/>
                 <w:vertAlign w:val="baseline"/>
               </w:rPr>
             </w:pPr>
@@ -2367,7 +4929,122 @@
           </w:tcPr>
           <w:p>
             <w:pPr>
-              <w:rPr>
+              <w:pStyle w:val="5"/>
+              <w:keepNext w:val="0"/>
+              <w:keepLines w:val="0"/>
+              <w:widowControl/>
+              <w:suppressLineNumbers w:val="0"/>
+              <w:rPr>
+                <w:rFonts w:hint="default" w:ascii="Times New Roman" w:hAnsi="Times New Roman" w:cs="Times New Roman"/>
+                <w:sz w:val="16"/>
+                <w:szCs w:val="16"/>
+              </w:rPr>
+            </w:pPr>
+            <w:r>
+              <w:rPr>
+                <w:rFonts w:hint="default" w:ascii="Times New Roman" w:hAnsi="Times New Roman" w:cs="Times New Roman"/>
+                <w:sz w:val="16"/>
+                <w:szCs w:val="16"/>
+              </w:rPr>
+              <w:t>• Strong assumption: Assumes the revenue function has a single peak, meaning revenue increases and then decreases as price changes.</w:t>
+            </w:r>
+          </w:p>
+          <w:p>
+            <w:pPr>
+              <w:pStyle w:val="5"/>
+              <w:keepNext w:val="0"/>
+              <w:keepLines w:val="0"/>
+              <w:widowControl/>
+              <w:suppressLineNumbers w:val="0"/>
+              <w:rPr>
+                <w:rFonts w:hint="default" w:ascii="Times New Roman" w:hAnsi="Times New Roman" w:cs="Times New Roman"/>
+                <w:sz w:val="16"/>
+                <w:szCs w:val="16"/>
+              </w:rPr>
+            </w:pPr>
+            <w:r>
+              <w:rPr>
+                <w:rFonts w:hint="default" w:ascii="Times New Roman" w:hAnsi="Times New Roman" w:cs="Times New Roman"/>
+                <w:sz w:val="16"/>
+                <w:szCs w:val="16"/>
+              </w:rPr>
+              <w:t>• Known smoothness: Requires the smoothness parameter to be known in advance.</w:t>
+            </w:r>
+          </w:p>
+          <w:p>
+            <w:pPr>
+              <w:pStyle w:val="5"/>
+              <w:keepNext w:val="0"/>
+              <w:keepLines w:val="0"/>
+              <w:widowControl/>
+              <w:suppressLineNumbers w:val="0"/>
+              <w:rPr>
+                <w:rFonts w:hint="default" w:ascii="Times New Roman" w:hAnsi="Times New Roman" w:cs="Times New Roman"/>
+                <w:sz w:val="16"/>
+                <w:szCs w:val="16"/>
+              </w:rPr>
+            </w:pPr>
+            <w:r>
+              <w:rPr>
+                <w:rFonts w:hint="default" w:ascii="Times New Roman" w:hAnsi="Times New Roman" w:cs="Times New Roman"/>
+                <w:sz w:val="16"/>
+                <w:szCs w:val="16"/>
+              </w:rPr>
+              <w:t>• High-dimensional features: The theoretical results still depend partly on the number of input features.</w:t>
+            </w:r>
+          </w:p>
+          <w:p>
+            <w:pPr>
+              <w:pStyle w:val="5"/>
+              <w:keepNext w:val="0"/>
+              <w:keepLines w:val="0"/>
+              <w:widowControl/>
+              <w:suppressLineNumbers w:val="0"/>
+              <w:rPr>
+                <w:rFonts w:hint="default" w:ascii="Times New Roman" w:hAnsi="Times New Roman" w:cs="Times New Roman"/>
+                <w:sz w:val="16"/>
+                <w:szCs w:val="16"/>
+              </w:rPr>
+            </w:pPr>
+            <w:r>
+              <w:rPr>
+                <w:rFonts w:hint="default" w:ascii="Times New Roman" w:hAnsi="Times New Roman" w:cs="Times New Roman"/>
+                <w:sz w:val="16"/>
+                <w:szCs w:val="16"/>
+              </w:rPr>
+              <w:t>• No conformal calibration: Does not use conformal prediction to calibrate uncertainty.</w:t>
+            </w:r>
+          </w:p>
+          <w:p>
+            <w:pPr>
+              <w:pStyle w:val="5"/>
+              <w:keepNext w:val="0"/>
+              <w:keepLines w:val="0"/>
+              <w:widowControl/>
+              <w:suppressLineNumbers w:val="0"/>
+              <w:rPr>
+                <w:rFonts w:hint="default" w:ascii="Times New Roman" w:hAnsi="Times New Roman" w:cs="Times New Roman"/>
+                <w:sz w:val="16"/>
+                <w:szCs w:val="16"/>
+              </w:rPr>
+            </w:pPr>
+            <w:r>
+              <w:rPr>
+                <w:rFonts w:hint="default" w:ascii="Times New Roman" w:hAnsi="Times New Roman" w:cs="Times New Roman"/>
+                <w:sz w:val="16"/>
+                <w:szCs w:val="16"/>
+              </w:rPr>
+              <w:t>• Limited risk control: Focuses on maximizing revenue rather than explicitly controlling risks such as stockouts or unstable prices.</w:t>
+            </w:r>
+          </w:p>
+          <w:p>
+            <w:pPr>
+              <w:widowControl w:val="0"/>
+              <w:jc w:val="both"/>
+              <w:rPr>
+                <w:rFonts w:hint="default" w:ascii="Times New Roman" w:hAnsi="Times New Roman" w:cs="Times New Roman"/>
+                <w:sz w:val="16"/>
+                <w:szCs w:val="16"/>
                 <w:vertAlign w:val="baseline"/>
               </w:rPr>
             </w:pPr>
@@ -2379,7 +5056,78 @@
           </w:tcPr>
           <w:p>
             <w:pPr>
-              <w:rPr>
+              <w:pStyle w:val="5"/>
+              <w:keepNext w:val="0"/>
+              <w:keepLines w:val="0"/>
+              <w:widowControl/>
+              <w:suppressLineNumbers w:val="0"/>
+              <w:rPr>
+                <w:rFonts w:hint="default" w:ascii="Times New Roman" w:hAnsi="Times New Roman" w:cs="Times New Roman"/>
+                <w:sz w:val="16"/>
+                <w:szCs w:val="16"/>
+              </w:rPr>
+            </w:pPr>
+            <w:r>
+              <w:rPr>
+                <w:rFonts w:hint="default" w:ascii="Times New Roman" w:hAnsi="Times New Roman" w:cs="Times New Roman"/>
+                <w:sz w:val="16"/>
+                <w:szCs w:val="16"/>
+              </w:rPr>
+              <w:t>• Mainly uses synthetic data, meaning artificially generated data for experiments.</w:t>
+            </w:r>
+          </w:p>
+          <w:p>
+            <w:pPr>
+              <w:pStyle w:val="5"/>
+              <w:keepNext w:val="0"/>
+              <w:keepLines w:val="0"/>
+              <w:widowControl/>
+              <w:suppressLineNumbers w:val="0"/>
+              <w:rPr>
+                <w:rFonts w:hint="default" w:ascii="Times New Roman" w:hAnsi="Times New Roman" w:cs="Times New Roman"/>
+                <w:sz w:val="16"/>
+                <w:szCs w:val="16"/>
+              </w:rPr>
+            </w:pPr>
+            <w:r>
+              <w:rPr>
+                <w:rFonts w:hint="default" w:ascii="Times New Roman" w:hAnsi="Times New Roman" w:cs="Times New Roman"/>
+                <w:sz w:val="16"/>
+                <w:szCs w:val="16"/>
+              </w:rPr>
+              <w:t>• Evaluates the algorithm through dynamic pricing simulations.</w:t>
+            </w:r>
+          </w:p>
+          <w:p>
+            <w:pPr>
+              <w:pStyle w:val="5"/>
+              <w:keepNext w:val="0"/>
+              <w:keepLines w:val="0"/>
+              <w:widowControl/>
+              <w:suppressLineNumbers w:val="0"/>
+              <w:rPr>
+                <w:rFonts w:hint="default" w:ascii="Times New Roman" w:hAnsi="Times New Roman" w:cs="Times New Roman"/>
+                <w:sz w:val="16"/>
+                <w:szCs w:val="16"/>
+              </w:rPr>
+            </w:pPr>
+            <w:r>
+              <w:rPr>
+                <w:rFonts w:hint="default" w:ascii="Times New Roman" w:hAnsi="Times New Roman" w:cs="Times New Roman"/>
+                <w:sz w:val="16"/>
+                <w:szCs w:val="16"/>
+              </w:rPr>
+              <w:t>• Its main contribution is theoretical; it does not establish performance on real retail transaction data.</w:t>
+            </w:r>
+          </w:p>
+          <w:p>
+            <w:pPr>
+              <w:widowControl w:val="0"/>
+              <w:jc w:val="both"/>
+              <w:rPr>
+                <w:rFonts w:hint="default" w:ascii="Times New Roman" w:hAnsi="Times New Roman" w:cs="Times New Roman"/>
+                <w:sz w:val="16"/>
+                <w:szCs w:val="16"/>
                 <w:vertAlign w:val="baseline"/>
               </w:rPr>
             </w:pPr>
@@ -2391,7 +5139,100 @@
           </w:tcPr>
           <w:p>
             <w:pPr>
-              <w:rPr>
+              <w:pStyle w:val="5"/>
+              <w:keepNext w:val="0"/>
+              <w:keepLines w:val="0"/>
+              <w:widowControl/>
+              <w:suppressLineNumbers w:val="0"/>
+              <w:rPr>
+                <w:rFonts w:hint="default" w:ascii="Times New Roman" w:hAnsi="Times New Roman" w:cs="Times New Roman"/>
+                <w:sz w:val="16"/>
+                <w:szCs w:val="16"/>
+              </w:rPr>
+            </w:pPr>
+            <w:r>
+              <w:rPr>
+                <w:rFonts w:hint="default" w:ascii="Times New Roman" w:hAnsi="Times New Roman" w:cs="Times New Roman"/>
+                <w:sz w:val="16"/>
+                <w:szCs w:val="16"/>
+              </w:rPr>
+              <w:t>Develop methods that do not require the revenue function to have a single peak.</w:t>
+            </w:r>
+          </w:p>
+          <w:p>
+            <w:pPr>
+              <w:pStyle w:val="5"/>
+              <w:keepNext w:val="0"/>
+              <w:keepLines w:val="0"/>
+              <w:widowControl/>
+              <w:suppressLineNumbers w:val="0"/>
+              <w:rPr>
+                <w:rFonts w:hint="default" w:ascii="Times New Roman" w:hAnsi="Times New Roman" w:cs="Times New Roman"/>
+                <w:sz w:val="16"/>
+                <w:szCs w:val="16"/>
+              </w:rPr>
+            </w:pPr>
+            <w:r>
+              <w:rPr>
+                <w:rFonts w:hint="default" w:ascii="Times New Roman" w:hAnsi="Times New Roman" w:cs="Times New Roman"/>
+                <w:sz w:val="16"/>
+                <w:szCs w:val="16"/>
+              </w:rPr>
+              <w:t>• Allow the algorithm to learn the smoothness level automatically.</w:t>
+            </w:r>
+          </w:p>
+          <w:p>
+            <w:pPr>
+              <w:pStyle w:val="5"/>
+              <w:keepNext w:val="0"/>
+              <w:keepLines w:val="0"/>
+              <w:widowControl/>
+              <w:suppressLineNumbers w:val="0"/>
+              <w:rPr>
+                <w:rFonts w:hint="default" w:ascii="Times New Roman" w:hAnsi="Times New Roman" w:cs="Times New Roman"/>
+                <w:sz w:val="16"/>
+                <w:szCs w:val="16"/>
+              </w:rPr>
+            </w:pPr>
+            <w:r>
+              <w:rPr>
+                <w:rFonts w:hint="default" w:ascii="Times New Roman" w:hAnsi="Times New Roman" w:cs="Times New Roman"/>
+                <w:sz w:val="16"/>
+                <w:szCs w:val="16"/>
+              </w:rPr>
+              <w:t>• Reduce the effect of having many input features.</w:t>
+            </w:r>
+          </w:p>
+          <w:p>
+            <w:pPr>
+              <w:pStyle w:val="5"/>
+              <w:keepNext w:val="0"/>
+              <w:keepLines w:val="0"/>
+              <w:widowControl/>
+              <w:suppressLineNumbers w:val="0"/>
+              <w:rPr>
+                <w:rFonts w:hint="default" w:ascii="Times New Roman" w:hAnsi="Times New Roman" w:cs="Times New Roman"/>
+                <w:sz w:val="16"/>
+                <w:szCs w:val="16"/>
+              </w:rPr>
+            </w:pPr>
+            <w:r>
+              <w:rPr>
+                <w:rFonts w:hint="default" w:ascii="Times New Roman" w:hAnsi="Times New Roman" w:cs="Times New Roman"/>
+                <w:sz w:val="16"/>
+                <w:szCs w:val="16"/>
+              </w:rPr>
+              <w:t>• Improve the method's performance in more complex pricing environments</w:t>
+            </w:r>
+          </w:p>
+          <w:p>
+            <w:pPr>
+              <w:widowControl w:val="0"/>
+              <w:jc w:val="both"/>
+              <w:rPr>
+                <w:rFonts w:hint="default" w:ascii="Times New Roman" w:hAnsi="Times New Roman" w:cs="Times New Roman"/>
+                <w:sz w:val="16"/>
+                <w:szCs w:val="16"/>
                 <w:vertAlign w:val="baseline"/>
               </w:rPr>
             </w:pPr>
@@ -2403,7 +5244,108 @@
           </w:tcPr>
           <w:p>
             <w:pPr>
-              <w:rPr>
+              <w:pStyle w:val="5"/>
+              <w:keepNext w:val="0"/>
+              <w:keepLines w:val="0"/>
+              <w:widowControl/>
+              <w:suppressLineNumbers w:val="0"/>
+              <w:rPr>
+                <w:rFonts w:hint="default" w:ascii="Times New Roman" w:hAnsi="Times New Roman" w:cs="Times New Roman"/>
+                <w:sz w:val="16"/>
+                <w:szCs w:val="16"/>
+              </w:rPr>
+            </w:pPr>
+            <w:r>
+              <w:rPr>
+                <w:rFonts w:hint="default" w:ascii="Times New Roman" w:hAnsi="Times New Roman" w:cs="Times New Roman"/>
+                <w:sz w:val="16"/>
+                <w:szCs w:val="16"/>
+              </w:rPr>
+              <w:t>• Contextual pricing: This paper provides a theoretical foundation for choosing prices based on product and customer-related features.</w:t>
+            </w:r>
+          </w:p>
+          <w:p>
+            <w:pPr>
+              <w:pStyle w:val="5"/>
+              <w:keepNext w:val="0"/>
+              <w:keepLines w:val="0"/>
+              <w:widowControl/>
+              <w:suppressLineNumbers w:val="0"/>
+              <w:rPr>
+                <w:rFonts w:hint="default" w:ascii="Times New Roman" w:hAnsi="Times New Roman" w:cs="Times New Roman"/>
+                <w:sz w:val="16"/>
+                <w:szCs w:val="16"/>
+              </w:rPr>
+            </w:pPr>
+            <w:r>
+              <w:rPr>
+                <w:rFonts w:hint="default" w:ascii="Times New Roman" w:hAnsi="Times New Roman" w:cs="Times New Roman"/>
+                <w:sz w:val="16"/>
+                <w:szCs w:val="16"/>
+              </w:rPr>
+              <w:t>• Complex demand patterns: Its approach to learning nonlinear pricing relationships can inform the design of my neural contextual bandit.</w:t>
+            </w:r>
+          </w:p>
+          <w:p>
+            <w:pPr>
+              <w:pStyle w:val="5"/>
+              <w:keepNext w:val="0"/>
+              <w:keepLines w:val="0"/>
+              <w:widowControl/>
+              <w:suppressLineNumbers w:val="0"/>
+              <w:rPr>
+                <w:rFonts w:hint="default" w:ascii="Times New Roman" w:hAnsi="Times New Roman" w:cs="Times New Roman"/>
+                <w:sz w:val="16"/>
+                <w:szCs w:val="16"/>
+              </w:rPr>
+            </w:pPr>
+            <w:r>
+              <w:rPr>
+                <w:rFonts w:hint="default" w:ascii="Times New Roman" w:hAnsi="Times New Roman" w:cs="Times New Roman"/>
+                <w:sz w:val="16"/>
+                <w:szCs w:val="16"/>
+              </w:rPr>
+              <w:t>• Different objective: This paper focuses on revenue optimization, while my research also aims to manage uncertainty and pricing risks.</w:t>
+            </w:r>
+          </w:p>
+          <w:p>
+            <w:pPr>
+              <w:pStyle w:val="5"/>
+              <w:keepNext w:val="0"/>
+              <w:keepLines w:val="0"/>
+              <w:widowControl/>
+              <w:suppressLineNumbers w:val="0"/>
+              <w:rPr>
+                <w:rFonts w:hint="default" w:ascii="Times New Roman" w:hAnsi="Times New Roman" w:cs="Times New Roman"/>
+                <w:sz w:val="16"/>
+                <w:szCs w:val="16"/>
+              </w:rPr>
+            </w:pPr>
+            <w:r>
+              <w:rPr>
+                <w:rFonts w:hint="default" w:ascii="Times New Roman" w:hAnsi="Times New Roman" w:cs="Times New Roman"/>
+                <w:sz w:val="16"/>
+                <w:szCs w:val="16"/>
+              </w:rPr>
+              <w:t>• Conformal calibration: My proposed framework could use conformal prediction to calibrate demand uncertainty.</w:t>
+            </w:r>
+            <w:r>
+              <w:rPr>
+                <w:rFonts w:hint="default" w:ascii="Times New Roman" w:hAnsi="Times New Roman" w:eastAsia="SimSun" w:cs="Times New Roman"/>
+                <w:sz w:val="16"/>
+                <w:szCs w:val="16"/>
+              </w:rPr>
+              <w:t>Research gap: The paper does not directly combine conformal calibration, neural contextual bandits, and explicit pricing-risk constraints. I need to compare it with other studies before claiming this combination is novel.</w:t>
+            </w:r>
+          </w:p>
+          <w:p>
+            <w:pPr>
+              <w:widowControl w:val="0"/>
+              <w:jc w:val="both"/>
+              <w:rPr>
+                <w:rFonts w:hint="default" w:ascii="Times New Roman" w:hAnsi="Times New Roman" w:cs="Times New Roman"/>
+                <w:sz w:val="16"/>
+                <w:szCs w:val="16"/>
                 <w:vertAlign w:val="baseline"/>
               </w:rPr>
             </w:pPr>
@@ -2415,6 +5357,1608 @@
           </w:tcPr>
           <w:p>
             <w:pPr>
+              <w:widowControl w:val="0"/>
+              <w:jc w:val="both"/>
+              <w:rPr>
+                <w:vertAlign w:val="baseline"/>
+              </w:rPr>
+            </w:pPr>
+          </w:p>
+        </w:tc>
+      </w:tr>
+      <w:tr>
+        <w:tblPrEx>
+          <w:tblBorders>
+            <w:top w:val="single" w:color="auto" w:sz="4" w:space="0"/>
+            <w:left w:val="single" w:color="auto" w:sz="4" w:space="0"/>
+            <w:bottom w:val="single" w:color="auto" w:sz="4" w:space="0"/>
+            <w:right w:val="single" w:color="auto" w:sz="4" w:space="0"/>
+            <w:insideH w:val="single" w:color="auto" w:sz="4" w:space="0"/>
+            <w:insideV w:val="single" w:color="auto" w:sz="4" w:space="0"/>
+          </w:tblBorders>
+          <w:tblCellMar>
+            <w:top w:w="0" w:type="dxa"/>
+            <w:left w:w="108" w:type="dxa"/>
+            <w:bottom w:w="0" w:type="dxa"/>
+            <w:right w:w="108" w:type="dxa"/>
+          </w:tblCellMar>
+        </w:tblPrEx>
+        <w:tc>
+          <w:tcPr>
+            <w:tcW w:w="1428" w:type="dxa"/>
+          </w:tcPr>
+          <w:p>
+            <w:pPr>
+              <w:widowControl w:val="0"/>
+              <w:jc w:val="both"/>
+              <w:rPr>
+                <w:rFonts w:hint="default" w:ascii="Times New Roman" w:hAnsi="Times New Roman" w:eastAsia="SimSun" w:cs="Times New Roman"/>
+                <w:b/>
+                <w:bCs/>
+                <w:sz w:val="16"/>
+                <w:szCs w:val="16"/>
+              </w:rPr>
+            </w:pPr>
+            <w:r>
+              <w:rPr>
+                <w:rFonts w:hint="default" w:ascii="Times New Roman" w:hAnsi="Times New Roman" w:eastAsia="SimSun" w:cs="Times New Roman"/>
+                <w:b/>
+                <w:bCs/>
+                <w:sz w:val="16"/>
+                <w:szCs w:val="16"/>
+              </w:rPr>
+              <w:t>Revenue Maximization Under Sequential Price Competition via the Estimation of \(s\)-Concave Demand Functions</w:t>
+            </w:r>
+          </w:p>
+        </w:tc>
+        <w:tc>
+          <w:tcPr>
+            <w:tcW w:w="1336" w:type="dxa"/>
+          </w:tcPr>
+          <w:p>
+            <w:pPr>
+              <w:widowControl w:val="0"/>
+              <w:jc w:val="both"/>
+              <w:rPr>
+                <w:rFonts w:hint="default" w:ascii="Times New Roman" w:hAnsi="Times New Roman" w:eastAsia="SimSun" w:cs="Times New Roman"/>
+                <w:sz w:val="16"/>
+                <w:szCs w:val="16"/>
+              </w:rPr>
+            </w:pPr>
+            <w:r>
+              <w:rPr>
+                <w:rFonts w:hint="default" w:ascii="Times New Roman" w:hAnsi="Times New Roman" w:eastAsia="SimSun" w:cs="Times New Roman"/>
+                <w:sz w:val="16"/>
+                <w:szCs w:val="16"/>
+              </w:rPr>
+              <w:t>2026 — ICLR 2026</w:t>
+            </w:r>
+          </w:p>
+        </w:tc>
+        <w:tc>
+          <w:tcPr>
+            <w:tcW w:w="1705" w:type="dxa"/>
+          </w:tcPr>
+          <w:p>
+            <w:pPr>
+              <w:pStyle w:val="5"/>
+              <w:keepNext w:val="0"/>
+              <w:keepLines w:val="0"/>
+              <w:widowControl/>
+              <w:suppressLineNumbers w:val="0"/>
+              <w:rPr>
+                <w:rFonts w:hint="default" w:ascii="Times New Roman" w:hAnsi="Times New Roman" w:cs="Times New Roman"/>
+                <w:sz w:val="16"/>
+                <w:szCs w:val="16"/>
+              </w:rPr>
+            </w:pPr>
+            <w:r>
+              <w:rPr>
+                <w:rFonts w:hint="default" w:ascii="Times New Roman" w:hAnsi="Times New Roman" w:cs="Times New Roman"/>
+                <w:sz w:val="16"/>
+                <w:szCs w:val="16"/>
+              </w:rPr>
+              <w:t>SPE-BR Algorithm: This method has two main phases.</w:t>
+            </w:r>
+          </w:p>
+          <w:p>
+            <w:pPr>
+              <w:pStyle w:val="5"/>
+              <w:keepNext w:val="0"/>
+              <w:keepLines w:val="0"/>
+              <w:widowControl/>
+              <w:suppressLineNumbers w:val="0"/>
+              <w:rPr>
+                <w:rFonts w:hint="default" w:ascii="Times New Roman" w:hAnsi="Times New Roman" w:cs="Times New Roman"/>
+                <w:sz w:val="16"/>
+                <w:szCs w:val="16"/>
+              </w:rPr>
+            </w:pPr>
+            <w:r>
+              <w:rPr>
+                <w:rFonts w:hint="default" w:ascii="Times New Roman" w:hAnsi="Times New Roman" w:cs="Times New Roman"/>
+                <w:sz w:val="16"/>
+                <w:szCs w:val="16"/>
+              </w:rPr>
+              <w:t>1. Exploration phase: Sellers try different prices to understand how prices affect customer demand.</w:t>
+            </w:r>
+          </w:p>
+          <w:p>
+            <w:pPr>
+              <w:pStyle w:val="5"/>
+              <w:keepNext w:val="0"/>
+              <w:keepLines w:val="0"/>
+              <w:widowControl/>
+              <w:suppressLineNumbers w:val="0"/>
+              <w:rPr>
+                <w:rFonts w:hint="default" w:ascii="Times New Roman" w:hAnsi="Times New Roman" w:cs="Times New Roman"/>
+                <w:sz w:val="16"/>
+                <w:szCs w:val="16"/>
+              </w:rPr>
+            </w:pPr>
+            <w:r>
+              <w:rPr>
+                <w:rFonts w:hint="default" w:ascii="Times New Roman" w:hAnsi="Times New Roman" w:cs="Times New Roman"/>
+                <w:sz w:val="16"/>
+                <w:szCs w:val="16"/>
+              </w:rPr>
+              <w:t>2. Exploitation phase: Sellers estimate demand patterns and choose prices that help them compete with other sellers.</w:t>
+            </w:r>
+          </w:p>
+          <w:p>
+            <w:pPr>
+              <w:pStyle w:val="5"/>
+              <w:keepNext w:val="0"/>
+              <w:keepLines w:val="0"/>
+              <w:widowControl/>
+              <w:suppressLineNumbers w:val="0"/>
+              <w:rPr>
+                <w:rFonts w:hint="default" w:ascii="Times New Roman" w:hAnsi="Times New Roman" w:cs="Times New Roman"/>
+                <w:sz w:val="16"/>
+                <w:szCs w:val="16"/>
+              </w:rPr>
+            </w:pPr>
+            <w:r>
+              <w:rPr>
+                <w:rFonts w:hint="default" w:ascii="Times New Roman" w:hAnsi="Times New Roman" w:cs="Times New Roman"/>
+                <w:sz w:val="16"/>
+                <w:szCs w:val="16"/>
+              </w:rPr>
+              <w:t>The method uses \(s\)-concavity, a mathematical assumption about the shape of the demand function, to help estimate demand and select prices.</w:t>
+            </w:r>
+          </w:p>
+          <w:p>
+            <w:pPr>
+              <w:widowControl w:val="0"/>
+              <w:jc w:val="both"/>
+              <w:rPr>
+                <w:rFonts w:hint="default" w:ascii="Times New Roman" w:hAnsi="Times New Roman" w:cs="Times New Roman"/>
+                <w:sz w:val="16"/>
+                <w:szCs w:val="16"/>
+                <w:vertAlign w:val="baseline"/>
+              </w:rPr>
+            </w:pPr>
+          </w:p>
+        </w:tc>
+        <w:tc>
+          <w:tcPr>
+            <w:tcW w:w="1572" w:type="dxa"/>
+          </w:tcPr>
+          <w:p>
+            <w:pPr>
+              <w:pStyle w:val="5"/>
+              <w:keepNext w:val="0"/>
+              <w:keepLines w:val="0"/>
+              <w:widowControl/>
+              <w:suppressLineNumbers w:val="0"/>
+              <w:rPr>
+                <w:rFonts w:hint="default" w:ascii="Times New Roman" w:hAnsi="Times New Roman" w:cs="Times New Roman"/>
+                <w:sz w:val="16"/>
+                <w:szCs w:val="16"/>
+              </w:rPr>
+            </w:pPr>
+            <w:r>
+              <w:rPr>
+                <w:rFonts w:hint="default" w:ascii="Times New Roman" w:hAnsi="Times New Roman" w:cs="Times New Roman"/>
+                <w:sz w:val="16"/>
+                <w:szCs w:val="16"/>
+              </w:rPr>
+              <w:t>• Studies how multiple competing sellers can choose prices to maximize revenue.</w:t>
+            </w:r>
+          </w:p>
+          <w:p>
+            <w:pPr>
+              <w:pStyle w:val="5"/>
+              <w:keepNext w:val="0"/>
+              <w:keepLines w:val="0"/>
+              <w:widowControl/>
+              <w:suppressLineNumbers w:val="0"/>
+              <w:rPr>
+                <w:rFonts w:hint="default" w:ascii="Times New Roman" w:hAnsi="Times New Roman" w:cs="Times New Roman"/>
+                <w:sz w:val="16"/>
+                <w:szCs w:val="16"/>
+              </w:rPr>
+            </w:pPr>
+            <w:r>
+              <w:rPr>
+                <w:rFonts w:hint="default" w:ascii="Times New Roman" w:hAnsi="Times New Roman" w:cs="Times New Roman"/>
+                <w:sz w:val="16"/>
+                <w:szCs w:val="16"/>
+              </w:rPr>
+              <w:t>• Proves that a stable market equilibrium exists and is unique under the paper's assumptions.</w:t>
+            </w:r>
+          </w:p>
+          <w:p>
+            <w:pPr>
+              <w:pStyle w:val="5"/>
+              <w:keepNext w:val="0"/>
+              <w:keepLines w:val="0"/>
+              <w:widowControl/>
+              <w:suppressLineNumbers w:val="0"/>
+              <w:rPr>
+                <w:rFonts w:hint="default" w:ascii="Times New Roman" w:hAnsi="Times New Roman" w:cs="Times New Roman"/>
+                <w:sz w:val="16"/>
+                <w:szCs w:val="16"/>
+              </w:rPr>
+            </w:pPr>
+            <w:r>
+              <w:rPr>
+                <w:rFonts w:hint="default" w:ascii="Times New Roman" w:hAnsi="Times New Roman" w:cs="Times New Roman"/>
+                <w:sz w:val="16"/>
+                <w:szCs w:val="16"/>
+              </w:rPr>
+              <w:t>• Shows that sellers can improve their pricing decisions over time.</w:t>
+            </w:r>
+          </w:p>
+          <w:p>
+            <w:pPr>
+              <w:pStyle w:val="5"/>
+              <w:keepNext w:val="0"/>
+              <w:keepLines w:val="0"/>
+              <w:widowControl/>
+              <w:suppressLineNumbers w:val="0"/>
+              <w:rPr>
+                <w:rFonts w:hint="default" w:ascii="Times New Roman" w:hAnsi="Times New Roman" w:cs="Times New Roman"/>
+                <w:sz w:val="16"/>
+                <w:szCs w:val="16"/>
+              </w:rPr>
+            </w:pPr>
+            <w:r>
+              <w:rPr>
+                <w:rFonts w:hint="default" w:ascii="Times New Roman" w:hAnsi="Times New Roman" w:cs="Times New Roman"/>
+                <w:sz w:val="16"/>
+                <w:szCs w:val="16"/>
+              </w:rPr>
+              <w:t>• Provides theoretical guarantees on revenue regret and how quickly prices approach the market equilibrium.</w:t>
+            </w:r>
+          </w:p>
+          <w:p>
+            <w:pPr>
+              <w:pStyle w:val="5"/>
+              <w:keepNext w:val="0"/>
+              <w:keepLines w:val="0"/>
+              <w:widowControl/>
+              <w:suppressLineNumbers w:val="0"/>
+              <w:rPr>
+                <w:rFonts w:hint="default" w:ascii="Times New Roman" w:hAnsi="Times New Roman" w:cs="Times New Roman"/>
+                <w:sz w:val="16"/>
+                <w:szCs w:val="16"/>
+              </w:rPr>
+            </w:pPr>
+            <w:r>
+              <w:rPr>
+                <w:rFonts w:hint="default" w:ascii="Times New Roman" w:hAnsi="Times New Roman" w:cs="Times New Roman"/>
+                <w:sz w:val="16"/>
+                <w:szCs w:val="16"/>
+              </w:rPr>
+              <w:t>• Develops improved mathematical techniques for estimating demand functions.</w:t>
+            </w:r>
+          </w:p>
+          <w:p>
+            <w:pPr>
+              <w:widowControl w:val="0"/>
+              <w:jc w:val="both"/>
+              <w:rPr>
+                <w:rFonts w:hint="default" w:ascii="Times New Roman" w:hAnsi="Times New Roman" w:cs="Times New Roman"/>
+                <w:sz w:val="16"/>
+                <w:szCs w:val="16"/>
+                <w:vertAlign w:val="baseline"/>
+              </w:rPr>
+            </w:pPr>
+          </w:p>
+        </w:tc>
+        <w:tc>
+          <w:tcPr>
+            <w:tcW w:w="1573" w:type="dxa"/>
+          </w:tcPr>
+          <w:p>
+            <w:pPr>
+              <w:pStyle w:val="5"/>
+              <w:keepNext w:val="0"/>
+              <w:keepLines w:val="0"/>
+              <w:widowControl/>
+              <w:suppressLineNumbers w:val="0"/>
+              <w:rPr>
+                <w:rFonts w:hint="default" w:ascii="Times New Roman" w:hAnsi="Times New Roman" w:cs="Times New Roman"/>
+                <w:sz w:val="16"/>
+                <w:szCs w:val="16"/>
+              </w:rPr>
+            </w:pPr>
+            <w:r>
+              <w:rPr>
+                <w:rFonts w:hint="default" w:ascii="Times New Roman" w:hAnsi="Times New Roman" w:cs="Times New Roman"/>
+                <w:sz w:val="16"/>
+                <w:szCs w:val="16"/>
+              </w:rPr>
+              <w:t>• Shared exploration period: Assumes competing sellers use the same exploration period length.</w:t>
+            </w:r>
+          </w:p>
+          <w:p>
+            <w:pPr>
+              <w:pStyle w:val="5"/>
+              <w:keepNext w:val="0"/>
+              <w:keepLines w:val="0"/>
+              <w:widowControl/>
+              <w:suppressLineNumbers w:val="0"/>
+              <w:rPr>
+                <w:rFonts w:hint="default" w:ascii="Times New Roman" w:hAnsi="Times New Roman" w:cs="Times New Roman"/>
+                <w:sz w:val="16"/>
+                <w:szCs w:val="16"/>
+              </w:rPr>
+            </w:pPr>
+            <w:r>
+              <w:rPr>
+                <w:rFonts w:hint="default" w:ascii="Times New Roman" w:hAnsi="Times New Roman" w:cs="Times New Roman"/>
+                <w:sz w:val="16"/>
+                <w:szCs w:val="16"/>
+              </w:rPr>
+              <w:t>• Known parameter: Requires the \(s\)-concavity parameter to be known in advance.</w:t>
+            </w:r>
+          </w:p>
+          <w:p>
+            <w:pPr>
+              <w:pStyle w:val="5"/>
+              <w:keepNext w:val="0"/>
+              <w:keepLines w:val="0"/>
+              <w:widowControl/>
+              <w:suppressLineNumbers w:val="0"/>
+              <w:rPr>
+                <w:rFonts w:hint="default" w:ascii="Times New Roman" w:hAnsi="Times New Roman" w:cs="Times New Roman"/>
+                <w:sz w:val="16"/>
+                <w:szCs w:val="16"/>
+              </w:rPr>
+            </w:pPr>
+            <w:r>
+              <w:rPr>
+                <w:rFonts w:hint="default" w:ascii="Times New Roman" w:hAnsi="Times New Roman" w:cs="Times New Roman"/>
+                <w:sz w:val="16"/>
+                <w:szCs w:val="16"/>
+              </w:rPr>
+              <w:t>• Limited contextual information: Does not directly model rich features such as time of day, product attributes, or customer characteristics.</w:t>
+            </w:r>
+          </w:p>
+          <w:p>
+            <w:pPr>
+              <w:pStyle w:val="5"/>
+              <w:keepNext w:val="0"/>
+              <w:keepLines w:val="0"/>
+              <w:widowControl/>
+              <w:suppressLineNumbers w:val="0"/>
+              <w:rPr>
+                <w:rFonts w:hint="default" w:ascii="Times New Roman" w:hAnsi="Times New Roman" w:cs="Times New Roman"/>
+                <w:sz w:val="16"/>
+                <w:szCs w:val="16"/>
+              </w:rPr>
+            </w:pPr>
+            <w:r>
+              <w:rPr>
+                <w:rFonts w:hint="default" w:ascii="Times New Roman" w:hAnsi="Times New Roman" w:cs="Times New Roman"/>
+                <w:sz w:val="16"/>
+                <w:szCs w:val="16"/>
+              </w:rPr>
+              <w:t>• No explicit safety constraints: Does not directly use conformal calibration to control pricing risk.</w:t>
+            </w:r>
+          </w:p>
+          <w:p>
+            <w:pPr>
+              <w:pStyle w:val="5"/>
+              <w:keepNext w:val="0"/>
+              <w:keepLines w:val="0"/>
+              <w:widowControl/>
+              <w:suppressLineNumbers w:val="0"/>
+              <w:rPr>
+                <w:rFonts w:hint="default" w:ascii="Times New Roman" w:hAnsi="Times New Roman" w:cs="Times New Roman"/>
+                <w:sz w:val="16"/>
+                <w:szCs w:val="16"/>
+              </w:rPr>
+            </w:pPr>
+            <w:r>
+              <w:rPr>
+                <w:rFonts w:hint="default" w:ascii="Times New Roman" w:hAnsi="Times New Roman" w:cs="Times New Roman"/>
+                <w:sz w:val="16"/>
+                <w:szCs w:val="16"/>
+              </w:rPr>
+              <w:t>• Synthetic data: Its results may not fully represent real retail markets.</w:t>
+            </w:r>
+          </w:p>
+          <w:p>
+            <w:pPr>
+              <w:widowControl w:val="0"/>
+              <w:jc w:val="both"/>
+              <w:rPr>
+                <w:rFonts w:hint="default" w:ascii="Times New Roman" w:hAnsi="Times New Roman" w:cs="Times New Roman"/>
+                <w:sz w:val="16"/>
+                <w:szCs w:val="16"/>
+                <w:vertAlign w:val="baseline"/>
+              </w:rPr>
+            </w:pPr>
+          </w:p>
+        </w:tc>
+        <w:tc>
+          <w:tcPr>
+            <w:tcW w:w="1189" w:type="dxa"/>
+          </w:tcPr>
+          <w:p>
+            <w:pPr>
+              <w:pStyle w:val="5"/>
+              <w:keepNext w:val="0"/>
+              <w:keepLines w:val="0"/>
+              <w:widowControl/>
+              <w:suppressLineNumbers w:val="0"/>
+              <w:rPr>
+                <w:rFonts w:hint="default" w:ascii="Times New Roman" w:hAnsi="Times New Roman" w:cs="Times New Roman"/>
+                <w:sz w:val="16"/>
+                <w:szCs w:val="16"/>
+              </w:rPr>
+            </w:pPr>
+            <w:r>
+              <w:rPr>
+                <w:rFonts w:hint="default" w:ascii="Times New Roman" w:hAnsi="Times New Roman" w:cs="Times New Roman"/>
+                <w:sz w:val="16"/>
+                <w:szCs w:val="16"/>
+              </w:rPr>
+              <w:t>• Uses simulated market data, not real retail transaction records.</w:t>
+            </w:r>
+          </w:p>
+          <w:p>
+            <w:pPr>
+              <w:pStyle w:val="5"/>
+              <w:keepNext w:val="0"/>
+              <w:keepLines w:val="0"/>
+              <w:widowControl/>
+              <w:suppressLineNumbers w:val="0"/>
+              <w:rPr>
+                <w:rFonts w:hint="default" w:ascii="Times New Roman" w:hAnsi="Times New Roman" w:cs="Times New Roman"/>
+                <w:sz w:val="16"/>
+                <w:szCs w:val="16"/>
+              </w:rPr>
+            </w:pPr>
+            <w:r>
+              <w:rPr>
+                <w:rFonts w:hint="default" w:ascii="Times New Roman" w:hAnsi="Times New Roman" w:cs="Times New Roman"/>
+                <w:sz w:val="16"/>
+                <w:szCs w:val="16"/>
+              </w:rPr>
+              <w:t>• Tests markets with 2, 4, and 6 competing sellers.</w:t>
+            </w:r>
+          </w:p>
+          <w:p>
+            <w:pPr>
+              <w:pStyle w:val="5"/>
+              <w:keepNext w:val="0"/>
+              <w:keepLines w:val="0"/>
+              <w:widowControl/>
+              <w:suppressLineNumbers w:val="0"/>
+              <w:rPr>
+                <w:rFonts w:hint="default" w:ascii="Times New Roman" w:hAnsi="Times New Roman" w:cs="Times New Roman"/>
+                <w:sz w:val="16"/>
+                <w:szCs w:val="16"/>
+              </w:rPr>
+            </w:pPr>
+            <w:r>
+              <w:rPr>
+                <w:rFonts w:hint="default" w:ascii="Times New Roman" w:hAnsi="Times New Roman" w:cs="Times New Roman"/>
+                <w:sz w:val="16"/>
+                <w:szCs w:val="16"/>
+              </w:rPr>
+              <w:t>• Uses artificially generated demand noise and evaluates performance over different time horizons.</w:t>
+            </w:r>
+          </w:p>
+          <w:p>
+            <w:pPr>
+              <w:widowControl w:val="0"/>
+              <w:jc w:val="both"/>
+              <w:rPr>
+                <w:rFonts w:hint="default" w:ascii="Times New Roman" w:hAnsi="Times New Roman" w:cs="Times New Roman"/>
+                <w:sz w:val="16"/>
+                <w:szCs w:val="16"/>
+                <w:vertAlign w:val="baseline"/>
+              </w:rPr>
+            </w:pPr>
+          </w:p>
+        </w:tc>
+        <w:tc>
+          <w:tcPr>
+            <w:tcW w:w="921" w:type="dxa"/>
+          </w:tcPr>
+          <w:p>
+            <w:pPr>
+              <w:pStyle w:val="5"/>
+              <w:keepNext w:val="0"/>
+              <w:keepLines w:val="0"/>
+              <w:widowControl/>
+              <w:suppressLineNumbers w:val="0"/>
+              <w:rPr>
+                <w:rFonts w:hint="default" w:ascii="Times New Roman" w:hAnsi="Times New Roman" w:cs="Times New Roman"/>
+                <w:sz w:val="16"/>
+                <w:szCs w:val="16"/>
+              </w:rPr>
+            </w:pPr>
+            <w:r>
+              <w:rPr>
+                <w:rFonts w:hint="default" w:ascii="Times New Roman" w:hAnsi="Times New Roman" w:cs="Times New Roman"/>
+                <w:sz w:val="16"/>
+                <w:szCs w:val="16"/>
+              </w:rPr>
+              <w:t>• Allow each seller to choose its own exploration period.</w:t>
+            </w:r>
+          </w:p>
+          <w:p>
+            <w:pPr>
+              <w:pStyle w:val="5"/>
+              <w:keepNext w:val="0"/>
+              <w:keepLines w:val="0"/>
+              <w:widowControl/>
+              <w:suppressLineNumbers w:val="0"/>
+              <w:rPr>
+                <w:rFonts w:hint="default" w:ascii="Times New Roman" w:hAnsi="Times New Roman" w:cs="Times New Roman"/>
+                <w:sz w:val="16"/>
+                <w:szCs w:val="16"/>
+              </w:rPr>
+            </w:pPr>
+            <w:r>
+              <w:rPr>
+                <w:rFonts w:hint="default" w:ascii="Times New Roman" w:hAnsi="Times New Roman" w:cs="Times New Roman"/>
+                <w:sz w:val="16"/>
+                <w:szCs w:val="16"/>
+              </w:rPr>
+              <w:t>• Learn the \(s\)-concavity parameter automatically when it is unknown.</w:t>
+            </w:r>
+          </w:p>
+          <w:p>
+            <w:pPr>
+              <w:pStyle w:val="5"/>
+              <w:keepNext w:val="0"/>
+              <w:keepLines w:val="0"/>
+              <w:widowControl/>
+              <w:suppressLineNumbers w:val="0"/>
+              <w:rPr>
+                <w:rFonts w:hint="default" w:ascii="Times New Roman" w:hAnsi="Times New Roman" w:cs="Times New Roman"/>
+                <w:sz w:val="16"/>
+                <w:szCs w:val="16"/>
+              </w:rPr>
+            </w:pPr>
+            <w:r>
+              <w:rPr>
+                <w:rFonts w:hint="default" w:ascii="Times New Roman" w:hAnsi="Times New Roman" w:cs="Times New Roman"/>
+                <w:sz w:val="16"/>
+                <w:szCs w:val="16"/>
+              </w:rPr>
+              <w:t>• Develop online learning methods that combine exploration and price improvement without requiring separate phases.</w:t>
+            </w:r>
+          </w:p>
+          <w:p>
+            <w:pPr>
+              <w:widowControl w:val="0"/>
+              <w:jc w:val="both"/>
+              <w:rPr>
+                <w:rFonts w:hint="default" w:ascii="Times New Roman" w:hAnsi="Times New Roman" w:cs="Times New Roman"/>
+                <w:sz w:val="16"/>
+                <w:szCs w:val="16"/>
+                <w:vertAlign w:val="baseline"/>
+              </w:rPr>
+            </w:pPr>
+          </w:p>
+        </w:tc>
+        <w:tc>
+          <w:tcPr>
+            <w:tcW w:w="1346" w:type="dxa"/>
+          </w:tcPr>
+          <w:p>
+            <w:pPr>
+              <w:pStyle w:val="5"/>
+              <w:keepNext w:val="0"/>
+              <w:keepLines w:val="0"/>
+              <w:widowControl/>
+              <w:suppressLineNumbers w:val="0"/>
+              <w:rPr>
+                <w:rFonts w:hint="default" w:ascii="Times New Roman" w:hAnsi="Times New Roman" w:cs="Times New Roman"/>
+                <w:sz w:val="16"/>
+                <w:szCs w:val="16"/>
+              </w:rPr>
+            </w:pPr>
+            <w:r>
+              <w:rPr>
+                <w:rFonts w:hint="default" w:ascii="Times New Roman" w:hAnsi="Times New Roman" w:cs="Times New Roman"/>
+                <w:sz w:val="16"/>
+                <w:szCs w:val="16"/>
+              </w:rPr>
+              <w:t>Proposed title: Conformal-Calibrated, Risk-Aware Neural Contextual Bandits for Safe Dynamic Pricing on Retail Transaction Data.</w:t>
+            </w:r>
+          </w:p>
+          <w:p>
+            <w:pPr>
+              <w:pStyle w:val="5"/>
+              <w:keepNext w:val="0"/>
+              <w:keepLines w:val="0"/>
+              <w:widowControl/>
+              <w:suppressLineNumbers w:val="0"/>
+              <w:rPr>
+                <w:rFonts w:hint="default" w:ascii="Times New Roman" w:hAnsi="Times New Roman" w:cs="Times New Roman"/>
+                <w:sz w:val="16"/>
+                <w:szCs w:val="16"/>
+              </w:rPr>
+            </w:pPr>
+            <w:r>
+              <w:rPr>
+                <w:rFonts w:hint="default" w:ascii="Times New Roman" w:hAnsi="Times New Roman" w:cs="Times New Roman"/>
+                <w:sz w:val="16"/>
+                <w:szCs w:val="16"/>
+              </w:rPr>
+              <w:t>• Dynamic pricing: This paper provides useful background on how sellers can learn better prices over time.</w:t>
+            </w:r>
+          </w:p>
+          <w:p>
+            <w:pPr>
+              <w:pStyle w:val="5"/>
+              <w:keepNext w:val="0"/>
+              <w:keepLines w:val="0"/>
+              <w:widowControl/>
+              <w:suppressLineNumbers w:val="0"/>
+              <w:rPr>
+                <w:rFonts w:hint="default" w:ascii="Times New Roman" w:hAnsi="Times New Roman" w:cs="Times New Roman"/>
+                <w:sz w:val="16"/>
+                <w:szCs w:val="16"/>
+              </w:rPr>
+            </w:pPr>
+            <w:r>
+              <w:rPr>
+                <w:rFonts w:hint="default" w:ascii="Times New Roman" w:hAnsi="Times New Roman" w:cs="Times New Roman"/>
+                <w:sz w:val="16"/>
+                <w:szCs w:val="16"/>
+              </w:rPr>
+              <w:t>• Different modeling approach: It estimates demand using semiparametric methods and shape constraints, while my proposed work uses neural contextual bandits.</w:t>
+            </w:r>
+          </w:p>
+          <w:p>
+            <w:pPr>
+              <w:pStyle w:val="5"/>
+              <w:keepNext w:val="0"/>
+              <w:keepLines w:val="0"/>
+              <w:widowControl/>
+              <w:suppressLineNumbers w:val="0"/>
+              <w:rPr>
+                <w:rFonts w:hint="default" w:ascii="Times New Roman" w:hAnsi="Times New Roman" w:cs="Times New Roman"/>
+                <w:sz w:val="16"/>
+                <w:szCs w:val="16"/>
+              </w:rPr>
+            </w:pPr>
+            <w:r>
+              <w:rPr>
+                <w:rFonts w:hint="default" w:ascii="Times New Roman" w:hAnsi="Times New Roman" w:cs="Times New Roman"/>
+                <w:sz w:val="16"/>
+                <w:szCs w:val="16"/>
+              </w:rPr>
+              <w:t>• Contextual information: My model aims to use retail features, such as product characteristics and historical sales, to select prices.</w:t>
+            </w:r>
+          </w:p>
+          <w:p>
+            <w:pPr>
+              <w:pStyle w:val="5"/>
+              <w:keepNext w:val="0"/>
+              <w:keepLines w:val="0"/>
+              <w:widowControl/>
+              <w:suppressLineNumbers w:val="0"/>
+              <w:rPr>
+                <w:rFonts w:hint="default" w:ascii="Times New Roman" w:hAnsi="Times New Roman" w:cs="Times New Roman"/>
+                <w:sz w:val="16"/>
+                <w:szCs w:val="16"/>
+              </w:rPr>
+            </w:pPr>
+            <w:r>
+              <w:rPr>
+                <w:rFonts w:hint="default" w:ascii="Times New Roman" w:hAnsi="Times New Roman" w:cs="Times New Roman"/>
+                <w:sz w:val="16"/>
+                <w:szCs w:val="16"/>
+              </w:rPr>
+              <w:t>• Uncertainty calibration: I propose using conformal prediction to calibrate demand uncertainty.</w:t>
+            </w:r>
+          </w:p>
+          <w:p>
+            <w:pPr>
+              <w:pStyle w:val="5"/>
+              <w:keepNext w:val="0"/>
+              <w:keepLines w:val="0"/>
+              <w:widowControl/>
+              <w:suppressLineNumbers w:val="0"/>
+              <w:rPr>
+                <w:rFonts w:hint="default" w:ascii="Times New Roman" w:hAnsi="Times New Roman" w:cs="Times New Roman"/>
+                <w:sz w:val="16"/>
+                <w:szCs w:val="16"/>
+              </w:rPr>
+            </w:pPr>
+            <w:r>
+              <w:rPr>
+                <w:rFonts w:hint="default" w:ascii="Times New Roman" w:hAnsi="Times New Roman" w:cs="Times New Roman"/>
+                <w:sz w:val="16"/>
+                <w:szCs w:val="16"/>
+              </w:rPr>
+              <w:t>• Risk management: My framework aims to control pricing-related risks rather than focusing only on revenue regret.</w:t>
+            </w:r>
+          </w:p>
+          <w:p>
+            <w:pPr>
+              <w:pStyle w:val="5"/>
+              <w:keepNext w:val="0"/>
+              <w:keepLines w:val="0"/>
+              <w:widowControl/>
+              <w:suppressLineNumbers w:val="0"/>
+              <w:rPr>
+                <w:rFonts w:hint="default" w:ascii="Times New Roman" w:hAnsi="Times New Roman" w:cs="Times New Roman"/>
+                <w:sz w:val="16"/>
+                <w:szCs w:val="16"/>
+              </w:rPr>
+            </w:pPr>
+            <w:r>
+              <w:rPr>
+                <w:rFonts w:hint="default" w:ascii="Times New Roman" w:hAnsi="Times New Roman" w:cs="Times New Roman"/>
+                <w:sz w:val="16"/>
+                <w:szCs w:val="16"/>
+              </w:rPr>
+              <w:t>• Research gap: The paper does not directly study the complete combination of conformal calibration, neural contextual bandits, and risk-aware retail pricing. Further literature comparison is needed to establish novelty.</w:t>
+            </w:r>
+          </w:p>
+          <w:p>
+            <w:pPr>
+              <w:widowControl w:val="0"/>
+              <w:jc w:val="both"/>
+              <w:rPr>
+                <w:rFonts w:hint="default" w:ascii="Times New Roman" w:hAnsi="Times New Roman" w:cs="Times New Roman"/>
+                <w:sz w:val="16"/>
+                <w:szCs w:val="16"/>
+                <w:vertAlign w:val="baseline"/>
+              </w:rPr>
+            </w:pPr>
+          </w:p>
+        </w:tc>
+        <w:tc>
+          <w:tcPr>
+            <w:tcW w:w="1346" w:type="dxa"/>
+          </w:tcPr>
+          <w:p>
+            <w:pPr>
+              <w:widowControl w:val="0"/>
+              <w:jc w:val="both"/>
+              <w:rPr>
+                <w:vertAlign w:val="baseline"/>
+              </w:rPr>
+            </w:pPr>
+          </w:p>
+        </w:tc>
+      </w:tr>
+      <w:tr>
+        <w:tblPrEx>
+          <w:tblBorders>
+            <w:top w:val="single" w:color="auto" w:sz="4" w:space="0"/>
+            <w:left w:val="single" w:color="auto" w:sz="4" w:space="0"/>
+            <w:bottom w:val="single" w:color="auto" w:sz="4" w:space="0"/>
+            <w:right w:val="single" w:color="auto" w:sz="4" w:space="0"/>
+            <w:insideH w:val="single" w:color="auto" w:sz="4" w:space="0"/>
+            <w:insideV w:val="single" w:color="auto" w:sz="4" w:space="0"/>
+          </w:tblBorders>
+          <w:tblCellMar>
+            <w:top w:w="0" w:type="dxa"/>
+            <w:left w:w="108" w:type="dxa"/>
+            <w:bottom w:w="0" w:type="dxa"/>
+            <w:right w:w="108" w:type="dxa"/>
+          </w:tblCellMar>
+        </w:tblPrEx>
+        <w:tc>
+          <w:tcPr>
+            <w:tcW w:w="1428" w:type="dxa"/>
+          </w:tcPr>
+          <w:p>
+            <w:pPr>
+              <w:widowControl w:val="0"/>
+              <w:jc w:val="both"/>
+              <w:rPr>
+                <w:rFonts w:hint="default" w:ascii="Times New Roman" w:hAnsi="Times New Roman" w:eastAsia="SimSun" w:cs="Times New Roman"/>
+                <w:sz w:val="16"/>
+                <w:szCs w:val="16"/>
+              </w:rPr>
+            </w:pPr>
+            <w:r>
+              <w:rPr>
+                <w:rFonts w:hint="default" w:ascii="Times New Roman" w:hAnsi="Times New Roman" w:eastAsia="SimSun" w:cs="Times New Roman"/>
+                <w:sz w:val="16"/>
+                <w:szCs w:val="16"/>
+              </w:rPr>
+              <w:t>Counterfactual Online Conformal Prediction Under Adaptive Logging</w:t>
+            </w:r>
+          </w:p>
+        </w:tc>
+        <w:tc>
+          <w:tcPr>
+            <w:tcW w:w="1336" w:type="dxa"/>
+          </w:tcPr>
+          <w:p>
+            <w:pPr>
+              <w:widowControl w:val="0"/>
+              <w:jc w:val="both"/>
+              <w:rPr>
+                <w:rFonts w:hint="default" w:ascii="Times New Roman" w:hAnsi="Times New Roman" w:eastAsia="SimSun" w:cs="Times New Roman"/>
+                <w:sz w:val="16"/>
+                <w:szCs w:val="16"/>
+              </w:rPr>
+            </w:pPr>
+            <w:r>
+              <w:rPr>
+                <w:rFonts w:hint="default" w:ascii="Times New Roman" w:hAnsi="Times New Roman" w:eastAsia="SimSun" w:cs="Times New Roman"/>
+                <w:sz w:val="16"/>
+                <w:szCs w:val="16"/>
+              </w:rPr>
+              <w:t>2026 — arXiv preprint.</w:t>
+            </w:r>
+          </w:p>
+        </w:tc>
+        <w:tc>
+          <w:tcPr>
+            <w:tcW w:w="1705" w:type="dxa"/>
+          </w:tcPr>
+          <w:p>
+            <w:pPr>
+              <w:pStyle w:val="5"/>
+              <w:keepNext w:val="0"/>
+              <w:keepLines w:val="0"/>
+              <w:widowControl/>
+              <w:suppressLineNumbers w:val="0"/>
+              <w:rPr>
+                <w:rFonts w:hint="default" w:ascii="Times New Roman" w:hAnsi="Times New Roman" w:cs="Times New Roman"/>
+                <w:sz w:val="16"/>
+                <w:szCs w:val="16"/>
+              </w:rPr>
+            </w:pPr>
+            <w:r>
+              <w:rPr>
+                <w:rFonts w:hint="default" w:ascii="Times New Roman" w:hAnsi="Times New Roman" w:cs="Times New Roman"/>
+                <w:sz w:val="16"/>
+                <w:szCs w:val="16"/>
+              </w:rPr>
+              <w:t>The paper proposes two methods:</w:t>
+            </w:r>
+          </w:p>
+          <w:p>
+            <w:pPr>
+              <w:pStyle w:val="5"/>
+              <w:keepNext w:val="0"/>
+              <w:keepLines w:val="0"/>
+              <w:widowControl/>
+              <w:suppressLineNumbers w:val="0"/>
+              <w:rPr>
+                <w:rFonts w:hint="default" w:ascii="Times New Roman" w:hAnsi="Times New Roman" w:cs="Times New Roman"/>
+                <w:sz w:val="16"/>
+                <w:szCs w:val="16"/>
+              </w:rPr>
+            </w:pPr>
+            <w:r>
+              <w:rPr>
+                <w:rFonts w:hint="default" w:ascii="Times New Roman" w:hAnsi="Times New Roman" w:cs="Times New Roman"/>
+                <w:sz w:val="16"/>
+                <w:szCs w:val="16"/>
+              </w:rPr>
+              <w:t>1. PW-OCP (Propensity-Weighted Online Conformal Prediction): Uses the probability that an action was selected to adjust the conformal calibration process.</w:t>
+            </w:r>
+          </w:p>
+          <w:p>
+            <w:pPr>
+              <w:pStyle w:val="5"/>
+              <w:keepNext w:val="0"/>
+              <w:keepLines w:val="0"/>
+              <w:widowControl/>
+              <w:suppressLineNumbers w:val="0"/>
+              <w:rPr>
+                <w:rFonts w:hint="default" w:ascii="Times New Roman" w:hAnsi="Times New Roman" w:cs="Times New Roman"/>
+                <w:sz w:val="16"/>
+                <w:szCs w:val="16"/>
+              </w:rPr>
+            </w:pPr>
+            <w:r>
+              <w:rPr>
+                <w:rFonts w:hint="default" w:ascii="Times New Roman" w:hAnsi="Times New Roman" w:cs="Times New Roman"/>
+                <w:sz w:val="16"/>
+                <w:szCs w:val="16"/>
+              </w:rPr>
+              <w:t>2. DR-OCP (Doubly Robust Online Conformal Prediction): Combines propensity information with a model that predicts the outcome to improve calibration when either component is imperfect.</w:t>
+            </w:r>
+          </w:p>
+          <w:p>
+            <w:pPr>
+              <w:pStyle w:val="5"/>
+              <w:keepNext w:val="0"/>
+              <w:keepLines w:val="0"/>
+              <w:widowControl/>
+              <w:suppressLineNumbers w:val="0"/>
+              <w:rPr>
+                <w:rFonts w:hint="default" w:ascii="Times New Roman" w:hAnsi="Times New Roman" w:cs="Times New Roman"/>
+                <w:sz w:val="16"/>
+                <w:szCs w:val="16"/>
+              </w:rPr>
+            </w:pPr>
+            <w:r>
+              <w:rPr>
+                <w:rFonts w:hint="default" w:ascii="Times New Roman" w:hAnsi="Times New Roman" w:cs="Times New Roman"/>
+                <w:sz w:val="16"/>
+                <w:szCs w:val="16"/>
+              </w:rPr>
+              <w:t>These methods aim to improve prediction reliability when previous decisions affect which data is collected</w:t>
+            </w:r>
+          </w:p>
+          <w:p>
+            <w:pPr>
+              <w:widowControl w:val="0"/>
+              <w:jc w:val="both"/>
+              <w:rPr>
+                <w:rFonts w:hint="default" w:ascii="Times New Roman" w:hAnsi="Times New Roman" w:cs="Times New Roman"/>
+                <w:sz w:val="16"/>
+                <w:szCs w:val="16"/>
+                <w:vertAlign w:val="baseline"/>
+              </w:rPr>
+            </w:pPr>
+          </w:p>
+        </w:tc>
+        <w:tc>
+          <w:tcPr>
+            <w:tcW w:w="1572" w:type="dxa"/>
+          </w:tcPr>
+          <w:p>
+            <w:pPr>
+              <w:pStyle w:val="5"/>
+              <w:keepNext w:val="0"/>
+              <w:keepLines w:val="0"/>
+              <w:widowControl/>
+              <w:suppressLineNumbers w:val="0"/>
+              <w:rPr>
+                <w:rFonts w:hint="default" w:ascii="Times New Roman" w:hAnsi="Times New Roman" w:cs="Times New Roman"/>
+                <w:sz w:val="16"/>
+                <w:szCs w:val="16"/>
+              </w:rPr>
+            </w:pPr>
+            <w:r>
+              <w:rPr>
+                <w:rFonts w:hint="default" w:ascii="Times New Roman" w:hAnsi="Times New Roman" w:cs="Times New Roman"/>
+                <w:sz w:val="16"/>
+                <w:szCs w:val="16"/>
+              </w:rPr>
+              <w:t>• Explains why standard online conformal prediction can give unreliable coverage when the data depends on previously selected actions.</w:t>
+            </w:r>
+          </w:p>
+          <w:p>
+            <w:pPr>
+              <w:pStyle w:val="5"/>
+              <w:keepNext w:val="0"/>
+              <w:keepLines w:val="0"/>
+              <w:widowControl/>
+              <w:suppressLineNumbers w:val="0"/>
+              <w:rPr>
+                <w:rFonts w:hint="default" w:ascii="Times New Roman" w:hAnsi="Times New Roman" w:cs="Times New Roman"/>
+                <w:sz w:val="16"/>
+                <w:szCs w:val="16"/>
+              </w:rPr>
+            </w:pPr>
+            <w:r>
+              <w:rPr>
+                <w:rFonts w:hint="default" w:ascii="Times New Roman" w:hAnsi="Times New Roman" w:cs="Times New Roman"/>
+                <w:sz w:val="16"/>
+                <w:szCs w:val="16"/>
+              </w:rPr>
+              <w:t>• Shows that calibrating each action separately may fail to provide reliable coverage for outcomes under other possible actions.</w:t>
+            </w:r>
+          </w:p>
+          <w:p>
+            <w:pPr>
+              <w:pStyle w:val="5"/>
+              <w:keepNext w:val="0"/>
+              <w:keepLines w:val="0"/>
+              <w:widowControl/>
+              <w:suppressLineNumbers w:val="0"/>
+              <w:rPr>
+                <w:rFonts w:hint="default" w:ascii="Times New Roman" w:hAnsi="Times New Roman" w:cs="Times New Roman"/>
+                <w:sz w:val="16"/>
+                <w:szCs w:val="16"/>
+              </w:rPr>
+            </w:pPr>
+            <w:r>
+              <w:rPr>
+                <w:rFonts w:hint="default" w:ascii="Times New Roman" w:hAnsi="Times New Roman" w:cs="Times New Roman"/>
+                <w:sz w:val="16"/>
+                <w:szCs w:val="16"/>
+              </w:rPr>
+              <w:t>• Develops methods to adjust calibration for action-selection bias.</w:t>
+            </w:r>
+          </w:p>
+          <w:p>
+            <w:pPr>
+              <w:pStyle w:val="5"/>
+              <w:keepNext w:val="0"/>
+              <w:keepLines w:val="0"/>
+              <w:widowControl/>
+              <w:suppressLineNumbers w:val="0"/>
+              <w:rPr>
+                <w:rFonts w:hint="default" w:ascii="Times New Roman" w:hAnsi="Times New Roman" w:cs="Times New Roman"/>
+                <w:sz w:val="16"/>
+                <w:szCs w:val="16"/>
+              </w:rPr>
+            </w:pPr>
+            <w:r>
+              <w:rPr>
+                <w:rFonts w:hint="default" w:ascii="Times New Roman" w:hAnsi="Times New Roman" w:cs="Times New Roman"/>
+                <w:sz w:val="16"/>
+                <w:szCs w:val="16"/>
+              </w:rPr>
+              <w:t>• Studies how better calibration can improve later decision-making.</w:t>
+            </w:r>
+          </w:p>
+          <w:p>
+            <w:pPr>
+              <w:widowControl w:val="0"/>
+              <w:jc w:val="both"/>
+              <w:rPr>
+                <w:rFonts w:hint="default" w:ascii="Times New Roman" w:hAnsi="Times New Roman" w:cs="Times New Roman"/>
+                <w:sz w:val="16"/>
+                <w:szCs w:val="16"/>
+                <w:vertAlign w:val="baseline"/>
+              </w:rPr>
+            </w:pPr>
+          </w:p>
+        </w:tc>
+        <w:tc>
+          <w:tcPr>
+            <w:tcW w:w="1573" w:type="dxa"/>
+          </w:tcPr>
+          <w:p>
+            <w:pPr>
+              <w:pStyle w:val="5"/>
+              <w:keepNext w:val="0"/>
+              <w:keepLines w:val="0"/>
+              <w:widowControl/>
+              <w:suppressLineNumbers w:val="0"/>
+              <w:rPr>
+                <w:rFonts w:hint="default" w:ascii="Times New Roman" w:hAnsi="Times New Roman" w:cs="Times New Roman"/>
+                <w:sz w:val="16"/>
+                <w:szCs w:val="16"/>
+              </w:rPr>
+            </w:pPr>
+            <w:r>
+              <w:rPr>
+                <w:rFonts w:hint="default" w:ascii="Times New Roman" w:hAnsi="Times New Roman" w:cs="Times New Roman"/>
+                <w:sz w:val="16"/>
+                <w:szCs w:val="16"/>
+              </w:rPr>
+              <w:t>• Limited feedback: Focuses on contextual bandits, where each decision produces an immediate outcome, rather than long sequences of reinforcement-learning decisions.</w:t>
+            </w:r>
+          </w:p>
+          <w:p>
+            <w:pPr>
+              <w:pStyle w:val="5"/>
+              <w:keepNext w:val="0"/>
+              <w:keepLines w:val="0"/>
+              <w:widowControl/>
+              <w:suppressLineNumbers w:val="0"/>
+              <w:rPr>
+                <w:rFonts w:hint="default" w:ascii="Times New Roman" w:hAnsi="Times New Roman" w:cs="Times New Roman"/>
+                <w:sz w:val="16"/>
+                <w:szCs w:val="16"/>
+              </w:rPr>
+            </w:pPr>
+            <w:r>
+              <w:rPr>
+                <w:rFonts w:hint="default" w:ascii="Times New Roman" w:hAnsi="Times New Roman" w:cs="Times New Roman"/>
+                <w:sz w:val="16"/>
+                <w:szCs w:val="16"/>
+              </w:rPr>
+              <w:t>• Exploration requirement: Needs every relevant action to have a sufficiently positive probability of being selected.</w:t>
+            </w:r>
+          </w:p>
+          <w:p>
+            <w:pPr>
+              <w:pStyle w:val="5"/>
+              <w:keepNext w:val="0"/>
+              <w:keepLines w:val="0"/>
+              <w:widowControl/>
+              <w:suppressLineNumbers w:val="0"/>
+              <w:rPr>
+                <w:rFonts w:hint="default" w:ascii="Times New Roman" w:hAnsi="Times New Roman" w:cs="Times New Roman"/>
+                <w:sz w:val="16"/>
+                <w:szCs w:val="16"/>
+              </w:rPr>
+            </w:pPr>
+            <w:r>
+              <w:rPr>
+                <w:rFonts w:hint="default" w:ascii="Times New Roman" w:hAnsi="Times New Roman" w:cs="Times New Roman"/>
+                <w:sz w:val="16"/>
+                <w:szCs w:val="16"/>
+              </w:rPr>
+              <w:t>• Assumptions: Some guarantees depend on stable data patterns and statistical regularity conditions.</w:t>
+            </w:r>
+          </w:p>
+          <w:p>
+            <w:pPr>
+              <w:pStyle w:val="5"/>
+              <w:keepNext w:val="0"/>
+              <w:keepLines w:val="0"/>
+              <w:widowControl/>
+              <w:suppressLineNumbers w:val="0"/>
+              <w:rPr>
+                <w:rFonts w:hint="default" w:ascii="Times New Roman" w:hAnsi="Times New Roman" w:cs="Times New Roman"/>
+                <w:sz w:val="16"/>
+                <w:szCs w:val="16"/>
+              </w:rPr>
+            </w:pPr>
+            <w:r>
+              <w:rPr>
+                <w:rFonts w:hint="default" w:ascii="Times New Roman" w:hAnsi="Times New Roman" w:cs="Times New Roman"/>
+                <w:sz w:val="16"/>
+                <w:szCs w:val="16"/>
+              </w:rPr>
+              <w:t>• Pricing application: The method does not directly provide a complete solution for safe retail dynamic pricing.</w:t>
+            </w:r>
+          </w:p>
+          <w:p>
+            <w:pPr>
+              <w:widowControl w:val="0"/>
+              <w:jc w:val="both"/>
+              <w:rPr>
+                <w:rFonts w:hint="default" w:ascii="Times New Roman" w:hAnsi="Times New Roman" w:cs="Times New Roman"/>
+                <w:sz w:val="16"/>
+                <w:szCs w:val="16"/>
+                <w:vertAlign w:val="baseline"/>
+              </w:rPr>
+            </w:pPr>
+          </w:p>
+        </w:tc>
+        <w:tc>
+          <w:tcPr>
+            <w:tcW w:w="1189" w:type="dxa"/>
+          </w:tcPr>
+          <w:p>
+            <w:pPr>
+              <w:pStyle w:val="5"/>
+              <w:keepNext w:val="0"/>
+              <w:keepLines w:val="0"/>
+              <w:widowControl/>
+              <w:suppressLineNumbers w:val="0"/>
+              <w:rPr>
+                <w:rFonts w:hint="default" w:ascii="Times New Roman" w:hAnsi="Times New Roman" w:cs="Times New Roman"/>
+                <w:sz w:val="16"/>
+                <w:szCs w:val="16"/>
+              </w:rPr>
+            </w:pPr>
+            <w:r>
+              <w:rPr>
+                <w:rFonts w:hint="default" w:ascii="Times New Roman" w:hAnsi="Times New Roman" w:cs="Times New Roman"/>
+                <w:sz w:val="16"/>
+                <w:szCs w:val="16"/>
+              </w:rPr>
+              <w:t>According to the supplied summary, the experiments include:</w:t>
+            </w:r>
+          </w:p>
+          <w:p>
+            <w:pPr>
+              <w:pStyle w:val="5"/>
+              <w:keepNext w:val="0"/>
+              <w:keepLines w:val="0"/>
+              <w:widowControl/>
+              <w:suppressLineNumbers w:val="0"/>
+              <w:rPr>
+                <w:rFonts w:hint="default" w:ascii="Times New Roman" w:hAnsi="Times New Roman" w:cs="Times New Roman"/>
+                <w:sz w:val="16"/>
+                <w:szCs w:val="16"/>
+              </w:rPr>
+            </w:pPr>
+            <w:r>
+              <w:rPr>
+                <w:rFonts w:hint="default" w:ascii="Times New Roman" w:hAnsi="Times New Roman" w:cs="Times New Roman"/>
+                <w:sz w:val="16"/>
+                <w:szCs w:val="16"/>
+              </w:rPr>
+              <w:t>• Synthetic data with changes in mean and variance.</w:t>
+            </w:r>
+          </w:p>
+          <w:p>
+            <w:pPr>
+              <w:pStyle w:val="5"/>
+              <w:keepNext w:val="0"/>
+              <w:keepLines w:val="0"/>
+              <w:widowControl/>
+              <w:suppressLineNumbers w:val="0"/>
+              <w:rPr>
+                <w:rFonts w:hint="default" w:ascii="Times New Roman" w:hAnsi="Times New Roman" w:cs="Times New Roman"/>
+                <w:sz w:val="16"/>
+                <w:szCs w:val="16"/>
+              </w:rPr>
+            </w:pPr>
+            <w:r>
+              <w:rPr>
+                <w:rFonts w:hint="default" w:ascii="Times New Roman" w:hAnsi="Times New Roman" w:cs="Times New Roman"/>
+                <w:sz w:val="16"/>
+                <w:szCs w:val="16"/>
+              </w:rPr>
+              <w:t>• Experiments with different numbers of possible actions.</w:t>
+            </w:r>
+          </w:p>
+          <w:p>
+            <w:pPr>
+              <w:pStyle w:val="5"/>
+              <w:keepNext w:val="0"/>
+              <w:keepLines w:val="0"/>
+              <w:widowControl/>
+              <w:suppressLineNumbers w:val="0"/>
+              <w:rPr>
+                <w:rFonts w:hint="default" w:ascii="Times New Roman" w:hAnsi="Times New Roman" w:cs="Times New Roman"/>
+                <w:sz w:val="16"/>
+                <w:szCs w:val="16"/>
+              </w:rPr>
+            </w:pPr>
+            <w:r>
+              <w:rPr>
+                <w:rFonts w:hint="default" w:ascii="Times New Roman" w:hAnsi="Times New Roman" w:cs="Times New Roman"/>
+                <w:sz w:val="16"/>
+                <w:szCs w:val="16"/>
+              </w:rPr>
+              <w:t>• Tests involving incorrect action-selection probabilities.</w:t>
+            </w:r>
+          </w:p>
+          <w:p>
+            <w:pPr>
+              <w:pStyle w:val="5"/>
+              <w:keepNext w:val="0"/>
+              <w:keepLines w:val="0"/>
+              <w:widowControl/>
+              <w:suppressLineNumbers w:val="0"/>
+              <w:rPr>
+                <w:rFonts w:hint="default" w:ascii="Times New Roman" w:hAnsi="Times New Roman" w:cs="Times New Roman"/>
+                <w:sz w:val="16"/>
+                <w:szCs w:val="16"/>
+              </w:rPr>
+            </w:pPr>
+            <w:r>
+              <w:rPr>
+                <w:rFonts w:hint="default" w:ascii="Times New Roman" w:hAnsi="Times New Roman" w:cs="Times New Roman"/>
+                <w:sz w:val="16"/>
+                <w:szCs w:val="16"/>
+              </w:rPr>
+              <w:t>• Open Bandit Dataset: Real-world recommendation data from ZOZOTOWN campaigns for women and men.</w:t>
+            </w:r>
+          </w:p>
+          <w:p>
+            <w:pPr>
+              <w:pStyle w:val="5"/>
+              <w:keepNext w:val="0"/>
+              <w:keepLines w:val="0"/>
+              <w:widowControl/>
+              <w:suppressLineNumbers w:val="0"/>
+              <w:rPr>
+                <w:rFonts w:hint="default" w:ascii="Times New Roman" w:hAnsi="Times New Roman" w:cs="Times New Roman"/>
+                <w:sz w:val="16"/>
+                <w:szCs w:val="16"/>
+              </w:rPr>
+            </w:pPr>
+            <w:r>
+              <w:rPr>
+                <w:rFonts w:hint="default" w:ascii="Times New Roman" w:hAnsi="Times New Roman" w:cs="Times New Roman"/>
+                <w:sz w:val="16"/>
+                <w:szCs w:val="16"/>
+              </w:rPr>
+              <w:t>• Financial data: DJIA data used for portfolio-rebalancing experiments.</w:t>
+            </w:r>
+          </w:p>
+          <w:p>
+            <w:pPr>
+              <w:pStyle w:val="5"/>
+              <w:keepNext w:val="0"/>
+              <w:keepLines w:val="0"/>
+              <w:widowControl/>
+              <w:suppressLineNumbers w:val="0"/>
+              <w:rPr>
+                <w:rFonts w:hint="default" w:ascii="Times New Roman" w:hAnsi="Times New Roman" w:cs="Times New Roman"/>
+                <w:sz w:val="16"/>
+                <w:szCs w:val="16"/>
+              </w:rPr>
+            </w:pPr>
+            <w:r>
+              <w:rPr>
+                <w:rFonts w:hint="default" w:ascii="Times New Roman" w:hAnsi="Times New Roman" w:cs="Times New Roman"/>
+                <w:sz w:val="16"/>
+                <w:szCs w:val="16"/>
+              </w:rPr>
+              <w:t>These experiments examine how calibration behaves under different action-selection conditions.</w:t>
+            </w:r>
+          </w:p>
+          <w:p>
+            <w:pPr>
+              <w:widowControl w:val="0"/>
+              <w:jc w:val="both"/>
+              <w:rPr>
+                <w:rFonts w:hint="default" w:ascii="Times New Roman" w:hAnsi="Times New Roman" w:cs="Times New Roman"/>
+                <w:sz w:val="16"/>
+                <w:szCs w:val="16"/>
+                <w:vertAlign w:val="baseline"/>
+              </w:rPr>
+            </w:pPr>
+          </w:p>
+        </w:tc>
+        <w:tc>
+          <w:tcPr>
+            <w:tcW w:w="921" w:type="dxa"/>
+          </w:tcPr>
+          <w:p>
+            <w:pPr>
+              <w:pStyle w:val="5"/>
+              <w:keepNext w:val="0"/>
+              <w:keepLines w:val="0"/>
+              <w:widowControl/>
+              <w:suppressLineNumbers w:val="0"/>
+              <w:rPr>
+                <w:rFonts w:hint="default" w:ascii="Times New Roman" w:hAnsi="Times New Roman" w:cs="Times New Roman"/>
+                <w:sz w:val="16"/>
+                <w:szCs w:val="16"/>
+              </w:rPr>
+            </w:pPr>
+            <w:r>
+              <w:rPr>
+                <w:rFonts w:hint="default" w:ascii="Times New Roman" w:hAnsi="Times New Roman" w:cs="Times New Roman"/>
+                <w:sz w:val="16"/>
+                <w:szCs w:val="16"/>
+              </w:rPr>
+              <w:t>• Extend the methods to longer reinforcement-learning sequences.</w:t>
+            </w:r>
+          </w:p>
+          <w:p>
+            <w:pPr>
+              <w:pStyle w:val="5"/>
+              <w:keepNext w:val="0"/>
+              <w:keepLines w:val="0"/>
+              <w:widowControl/>
+              <w:suppressLineNumbers w:val="0"/>
+              <w:rPr>
+                <w:rFonts w:hint="default" w:ascii="Times New Roman" w:hAnsi="Times New Roman" w:cs="Times New Roman"/>
+                <w:sz w:val="16"/>
+                <w:szCs w:val="16"/>
+              </w:rPr>
+            </w:pPr>
+            <w:r>
+              <w:rPr>
+                <w:rFonts w:hint="default" w:ascii="Times New Roman" w:hAnsi="Times New Roman" w:cs="Times New Roman"/>
+                <w:sz w:val="16"/>
+                <w:szCs w:val="16"/>
+              </w:rPr>
+              <w:t>• Develop ways to detect changes in action-selection bias.</w:t>
+            </w:r>
+          </w:p>
+          <w:p>
+            <w:pPr>
+              <w:pStyle w:val="5"/>
+              <w:keepNext w:val="0"/>
+              <w:keepLines w:val="0"/>
+              <w:widowControl/>
+              <w:suppressLineNumbers w:val="0"/>
+              <w:rPr>
+                <w:rFonts w:hint="default" w:ascii="Times New Roman" w:hAnsi="Times New Roman" w:cs="Times New Roman"/>
+                <w:sz w:val="16"/>
+                <w:szCs w:val="16"/>
+              </w:rPr>
+            </w:pPr>
+            <w:r>
+              <w:rPr>
+                <w:rFonts w:hint="default" w:ascii="Times New Roman" w:hAnsi="Times New Roman" w:cs="Times New Roman"/>
+                <w:sz w:val="16"/>
+                <w:szCs w:val="16"/>
+              </w:rPr>
+              <w:t>• Improve exploration strategies.</w:t>
+            </w:r>
+          </w:p>
+          <w:p>
+            <w:pPr>
+              <w:pStyle w:val="5"/>
+              <w:keepNext w:val="0"/>
+              <w:keepLines w:val="0"/>
+              <w:widowControl/>
+              <w:suppressLineNumbers w:val="0"/>
+              <w:rPr>
+                <w:rFonts w:hint="default" w:ascii="Times New Roman" w:hAnsi="Times New Roman" w:cs="Times New Roman"/>
+                <w:sz w:val="16"/>
+                <w:szCs w:val="16"/>
+              </w:rPr>
+            </w:pPr>
+            <w:r>
+              <w:rPr>
+                <w:rFonts w:hint="default" w:ascii="Times New Roman" w:hAnsi="Times New Roman" w:cs="Times New Roman"/>
+                <w:sz w:val="16"/>
+                <w:szCs w:val="16"/>
+              </w:rPr>
+              <w:t>• Develop online conformal methods with stronger guarantees over time</w:t>
+            </w:r>
+          </w:p>
+          <w:p>
+            <w:pPr>
+              <w:widowControl w:val="0"/>
+              <w:jc w:val="both"/>
+              <w:rPr>
+                <w:rFonts w:hint="default" w:ascii="Times New Roman" w:hAnsi="Times New Roman" w:cs="Times New Roman"/>
+                <w:sz w:val="16"/>
+                <w:szCs w:val="16"/>
+                <w:vertAlign w:val="baseline"/>
+              </w:rPr>
+            </w:pPr>
+          </w:p>
+        </w:tc>
+        <w:tc>
+          <w:tcPr>
+            <w:tcW w:w="1346" w:type="dxa"/>
+          </w:tcPr>
+          <w:p>
+            <w:pPr>
+              <w:pStyle w:val="5"/>
+              <w:keepNext w:val="0"/>
+              <w:keepLines w:val="0"/>
+              <w:widowControl/>
+              <w:suppressLineNumbers w:val="0"/>
+              <w:rPr>
+                <w:rFonts w:hint="default" w:ascii="Times New Roman" w:hAnsi="Times New Roman" w:cs="Times New Roman"/>
+                <w:sz w:val="16"/>
+                <w:szCs w:val="16"/>
+              </w:rPr>
+            </w:pPr>
+            <w:r>
+              <w:rPr>
+                <w:rFonts w:hint="default" w:ascii="Times New Roman" w:hAnsi="Times New Roman" w:cs="Times New Roman"/>
+                <w:sz w:val="16"/>
+                <w:szCs w:val="16"/>
+              </w:rPr>
+              <w:t>Proposed title: Conformal-Calibrated, Risk-Aware Neural Contextual Bandits for Safe Dynamic Pricing on Retail Transaction Data.</w:t>
+            </w:r>
+          </w:p>
+          <w:p>
+            <w:pPr>
+              <w:pStyle w:val="5"/>
+              <w:keepNext w:val="0"/>
+              <w:keepLines w:val="0"/>
+              <w:widowControl/>
+              <w:suppressLineNumbers w:val="0"/>
+              <w:rPr>
+                <w:rFonts w:hint="default" w:ascii="Times New Roman" w:hAnsi="Times New Roman" w:cs="Times New Roman"/>
+                <w:sz w:val="16"/>
+                <w:szCs w:val="16"/>
+              </w:rPr>
+            </w:pPr>
+            <w:r>
+              <w:rPr>
+                <w:rFonts w:hint="default" w:ascii="Times New Roman" w:hAnsi="Times New Roman" w:cs="Times New Roman"/>
+                <w:sz w:val="16"/>
+                <w:szCs w:val="16"/>
+              </w:rPr>
+              <w:t>• Similar problem: Both studies consider decisions where the chosen action affects the data collected.</w:t>
+            </w:r>
+          </w:p>
+          <w:p>
+            <w:pPr>
+              <w:pStyle w:val="5"/>
+              <w:keepNext w:val="0"/>
+              <w:keepLines w:val="0"/>
+              <w:widowControl/>
+              <w:suppressLineNumbers w:val="0"/>
+              <w:rPr>
+                <w:rFonts w:hint="default" w:ascii="Times New Roman" w:hAnsi="Times New Roman" w:cs="Times New Roman"/>
+                <w:sz w:val="16"/>
+                <w:szCs w:val="16"/>
+              </w:rPr>
+            </w:pPr>
+            <w:r>
+              <w:rPr>
+                <w:rFonts w:hint="default" w:ascii="Times New Roman" w:hAnsi="Times New Roman" w:cs="Times New Roman"/>
+                <w:sz w:val="16"/>
+                <w:szCs w:val="16"/>
+              </w:rPr>
+              <w:t>• Dynamic pricing connection: A pricing policy observes sales at offered prices, but usually cannot directly observe what sales would have been at other prices.</w:t>
+            </w:r>
+          </w:p>
+          <w:p>
+            <w:pPr>
+              <w:pStyle w:val="5"/>
+              <w:keepNext w:val="0"/>
+              <w:keepLines w:val="0"/>
+              <w:widowControl/>
+              <w:suppressLineNumbers w:val="0"/>
+              <w:rPr>
+                <w:rFonts w:hint="default" w:ascii="Times New Roman" w:hAnsi="Times New Roman" w:cs="Times New Roman"/>
+                <w:sz w:val="16"/>
+                <w:szCs w:val="16"/>
+              </w:rPr>
+            </w:pPr>
+            <w:r>
+              <w:rPr>
+                <w:rFonts w:hint="default" w:ascii="Times New Roman" w:hAnsi="Times New Roman" w:cs="Times New Roman"/>
+                <w:sz w:val="16"/>
+                <w:szCs w:val="16"/>
+              </w:rPr>
+              <w:t>• Propensity correction: My proposed model could investigate using action-selection probabilities to reduce bias when calibrating demand predictions.</w:t>
+            </w:r>
+          </w:p>
+          <w:p>
+            <w:pPr>
+              <w:pStyle w:val="5"/>
+              <w:keepNext w:val="0"/>
+              <w:keepLines w:val="0"/>
+              <w:widowControl/>
+              <w:suppressLineNumbers w:val="0"/>
+              <w:rPr>
+                <w:rFonts w:hint="default" w:ascii="Times New Roman" w:hAnsi="Times New Roman" w:cs="Times New Roman"/>
+                <w:sz w:val="16"/>
+                <w:szCs w:val="16"/>
+              </w:rPr>
+            </w:pPr>
+            <w:r>
+              <w:rPr>
+                <w:rFonts w:hint="default" w:ascii="Times New Roman" w:hAnsi="Times New Roman" w:cs="Times New Roman"/>
+                <w:sz w:val="16"/>
+                <w:szCs w:val="16"/>
+              </w:rPr>
+              <w:t>• Doubly robust approach: Combining an outcome model with propensity weighting could be useful when estimating outcomes for alternative prices, subject to the method's assumptions.</w:t>
+            </w:r>
+          </w:p>
+          <w:p>
+            <w:pPr>
+              <w:pStyle w:val="5"/>
+              <w:keepNext w:val="0"/>
+              <w:keepLines w:val="0"/>
+              <w:widowControl/>
+              <w:suppressLineNumbers w:val="0"/>
+              <w:rPr>
+                <w:rFonts w:hint="default" w:ascii="Times New Roman" w:hAnsi="Times New Roman" w:cs="Times New Roman"/>
+                <w:sz w:val="16"/>
+                <w:szCs w:val="16"/>
+              </w:rPr>
+            </w:pPr>
+            <w:r>
+              <w:rPr>
+                <w:rFonts w:hint="default" w:ascii="Times New Roman" w:hAnsi="Times New Roman" w:cs="Times New Roman"/>
+                <w:sz w:val="16"/>
+                <w:szCs w:val="16"/>
+              </w:rPr>
+              <w:t>• Research gap: This paper focuses on counterfactual conformal calibration, while my proposed research aims to integrate demand calibration with neural contextual bandits and explicit pricing-risk constraints.</w:t>
+            </w:r>
+          </w:p>
+          <w:p>
+            <w:pPr>
+              <w:widowControl w:val="0"/>
+              <w:jc w:val="both"/>
+              <w:rPr>
+                <w:rFonts w:hint="default" w:ascii="Times New Roman" w:hAnsi="Times New Roman" w:cs="Times New Roman"/>
+                <w:sz w:val="16"/>
+                <w:szCs w:val="16"/>
+                <w:vertAlign w:val="baseline"/>
+              </w:rPr>
+            </w:pPr>
+          </w:p>
+        </w:tc>
+        <w:tc>
+          <w:tcPr>
+            <w:tcW w:w="1346" w:type="dxa"/>
+          </w:tcPr>
+          <w:p>
+            <w:pPr>
+              <w:widowControl w:val="0"/>
+              <w:jc w:val="both"/>
               <w:rPr>
                 <w:vertAlign w:val="baseline"/>
               </w:rPr>
@@ -2424,6 +6968,7 @@
       </w:tr>
     </w:tbl>
     <w:p/>
+    <w:bookmarkEnd w:id="0"/>
     <w:sectPr>
       <w:pgSz w:w="11906" w:h="16838"/>
       <w:pgMar w:top="1440" w:right="1800" w:bottom="1440" w:left="1800" w:header="720" w:footer="720" w:gutter="0"/>
@@ -2510,7 +7055,7 @@
     <w:lsdException w:qFormat="1" w:unhideWhenUsed="0" w:uiPriority="0" w:semiHidden="0" w:name="Title"/>
     <w:lsdException w:unhideWhenUsed="0" w:uiPriority="0" w:semiHidden="0" w:name="Closing"/>
     <w:lsdException w:unhideWhenUsed="0" w:uiPriority="0" w:semiHidden="0" w:name="Signature"/>
-    <w:lsdException w:unhideWhenUsed="0" w:uiPriority="0" w:name="Default Paragraph Font"/>
+    <w:lsdException w:qFormat="1" w:unhideWhenUsed="0" w:uiPriority="0" w:name="Default Paragraph Font"/>
     <w:lsdException w:unhideWhenUsed="0" w:uiPriority="0" w:semiHidden="0" w:name="Body Text"/>
     <w:lsdException w:unhideWhenUsed="0" w:uiPriority="0" w:semiHidden="0" w:name="Body Text Indent"/>
     <w:lsdException w:unhideWhenUsed="0" w:uiPriority="0" w:semiHidden="0" w:name="List Continue"/>
@@ -2537,7 +7082,7 @@
     <w:lsdException w:unhideWhenUsed="0" w:uiPriority="0" w:semiHidden="0" w:name="Document Map"/>
     <w:lsdException w:unhideWhenUsed="0" w:uiPriority="0" w:semiHidden="0" w:name="Plain Text"/>
     <w:lsdException w:unhideWhenUsed="0" w:uiPriority="0" w:semiHidden="0" w:name="E-mail Signature"/>
-    <w:lsdException w:unhideWhenUsed="0" w:uiPriority="0" w:semiHidden="0" w:name="Normal (Web)"/>
+    <w:lsdException w:qFormat="1" w:unhideWhenUsed="0" w:uiPriority="0" w:semiHidden="0" w:name="Normal (Web)"/>
     <w:lsdException w:unhideWhenUsed="0" w:uiPriority="0" w:semiHidden="0" w:name="HTML Acronym"/>
     <w:lsdException w:unhideWhenUsed="0" w:uiPriority="0" w:semiHidden="0" w:name="HTML Address"/>
     <w:lsdException w:unhideWhenUsed="0" w:uiPriority="0" w:semiHidden="0" w:name="HTML Cite"/>
@@ -2593,7 +7138,7 @@
     <w:lsdException w:unhideWhenUsed="0" w:uiPriority="0" w:semiHidden="0" w:name="Table Web 2"/>
     <w:lsdException w:unhideWhenUsed="0" w:uiPriority="0" w:semiHidden="0" w:name="Table Web 3"/>
     <w:lsdException w:unhideWhenUsed="0" w:uiPriority="0" w:semiHidden="0" w:name="Balloon Text"/>
-    <w:lsdException w:unhideWhenUsed="0" w:uiPriority="0" w:semiHidden="0" w:name="Table Grid"/>
+    <w:lsdException w:qFormat="1" w:unhideWhenUsed="0" w:uiPriority="0" w:semiHidden="0" w:name="Table Grid"/>
     <w:lsdException w:unhideWhenUsed="0" w:uiPriority="0" w:semiHidden="0" w:name="Table Theme"/>
     <w:lsdException w:unhideWhenUsed="0" w:uiPriority="60" w:semiHidden="0" w:name="Light Shading"/>
     <w:lsdException w:unhideWhenUsed="0" w:uiPriority="61" w:semiHidden="0" w:name="Light List"/>
@@ -2706,6 +7251,7 @@
   <w:style w:type="character" w:default="1" w:styleId="2">
     <w:name w:val="Default Paragraph Font"/>
     <w:semiHidden/>
+    <w:qFormat/>
     <w:uiPriority w:val="0"/>
   </w:style>
   <w:style w:type="table" w:default="1" w:styleId="3">
@@ -2722,8 +7268,19 @@
       </w:tblCellMar>
     </w:tblPr>
   </w:style>
-  <w:style w:type="paragraph" w:styleId="4">
+  <w:style w:type="character" w:styleId="4">
+    <w:name w:val="HTML Code"/>
+    <w:basedOn w:val="2"/>
+    <w:uiPriority w:val="0"/>
+    <w:rPr>
+      <w:rFonts w:ascii="Courier New" w:hAnsi="Courier New" w:cs="Courier New"/>
+      <w:sz w:val="20"/>
+      <w:szCs w:val="20"/>
+    </w:rPr>
+  </w:style>
+  <w:style w:type="paragraph" w:styleId="5">
     <w:name w:val="Normal (Web)"/>
+    <w:qFormat/>
     <w:uiPriority w:val="0"/>
     <w:pPr>
       <w:spacing w:before="0" w:beforeAutospacing="1" w:after="0" w:afterAutospacing="1"/>
@@ -2731,15 +7288,17 @@
       <w:jc w:val="left"/>
     </w:pPr>
     <w:rPr>
+      <w:rFonts w:ascii="Times New Roman" w:hAnsi="Times New Roman" w:eastAsia="SimSun" w:cs="Times New Roman"/>
       <w:kern w:val="0"/>
       <w:sz w:val="24"/>
       <w:szCs w:val="24"/>
       <w:lang w:val="en-US" w:eastAsia="zh-CN" w:bidi="ar"/>
     </w:rPr>
   </w:style>
-  <w:style w:type="table" w:styleId="5">
+  <w:style w:type="table" w:styleId="6">
     <w:name w:val="Table Grid"/>
     <w:basedOn w:val="3"/>
+    <w:qFormat/>
     <w:uiPriority w:val="0"/>
     <w:pPr>
       <w:widowControl w:val="0"/>
